--- a/docs/word/FPSLLC Redline - Manager-Managed vs Member-Managed S Corporation.docx
+++ b/docs/word/FPSLLC Redline - Manager-Managed vs Member-Managed S Corporation.docx
@@ -991,35 +991,63 @@
           <w:sz w:val="24"/>
           <w:szCs w:val="24"/>
         </w:rPr>
-        <w:t xml:space="preserve">Member" means, </w:t>
-      </w:r>
-      <w:r>
-        <w:rPr>
-          <w:rFonts w:ascii="Times New Roman" w:hAnsi="Times New Roman"/>
-          <w:color w:val="0645AD"/>
-          <w:u w:val="single"/>
-          <w:sz w:val="24"/>
-          <w:szCs w:val="24"/>
-        </w:rPr>
-        <w:t xml:space="preserve">Liability" means a liability incurred by, contracted for, or otherwise existing </w:t>
-      </w:r>
-      <w:r>
-        <w:rPr>
-          <w:rFonts w:ascii="Times New Roman" w:hAnsi="Times New Roman"/>
-          <w:sz w:val="24"/>
-          <w:szCs w:val="24"/>
-        </w:rPr>
-        <w:t xml:space="preserve">with respect to a </w:t>
-      </w:r>
-      <w:r>
-        <w:rPr>
-          <w:rFonts w:ascii="Times New Roman" w:hAnsi="Times New Roman"/>
-          <w:strike/>
-          <w:color w:val="C00000"/>
-          <w:sz w:val="24"/>
-          <w:szCs w:val="24"/>
-        </w:rPr>
-        <w:t xml:space="preserve">Protected Series, a member of the Company associated with that </w:t>
+        <w:t xml:space="preserve">Member" has the meaning given in s. 605.2302, Florida Statutes — </w:t>
+      </w:r>
+      <w:r>
+        <w:rPr>
+          <w:rFonts w:ascii="Times New Roman" w:hAnsi="Times New Roman"/>
+          <w:color w:val="0645AD"/>
+          <w:u w:val="single"/>
+          <w:sz w:val="24"/>
+          <w:szCs w:val="24"/>
+        </w:rPr>
+        <w:t xml:space="preserve">Liability" means </w:t>
+      </w:r>
+      <w:r>
+        <w:rPr>
+          <w:rFonts w:ascii="Times New Roman" w:hAnsi="Times New Roman"/>
+          <w:sz w:val="24"/>
+          <w:szCs w:val="24"/>
+        </w:rPr>
+        <w:t xml:space="preserve">a </w:t>
+      </w:r>
+      <w:r>
+        <w:rPr>
+          <w:rFonts w:ascii="Times New Roman" w:hAnsi="Times New Roman"/>
+          <w:strike/>
+          <w:color w:val="C00000"/>
+          <w:sz w:val="24"/>
+          <w:szCs w:val="24"/>
+        </w:rPr>
+        <w:t xml:space="preserve">member of the Company whom an operating agreement designates as an associated member of </w:t>
+      </w:r>
+      <w:r>
+        <w:rPr>
+          <w:rFonts w:ascii="Times New Roman" w:hAnsi="Times New Roman"/>
+          <w:color w:val="0645AD"/>
+          <w:u w:val="single"/>
+          <w:sz w:val="24"/>
+          <w:szCs w:val="24"/>
+        </w:rPr>
+        <w:t xml:space="preserve">liability incurred by, contracted for, or otherwise existing with respect to </w:t>
+      </w:r>
+      <w:r>
+        <w:rPr>
+          <w:rFonts w:ascii="Times New Roman" w:hAnsi="Times New Roman"/>
+          <w:sz w:val="24"/>
+          <w:szCs w:val="24"/>
+        </w:rPr>
+        <w:t xml:space="preserve">a </w:t>
+      </w:r>
+      <w:r>
+        <w:rPr>
+          <w:rFonts w:ascii="Times New Roman" w:hAnsi="Times New Roman"/>
+          <w:strike/>
+          <w:color w:val="C00000"/>
+          <w:sz w:val="24"/>
+          <w:szCs w:val="24"/>
+        </w:rPr>
+        <w:t xml:space="preserve">Protected Series. This Agreement designates none: no </w:t>
       </w:r>
       <w:r>
         <w:rPr>
@@ -1042,6 +1070,16 @@
       <w:r>
         <w:rPr>
           <w:rFonts w:ascii="Times New Roman" w:hAnsi="Times New Roman"/>
+          <w:strike/>
+          <w:color w:val="C00000"/>
+          <w:sz w:val="24"/>
+          <w:szCs w:val="24"/>
+        </w:rPr>
+        <w:t xml:space="preserve">established </w:t>
+      </w:r>
+      <w:r>
+        <w:rPr>
+          <w:rFonts w:ascii="Times New Roman" w:hAnsi="Times New Roman"/>
           <w:color w:val="0645AD"/>
           <w:u w:val="single"/>
           <w:sz w:val="24"/>
@@ -1065,7 +1103,7 @@
           <w:sz w:val="24"/>
           <w:szCs w:val="24"/>
         </w:rPr>
-        <w:t xml:space="preserve">this Agreement and its Series Exhibit. Consistent with s. 605.2302(1), Florida Statutes, only a member of the Company may be an Associated Member. No Protected Series established under this Agreement has an Associated Member; each Protected Series is owned by the Company as provided in Section 3.6 and managed as provided in Section 5.2. </w:t>
+        <w:t xml:space="preserve">it has an Associated Member, and each Protected Series is owned by the Company as provided in Section 3.6 and managed as provided in Section 5.2. </w:t>
       </w:r>
       <w:r>
         <w:rPr>
@@ -1111,7 +1149,7 @@
           <w:sz w:val="24"/>
           <w:szCs w:val="24"/>
         </w:rPr>
-        <w:t xml:space="preserve">"Associated Member" means, with respect to a Protected Series, a member of the Company associated with that Protected Series under this Agreement and its Series Exhibit. Consistent with s. 605.2302(1), Florida Statutes, only a member of the Company may be an Associated Member. No Protected Series established under this Agreement has an Associated Member; each Protected Series is owned and managed by the Company as provided in Section 3.6. </w:t>
+        <w:t xml:space="preserve">"Associated Member" has the meaning given in s. 605.2302, Florida Statutes — a member of the Company whom an operating agreement designates as an associated member of a Protected Series. This Agreement designates none: no Protected Series established under it has an Associated Member, and each Protected Series is owned by the Company as provided in Section 3.6 and managed as provided in Section 5.2. </w:t>
       </w:r>
     </w:p>
     <w:p>

--- a/docs/word/FPSLLC Redline - Manager-Managed vs Member-Managed S Corporation.docx
+++ b/docs/word/FPSLLC Redline - Manager-Managed vs Member-Managed S Corporation.docx
@@ -2072,7 +2072,7 @@
           <w:sz w:val="24"/>
           <w:szCs w:val="24"/>
         </w:rPr>
-        <w:t xml:space="preserve">is authorized to execute and file each Protected Series Designation approved under this Section. Each Protected Series shall be established without Associated Members. Consistent with s. 605.2303(2), Florida Statutes, the Company owns all of the protected-series transferable interests of each Protected Series, and no member of the Company holds any interest in any Protected Series except indirectly, through that member's interest in the Company. </w:t>
+        <w:t xml:space="preserve">is authorized to execute and file each Protected Series Designation approved under this Section. Each Protected Series shall be established without Associated Members. </w:t>
       </w:r>
     </w:p>
     <w:p>

--- a/docs/word/FPSLLC Redline - Manager-Managed vs Member-Managed S Corporation.docx
+++ b/docs/word/FPSLLC Redline - Manager-Managed vs Member-Managed S Corporation.docx
@@ -62,7 +62,7 @@
           <w:sz w:val="24"/>
           <w:szCs w:val="24"/>
         </w:rPr>
-        <w:t xml:space="preserve">164 paragraphs identical · 58 changed · 5 only in the first · 6 only in the second</w:t>
+        <w:t xml:space="preserve">165 paragraphs identical · 58 changed · 5 only in the first · 6 only in the second</w:t>
       </w:r>
     </w:p>
     <w:p>
@@ -2399,6 +2399,22 @@
       <w:r>
         <w:rPr>
           <w:rFonts w:ascii="Times New Roman" w:hAnsi="Times New Roman"/>
+          <w:sz w:val="24"/>
+          <w:szCs w:val="24"/>
+        </w:rPr>
+        <w:t xml:space="preserve">(c) No transfer of a protected-series transferable interest. The Company shall not transfer, assign, pledge, encumber, or otherwise dispose of all or any part of a protected-series transferable interest of any Protected Series to any person, and no Protected Series shall issue a protected-series transferable interest to any person other than the Company. Any purported transfer or issuance in violation of this paragraph is null and void ab initio and shall be given no force or effect for any purpose.</w:t>
+      </w:r>
+    </w:p>
+    <w:p>
+      <w:pPr>
+        <w:keepLines/>
+        <w:widowControl/>
+        <w:spacing w:after="160"/>
+        <w:jc w:val="both"/>
+      </w:pPr>
+      <w:r>
+        <w:rPr>
+          <w:rFonts w:ascii="Times New Roman" w:hAnsi="Times New Roman"/>
           <w:b/>
           <w:sz w:val="24"/>
           <w:szCs w:val="24"/>
@@ -5341,7 +5357,7 @@
           <w:sz w:val="24"/>
           <w:szCs w:val="24"/>
         </w:rPr>
-        <w:t xml:space="preserve">9.3 Protecting the Election. While the S corporation election is in effect: (a) no Transfer of any Membership Interest or transferable interest may be made to any person who is not an eligible S corporation shareholder, or that would cause the number of shareholders to exceed the limit of section 1361 of the Code, and any purported Transfer in violation of this clause is null and void ab initio and shall be given no force or effect for any purpose; (b) a TOD designation under Section 4.11 is effective only in favor of a beneficiary that is an eligible S corporation shareholder; and (c) no Protected Series may be established, and no interest issued or adjusted, except consistent with Section 4.2 and the one-class-of-stock requirement of section 1361 of the Code, and any such establishment, issuance, or adjustment in violation of this clause is null and void ab initio and shall be given no force or effect for any purpose.</w:t>
+        <w:t xml:space="preserve">9.3 Protecting the Election. While the S corporation election is in effect: (a) no Transfer of any Membership Interest or transferable interest may be made to any person who is not an eligible S corporation shareholder, or that would cause the number of shareholders to exceed the limit of section 1361 of the Code, and any purported Transfer in violation of this clause is null and void ab initio and shall be given no force or effect for any purpose; (b) a TOD designation under Section 4.11 is effective only in favor of a beneficiary that is an eligible S corporation shareholder; and (c) no Protected Series may be established, and no interest issued or adjusted, except consistent with Section 3.6(c), Section 4.2, and the one-class-of-stock requirement of section 1361 of the Code, and any such establishment, issuance, or adjustment in violation of this clause is null and void ab initio and shall be given no force or effect for any purpose.</w:t>
       </w:r>
     </w:p>
     <w:p>

--- a/docs/word/FPSLLC Redline - Manager-Managed vs Member-Managed S Corporation.docx
+++ b/docs/word/FPSLLC Redline - Manager-Managed vs Member-Managed S Corporation.docx
@@ -62,7 +62,7 @@
           <w:sz w:val="24"/>
           <w:szCs w:val="24"/>
         </w:rPr>
-        <w:t xml:space="preserve">165 paragraphs identical · 58 changed · 5 only in the first · 6 only in the second</w:t>
+        <w:t xml:space="preserve">166 paragraphs identical · 58 changed · 5 only in the first · 6 only in the second</w:t>
       </w:r>
     </w:p>
     <w:p>
@@ -3503,7 +3503,7 @@
           <w:sz w:val="24"/>
           <w:szCs w:val="24"/>
         </w:rPr>
-        <w:t xml:space="preserve">(b) transfer, re-associate, or re-title any asset between the Company and a Protected Series or between Protected Series (an "Inter-Series Transfer") — the consent of a Majority in Interest. Inter-Series Transfers shall be made for fair value unless the transfer is a documented contribution or distribution;</w:t>
+        <w:t xml:space="preserve">(b) cause any Associated Asset to become an Associated Asset of the Company or of a different Protected Series — the consent of a Majority in Interest;</w:t>
       </w:r>
     </w:p>
     <w:p>
@@ -5265,6 +5265,22 @@
           <w:szCs w:val="24"/>
         </w:rPr>
         <w:t xml:space="preserve">(d) Reformation; severability in favor of association and separateness. If any provision of this Agreement or of any Series Exhibit, or any act taken under either, would otherwise be construed to impair the association of an asset under this Article, the separateness of the Company or of any Protected Series, or the limitations of liability described in Section 3.3, this Agreement shall be applied and, to the minimum extent necessary, deemed modified so as to preserve them, and the provision or act shall be given effect as so modified from the time it was made. To the extent a provision cannot be so conformed, it is null and void ab initio and shall be given no force or effect for any purpose, and every other provision of this Agreement and of each Series Exhibit remains in full force.</w:t>
+      </w:r>
+    </w:p>
+    <w:p>
+      <w:pPr>
+        <w:keepLines/>
+        <w:widowControl/>
+        <w:spacing w:after="160"/>
+        <w:jc w:val="both"/>
+      </w:pPr>
+      <w:r>
+        <w:rPr>
+          <w:rFonts w:ascii="Times New Roman" w:hAnsi="Times New Roman"/>
+          <w:sz w:val="24"/>
+          <w:szCs w:val="24"/>
+        </w:rPr>
+        <w:t xml:space="preserve">8.6 Movement of an Asset Between Protected Series. If an Associated Asset of a Protected Series becomes an Associated Asset of another Protected Series, however the transaction is denominated, then to the extent the fair market value of what one Protected Series gives exceeds the fair market value of what it receives, the excess is deemed for all purposes of this Agreement to have been distributed by that Protected Series to the Company as provided in Section 7.2 and, immediately thereafter, contributed by the Company to the other Protected Series as provided in Section 6.1.</w:t>
       </w:r>
     </w:p>
     <w:p>

--- a/docs/word/FPSLLC Redline - Manager-Managed vs Member-Managed S Corporation.docx
+++ b/docs/word/FPSLLC Redline - Manager-Managed vs Member-Managed S Corporation.docx
@@ -62,7 +62,7 @@
           <w:sz w:val="24"/>
           <w:szCs w:val="24"/>
         </w:rPr>
-        <w:t xml:space="preserve">166 paragraphs identical · 58 changed · 5 only in the first · 6 only in the second</w:t>
+        <w:t xml:space="preserve">166 paragraphs identical · 60 changed · 5 only in the first · 6 only in the second</w:t>
       </w:r>
     </w:p>
     <w:p>
@@ -1211,6 +1211,312 @@
           <w:sz w:val="24"/>
           <w:szCs w:val="24"/>
         </w:rPr>
+        <w:t xml:space="preserve">"Incapacitated" </w:t>
+      </w:r>
+      <w:r>
+        <w:rPr>
+          <w:rFonts w:ascii="Times New Roman" w:hAnsi="Times New Roman"/>
+          <w:color w:val="0645AD"/>
+          <w:u w:val="single"/>
+          <w:sz w:val="24"/>
+          <w:szCs w:val="24"/>
+        </w:rPr>
+        <w:t xml:space="preserve">"Immediate Family Member" </w:t>
+      </w:r>
+      <w:r>
+        <w:rPr>
+          <w:rFonts w:ascii="Times New Roman" w:hAnsi="Times New Roman"/>
+          <w:sz w:val="24"/>
+          <w:szCs w:val="24"/>
+        </w:rPr>
+        <w:t xml:space="preserve">means, as to any </w:t>
+      </w:r>
+      <w:r>
+        <w:rPr>
+          <w:rFonts w:ascii="Times New Roman" w:hAnsi="Times New Roman"/>
+          <w:strike/>
+          <w:color w:val="C00000"/>
+          <w:sz w:val="24"/>
+          <w:szCs w:val="24"/>
+        </w:rPr>
+        <w:t xml:space="preserve">person, </w:t>
+      </w:r>
+      <w:r>
+        <w:rPr>
+          <w:rFonts w:ascii="Times New Roman" w:hAnsi="Times New Roman"/>
+          <w:color w:val="0645AD"/>
+          <w:u w:val="single"/>
+          <w:sz w:val="24"/>
+          <w:szCs w:val="24"/>
+        </w:rPr>
+        <w:t xml:space="preserve">Member, (a) any ancestor of </w:t>
+      </w:r>
+      <w:r>
+        <w:rPr>
+          <w:rFonts w:ascii="Times New Roman" w:hAnsi="Times New Roman"/>
+          <w:sz w:val="24"/>
+          <w:szCs w:val="24"/>
+        </w:rPr>
+        <w:t xml:space="preserve">that </w:t>
+      </w:r>
+      <w:r>
+        <w:rPr>
+          <w:rFonts w:ascii="Times New Roman" w:hAnsi="Times New Roman"/>
+          <w:strike/>
+          <w:color w:val="C00000"/>
+          <w:sz w:val="24"/>
+          <w:szCs w:val="24"/>
+        </w:rPr>
+        <w:t xml:space="preserve">(a) </w:t>
+      </w:r>
+      <w:r>
+        <w:rPr>
+          <w:rFonts w:ascii="Times New Roman" w:hAnsi="Times New Roman"/>
+          <w:color w:val="0645AD"/>
+          <w:u w:val="single"/>
+          <w:sz w:val="24"/>
+          <w:szCs w:val="24"/>
+        </w:rPr>
+        <w:t xml:space="preserve">Member or descendant of </w:t>
+      </w:r>
+      <w:r>
+        <w:rPr>
+          <w:rFonts w:ascii="Times New Roman" w:hAnsi="Times New Roman"/>
+          <w:sz w:val="24"/>
+          <w:szCs w:val="24"/>
+        </w:rPr>
+        <w:t xml:space="preserve">a </w:t>
+      </w:r>
+      <w:r>
+        <w:rPr>
+          <w:rFonts w:ascii="Times New Roman" w:hAnsi="Times New Roman"/>
+          <w:strike/>
+          <w:color w:val="C00000"/>
+          <w:sz w:val="24"/>
+          <w:szCs w:val="24"/>
+        </w:rPr>
+        <w:t xml:space="preserve">court </w:t>
+      </w:r>
+      <w:r>
+        <w:rPr>
+          <w:rFonts w:ascii="Times New Roman" w:hAnsi="Times New Roman"/>
+          <w:color w:val="0645AD"/>
+          <w:u w:val="single"/>
+          <w:sz w:val="24"/>
+          <w:szCs w:val="24"/>
+        </w:rPr>
+        <w:t xml:space="preserve">grandparent </w:t>
+      </w:r>
+      <w:r>
+        <w:rPr>
+          <w:rFonts w:ascii="Times New Roman" w:hAnsi="Times New Roman"/>
+          <w:sz w:val="24"/>
+          <w:szCs w:val="24"/>
+        </w:rPr>
+        <w:t xml:space="preserve">of </w:t>
+      </w:r>
+      <w:r>
+        <w:rPr>
+          <w:rFonts w:ascii="Times New Roman" w:hAnsi="Times New Roman"/>
+          <w:strike/>
+          <w:color w:val="C00000"/>
+          <w:sz w:val="24"/>
+          <w:szCs w:val="24"/>
+        </w:rPr>
+        <w:t xml:space="preserve">competent jurisdiction has determined the person to be incapacitated or has appointed a guardian of the person's property, </w:t>
+      </w:r>
+      <w:r>
+        <w:rPr>
+          <w:rFonts w:ascii="Times New Roman" w:hAnsi="Times New Roman"/>
+          <w:color w:val="0645AD"/>
+          <w:u w:val="single"/>
+          <w:sz w:val="24"/>
+          <w:szCs w:val="24"/>
+        </w:rPr>
+        <w:t xml:space="preserve">that Member (each an "Individual Family Member," and including persons legally adopted before age 18), </w:t>
+      </w:r>
+      <w:r>
+        <w:rPr>
+          <w:rFonts w:ascii="Times New Roman" w:hAnsi="Times New Roman"/>
+          <w:sz w:val="24"/>
+          <w:szCs w:val="24"/>
+        </w:rPr>
+        <w:t xml:space="preserve">or (b) </w:t>
+      </w:r>
+      <w:r>
+        <w:rPr>
+          <w:rFonts w:ascii="Times New Roman" w:hAnsi="Times New Roman"/>
+          <w:strike/>
+          <w:color w:val="C00000"/>
+          <w:sz w:val="24"/>
+          <w:szCs w:val="24"/>
+        </w:rPr>
+        <w:t xml:space="preserve">two licensed physicians have certified </w:t>
+      </w:r>
+      <w:r>
+        <w:rPr>
+          <w:rFonts w:ascii="Times New Roman" w:hAnsi="Times New Roman"/>
+          <w:color w:val="0645AD"/>
+          <w:u w:val="single"/>
+          <w:sz w:val="24"/>
+          <w:szCs w:val="24"/>
+        </w:rPr>
+        <w:t xml:space="preserve">a trust or other entity for the benefit of one or more Individual Family Members, provided all beneficial interests </w:t>
+      </w:r>
+      <w:r>
+        <w:rPr>
+          <w:rFonts w:ascii="Times New Roman" w:hAnsi="Times New Roman"/>
+          <w:sz w:val="24"/>
+          <w:szCs w:val="24"/>
+        </w:rPr>
+        <w:t xml:space="preserve">in </w:t>
+      </w:r>
+      <w:r>
+        <w:rPr>
+          <w:rFonts w:ascii="Times New Roman" w:hAnsi="Times New Roman"/>
+          <w:strike/>
+          <w:color w:val="C00000"/>
+          <w:sz w:val="24"/>
+          <w:szCs w:val="24"/>
+        </w:rPr>
+        <w:t xml:space="preserve">writing </w:t>
+      </w:r>
+      <w:r>
+        <w:rPr>
+          <w:rFonts w:ascii="Times New Roman" w:hAnsi="Times New Roman"/>
+          <w:sz w:val="24"/>
+          <w:szCs w:val="24"/>
+        </w:rPr>
+        <w:t xml:space="preserve">that </w:t>
+      </w:r>
+      <w:r>
+        <w:rPr>
+          <w:rFonts w:ascii="Times New Roman" w:hAnsi="Times New Roman"/>
+          <w:strike/>
+          <w:color w:val="C00000"/>
+          <w:sz w:val="24"/>
+          <w:szCs w:val="24"/>
+        </w:rPr>
+        <w:t xml:space="preserve">the person </w:t>
+      </w:r>
+      <w:r>
+        <w:rPr>
+          <w:rFonts w:ascii="Times New Roman" w:hAnsi="Times New Roman"/>
+          <w:color w:val="0645AD"/>
+          <w:u w:val="single"/>
+          <w:sz w:val="24"/>
+          <w:szCs w:val="24"/>
+        </w:rPr>
+        <w:t xml:space="preserve">entity are held by such persons; a trust </w:t>
+      </w:r>
+      <w:r>
+        <w:rPr>
+          <w:rFonts w:ascii="Times New Roman" w:hAnsi="Times New Roman"/>
+          <w:sz w:val="24"/>
+          <w:szCs w:val="24"/>
+        </w:rPr>
+        <w:t xml:space="preserve">is </w:t>
+      </w:r>
+      <w:r>
+        <w:rPr>
+          <w:rFonts w:ascii="Times New Roman" w:hAnsi="Times New Roman"/>
+          <w:strike/>
+          <w:color w:val="C00000"/>
+          <w:sz w:val="24"/>
+          <w:szCs w:val="24"/>
+        </w:rPr>
+        <w:t xml:space="preserve">unable to manage the person's financial affairs. A person ceases to be Incapacitated upon </w:t>
+      </w:r>
+      <w:r>
+        <w:rPr>
+          <w:rFonts w:ascii="Times New Roman" w:hAnsi="Times New Roman"/>
+          <w:color w:val="0645AD"/>
+          <w:u w:val="single"/>
+          <w:sz w:val="24"/>
+          <w:szCs w:val="24"/>
+        </w:rPr>
+        <w:t xml:space="preserve">not excluded merely because </w:t>
+      </w:r>
+      <w:r>
+        <w:rPr>
+          <w:rFonts w:ascii="Times New Roman" w:hAnsi="Times New Roman"/>
+          <w:sz w:val="24"/>
+          <w:szCs w:val="24"/>
+        </w:rPr>
+        <w:t xml:space="preserve">a </w:t>
+      </w:r>
+      <w:r>
+        <w:rPr>
+          <w:rFonts w:ascii="Times New Roman" w:hAnsi="Times New Roman"/>
+          <w:strike/>
+          <w:color w:val="C00000"/>
+          <w:sz w:val="24"/>
+          <w:szCs w:val="24"/>
+        </w:rPr>
+        <w:t xml:space="preserve">court order restoring capacity or a written certification by two licensed physicians that the person </w:t>
+      </w:r>
+      <w:r>
+        <w:rPr>
+          <w:rFonts w:ascii="Times New Roman" w:hAnsi="Times New Roman"/>
+          <w:color w:val="0645AD"/>
+          <w:u w:val="single"/>
+          <w:sz w:val="24"/>
+          <w:szCs w:val="24"/>
+        </w:rPr>
+        <w:t xml:space="preserve">remainder beneficiary </w:t>
+      </w:r>
+      <w:r>
+        <w:rPr>
+          <w:rFonts w:ascii="Times New Roman" w:hAnsi="Times New Roman"/>
+          <w:sz w:val="24"/>
+          <w:szCs w:val="24"/>
+        </w:rPr>
+        <w:t xml:space="preserve">is </w:t>
+      </w:r>
+      <w:r>
+        <w:rPr>
+          <w:rFonts w:ascii="Times New Roman" w:hAnsi="Times New Roman"/>
+          <w:strike/>
+          <w:color w:val="C00000"/>
+          <w:sz w:val="24"/>
+          <w:szCs w:val="24"/>
+        </w:rPr>
+        <w:t xml:space="preserve">again able to manage the person's financial affairs. </w:t>
+      </w:r>
+      <w:r>
+        <w:rPr>
+          <w:rFonts w:ascii="Times New Roman" w:hAnsi="Times New Roman"/>
+          <w:color w:val="0645AD"/>
+          <w:u w:val="single"/>
+          <w:sz w:val="24"/>
+          <w:szCs w:val="24"/>
+        </w:rPr>
+        <w:t xml:space="preserve">not an Individual Family Member. </w:t>
+      </w:r>
+    </w:p>
+    <w:p>
+      <w:pPr>
+        <w:keepLines/>
+        <w:widowControl/>
+        <w:spacing w:after="160"/>
+        <w:jc w:val="both"/>
+      </w:pPr>
+      <w:r>
+        <w:rPr>
+          <w:rFonts w:ascii="Times New Roman" w:hAnsi="Times New Roman"/>
+          <w:sz w:val="24"/>
+          <w:szCs w:val="24"/>
+        </w:rPr>
+        <w:t xml:space="preserve">2.8 </w:t>
+      </w:r>
+      <w:r>
+        <w:rPr>
+          <w:rFonts w:ascii="Times New Roman" w:hAnsi="Times New Roman"/>
+          <w:strike/>
+          <w:color w:val="C00000"/>
+          <w:sz w:val="24"/>
+          <w:szCs w:val="24"/>
+        </w:rPr>
         <w:t xml:space="preserve">"Involuntary Transfer" means </w:t>
       </w:r>
       <w:r>
@@ -1221,7 +1527,7 @@
           <w:sz w:val="24"/>
           <w:szCs w:val="24"/>
         </w:rPr>
-        <w:t xml:space="preserve">"Immediate Family Member" means, as to </w:t>
+        <w:t xml:space="preserve">"Incapacitated" means, as to </w:t>
       </w:r>
       <w:r>
         <w:rPr>
@@ -1239,45 +1545,63 @@
           <w:sz w:val="24"/>
           <w:szCs w:val="24"/>
         </w:rPr>
-        <w:t xml:space="preserve">Transfer by which a </w:t>
-      </w:r>
-      <w:r>
-        <w:rPr>
-          <w:rFonts w:ascii="Times New Roman" w:hAnsi="Times New Roman"/>
-          <w:color w:val="0645AD"/>
-          <w:u w:val="single"/>
-          <w:sz w:val="24"/>
-          <w:szCs w:val="24"/>
-        </w:rPr>
-        <w:t xml:space="preserve">Member, (a) any ancestor of that </w:t>
-      </w:r>
-      <w:r>
-        <w:rPr>
-          <w:rFonts w:ascii="Times New Roman" w:hAnsi="Times New Roman"/>
-          <w:sz w:val="24"/>
-          <w:szCs w:val="24"/>
-        </w:rPr>
-        <w:t xml:space="preserve">Member or </w:t>
-      </w:r>
-      <w:r>
-        <w:rPr>
-          <w:rFonts w:ascii="Times New Roman" w:hAnsi="Times New Roman"/>
-          <w:strike/>
-          <w:color w:val="C00000"/>
-          <w:sz w:val="24"/>
-          <w:szCs w:val="24"/>
-        </w:rPr>
-        <w:t xml:space="preserve">transferee is deprived </w:t>
-      </w:r>
-      <w:r>
-        <w:rPr>
-          <w:rFonts w:ascii="Times New Roman" w:hAnsi="Times New Roman"/>
-          <w:color w:val="0645AD"/>
-          <w:u w:val="single"/>
-          <w:sz w:val="24"/>
-          <w:szCs w:val="24"/>
-        </w:rPr>
-        <w:t xml:space="preserve">descendant of a grandparent of that Member (each an "Individual Family Member," and including persons legally adopted before age 18), </w:t>
+        <w:t xml:space="preserve">Transfer by which a Member or transferee is deprived or divested of any right, title, or interest in a Membership Interest other than voluntarily, including </w:t>
+      </w:r>
+      <w:r>
+        <w:rPr>
+          <w:rFonts w:ascii="Times New Roman" w:hAnsi="Times New Roman"/>
+          <w:color w:val="0645AD"/>
+          <w:u w:val="single"/>
+          <w:sz w:val="24"/>
+          <w:szCs w:val="24"/>
+        </w:rPr>
+        <w:t xml:space="preserve">person, that </w:t>
+      </w:r>
+      <w:r>
+        <w:rPr>
+          <w:rFonts w:ascii="Times New Roman" w:hAnsi="Times New Roman"/>
+          <w:sz w:val="24"/>
+          <w:szCs w:val="24"/>
+        </w:rPr>
+        <w:t xml:space="preserve">(a) a </w:t>
+      </w:r>
+      <w:r>
+        <w:rPr>
+          <w:rFonts w:ascii="Times New Roman" w:hAnsi="Times New Roman"/>
+          <w:strike/>
+          <w:color w:val="C00000"/>
+          <w:sz w:val="24"/>
+          <w:szCs w:val="24"/>
+        </w:rPr>
+        <w:t xml:space="preserve">Transfer </w:t>
+      </w:r>
+      <w:r>
+        <w:rPr>
+          <w:rFonts w:ascii="Times New Roman" w:hAnsi="Times New Roman"/>
+          <w:color w:val="0645AD"/>
+          <w:u w:val="single"/>
+          <w:sz w:val="24"/>
+          <w:szCs w:val="24"/>
+        </w:rPr>
+        <w:t xml:space="preserve">court of competent jurisdiction has determined the person </w:t>
+      </w:r>
+      <w:r>
+        <w:rPr>
+          <w:rFonts w:ascii="Times New Roman" w:hAnsi="Times New Roman"/>
+          <w:sz w:val="24"/>
+          <w:szCs w:val="24"/>
+        </w:rPr>
+        <w:t xml:space="preserve">to </w:t>
+      </w:r>
+      <w:r>
+        <w:rPr>
+          <w:rFonts w:ascii="Times New Roman" w:hAnsi="Times New Roman"/>
+          <w:color w:val="0645AD"/>
+          <w:u w:val="single"/>
+          <w:sz w:val="24"/>
+          <w:szCs w:val="24"/>
+        </w:rPr>
+        <w:t xml:space="preserve">be incapacitated </w:t>
       </w:r>
       <w:r>
         <w:rPr>
@@ -1295,17 +1619,165 @@
           <w:sz w:val="24"/>
           <w:szCs w:val="24"/>
         </w:rPr>
-        <w:t xml:space="preserve">divested of any right, title, </w:t>
-      </w:r>
-      <w:r>
-        <w:rPr>
-          <w:rFonts w:ascii="Times New Roman" w:hAnsi="Times New Roman"/>
-          <w:color w:val="0645AD"/>
-          <w:u w:val="single"/>
-          <w:sz w:val="24"/>
-          <w:szCs w:val="24"/>
-        </w:rPr>
-        <w:t xml:space="preserve">(b) a trust </w:t>
+        <w:t xml:space="preserve">for </w:t>
+      </w:r>
+      <w:r>
+        <w:rPr>
+          <w:rFonts w:ascii="Times New Roman" w:hAnsi="Times New Roman"/>
+          <w:color w:val="0645AD"/>
+          <w:u w:val="single"/>
+          <w:sz w:val="24"/>
+          <w:szCs w:val="24"/>
+        </w:rPr>
+        <w:t xml:space="preserve">has appointed a guardian of </w:t>
+      </w:r>
+      <w:r>
+        <w:rPr>
+          <w:rFonts w:ascii="Times New Roman" w:hAnsi="Times New Roman"/>
+          <w:sz w:val="24"/>
+          <w:szCs w:val="24"/>
+        </w:rPr>
+        <w:t xml:space="preserve">the </w:t>
+      </w:r>
+      <w:r>
+        <w:rPr>
+          <w:rFonts w:ascii="Times New Roman" w:hAnsi="Times New Roman"/>
+          <w:strike/>
+          <w:color w:val="C00000"/>
+          <w:sz w:val="24"/>
+          <w:szCs w:val="24"/>
+        </w:rPr>
+        <w:t xml:space="preserve">benefit of </w:t>
+      </w:r>
+      <w:r>
+        <w:rPr>
+          <w:rFonts w:ascii="Times New Roman" w:hAnsi="Times New Roman"/>
+          <w:color w:val="0645AD"/>
+          <w:u w:val="single"/>
+          <w:sz w:val="24"/>
+          <w:szCs w:val="24"/>
+        </w:rPr>
+        <w:t xml:space="preserve">person's property, or (b) two licensed physicians have certified in writing that the person is unable to manage the person's financial affairs. A person ceases to be Incapacitated upon </w:t>
+      </w:r>
+      <w:r>
+        <w:rPr>
+          <w:rFonts w:ascii="Times New Roman" w:hAnsi="Times New Roman"/>
+          <w:sz w:val="24"/>
+          <w:szCs w:val="24"/>
+        </w:rPr>
+        <w:t xml:space="preserve">a </w:t>
+      </w:r>
+      <w:r>
+        <w:rPr>
+          <w:rFonts w:ascii="Times New Roman" w:hAnsi="Times New Roman"/>
+          <w:strike/>
+          <w:color w:val="C00000"/>
+          <w:sz w:val="24"/>
+          <w:szCs w:val="24"/>
+        </w:rPr>
+        <w:t xml:space="preserve">judgment creditor pursuant </w:t>
+      </w:r>
+      <w:r>
+        <w:rPr>
+          <w:rFonts w:ascii="Times New Roman" w:hAnsi="Times New Roman"/>
+          <w:color w:val="0645AD"/>
+          <w:u w:val="single"/>
+          <w:sz w:val="24"/>
+          <w:szCs w:val="24"/>
+        </w:rPr>
+        <w:t xml:space="preserve">court order restoring capacity or a written certification by two licensed physicians that the person is again able </w:t>
+      </w:r>
+      <w:r>
+        <w:rPr>
+          <w:rFonts w:ascii="Times New Roman" w:hAnsi="Times New Roman"/>
+          <w:sz w:val="24"/>
+          <w:szCs w:val="24"/>
+        </w:rPr>
+        <w:t xml:space="preserve">to </w:t>
+      </w:r>
+      <w:r>
+        <w:rPr>
+          <w:rFonts w:ascii="Times New Roman" w:hAnsi="Times New Roman"/>
+          <w:strike/>
+          <w:color w:val="C00000"/>
+          <w:sz w:val="24"/>
+          <w:szCs w:val="24"/>
+        </w:rPr>
+        <w:t xml:space="preserve">court order, subject in all events to Section 10.6, (b) a Transfer in connection with reorganization, insolvency, bankruptcy, or receivership, (c) a Transfer to a public officer or agency under any abandoned-property or escheat law, and (d) a Transfer to a spouse or former spouse in connection with dissolution of marriage or marital separation. </w:t>
+      </w:r>
+      <w:r>
+        <w:rPr>
+          <w:rFonts w:ascii="Times New Roman" w:hAnsi="Times New Roman"/>
+          <w:color w:val="0645AD"/>
+          <w:u w:val="single"/>
+          <w:sz w:val="24"/>
+          <w:szCs w:val="24"/>
+        </w:rPr>
+        <w:t xml:space="preserve">manage the person's financial affairs. </w:t>
+      </w:r>
+    </w:p>
+    <w:p>
+      <w:pPr>
+        <w:keepLines/>
+        <w:widowControl/>
+        <w:spacing w:after="160"/>
+        <w:jc w:val="both"/>
+      </w:pPr>
+      <w:r>
+        <w:rPr>
+          <w:rFonts w:ascii="Times New Roman" w:hAnsi="Times New Roman"/>
+          <w:sz w:val="24"/>
+          <w:szCs w:val="24"/>
+        </w:rPr>
+        <w:t xml:space="preserve">2.9 </w:t>
+      </w:r>
+      <w:r>
+        <w:rPr>
+          <w:rFonts w:ascii="Times New Roman" w:hAnsi="Times New Roman"/>
+          <w:strike/>
+          <w:color w:val="C00000"/>
+          <w:sz w:val="24"/>
+          <w:szCs w:val="24"/>
+        </w:rPr>
+        <w:t xml:space="preserve">"Majority </w:t>
+      </w:r>
+      <w:r>
+        <w:rPr>
+          <w:rFonts w:ascii="Times New Roman" w:hAnsi="Times New Roman"/>
+          <w:color w:val="0645AD"/>
+          <w:u w:val="single"/>
+          <w:sz w:val="24"/>
+          <w:szCs w:val="24"/>
+        </w:rPr>
+        <w:t xml:space="preserve">"Involuntary Transfer" means any Transfer by which a Member or transferee is deprived or divested of any right, title, or interest </w:t>
+      </w:r>
+      <w:r>
+        <w:rPr>
+          <w:rFonts w:ascii="Times New Roman" w:hAnsi="Times New Roman"/>
+          <w:sz w:val="24"/>
+          <w:szCs w:val="24"/>
+        </w:rPr>
+        <w:t xml:space="preserve">in </w:t>
+      </w:r>
+      <w:r>
+        <w:rPr>
+          <w:rFonts w:ascii="Times New Roman" w:hAnsi="Times New Roman"/>
+          <w:strike/>
+          <w:color w:val="C00000"/>
+          <w:sz w:val="24"/>
+          <w:szCs w:val="24"/>
+        </w:rPr>
+        <w:t xml:space="preserve">Interest" means one </w:t>
+      </w:r>
+      <w:r>
+        <w:rPr>
+          <w:rFonts w:ascii="Times New Roman" w:hAnsi="Times New Roman"/>
+          <w:color w:val="0645AD"/>
+          <w:u w:val="single"/>
+          <w:sz w:val="24"/>
+          <w:szCs w:val="24"/>
+        </w:rPr>
+        <w:t xml:space="preserve">a Membership Interest other than voluntarily, including (a) a Transfer to </w:t>
       </w:r>
       <w:r>
         <w:rPr>
@@ -1323,53 +1795,73 @@
           <w:sz w:val="24"/>
           <w:szCs w:val="24"/>
         </w:rPr>
-        <w:t xml:space="preserve">interest in a Membership Interest </w:t>
-      </w:r>
-      <w:r>
-        <w:rPr>
-          <w:rFonts w:ascii="Times New Roman" w:hAnsi="Times New Roman"/>
-          <w:sz w:val="24"/>
-          <w:szCs w:val="24"/>
-        </w:rPr>
-        <w:t xml:space="preserve">other </w:t>
-      </w:r>
-      <w:r>
-        <w:rPr>
-          <w:rFonts w:ascii="Times New Roman" w:hAnsi="Times New Roman"/>
-          <w:strike/>
-          <w:color w:val="C00000"/>
-          <w:sz w:val="24"/>
-          <w:szCs w:val="24"/>
-        </w:rPr>
-        <w:t xml:space="preserve">than voluntarily, including (a) a Transfer to or </w:t>
-      </w:r>
-      <w:r>
-        <w:rPr>
-          <w:rFonts w:ascii="Times New Roman" w:hAnsi="Times New Roman"/>
-          <w:color w:val="0645AD"/>
-          <w:u w:val="single"/>
-          <w:sz w:val="24"/>
-          <w:szCs w:val="24"/>
-        </w:rPr>
-        <w:t xml:space="preserve">entity </w:t>
-      </w:r>
-      <w:r>
-        <w:rPr>
-          <w:rFonts w:ascii="Times New Roman" w:hAnsi="Times New Roman"/>
-          <w:sz w:val="24"/>
-          <w:szCs w:val="24"/>
-        </w:rPr>
-        <w:t xml:space="preserve">for the benefit of </w:t>
-      </w:r>
-      <w:r>
-        <w:rPr>
-          <w:rFonts w:ascii="Times New Roman" w:hAnsi="Times New Roman"/>
-          <w:color w:val="0645AD"/>
-          <w:u w:val="single"/>
-          <w:sz w:val="24"/>
-          <w:szCs w:val="24"/>
-        </w:rPr>
-        <w:t xml:space="preserve">one or more Individual Family Members, provided all beneficial interests in that entity are held by such persons; </w:t>
+        <w:t xml:space="preserve">more Members holding, in </w:t>
+      </w:r>
+      <w:r>
+        <w:rPr>
+          <w:rFonts w:ascii="Times New Roman" w:hAnsi="Times New Roman"/>
+          <w:color w:val="0645AD"/>
+          <w:u w:val="single"/>
+          <w:sz w:val="24"/>
+          <w:szCs w:val="24"/>
+        </w:rPr>
+        <w:t xml:space="preserve">for </w:t>
+      </w:r>
+      <w:r>
+        <w:rPr>
+          <w:rFonts w:ascii="Times New Roman" w:hAnsi="Times New Roman"/>
+          <w:sz w:val="24"/>
+          <w:szCs w:val="24"/>
+        </w:rPr>
+        <w:t xml:space="preserve">the </w:t>
+      </w:r>
+      <w:r>
+        <w:rPr>
+          <w:rFonts w:ascii="Times New Roman" w:hAnsi="Times New Roman"/>
+          <w:strike/>
+          <w:color w:val="C00000"/>
+          <w:sz w:val="24"/>
+          <w:szCs w:val="24"/>
+        </w:rPr>
+        <w:t xml:space="preserve">aggregate, more than fifty percent (50%) of the Percentage Interests then held by Members, excluding for all purposes any Percentage Interest held by a transferee, assignee, beneficiary, or holder </w:t>
+      </w:r>
+      <w:r>
+        <w:rPr>
+          <w:rFonts w:ascii="Times New Roman" w:hAnsi="Times New Roman"/>
+          <w:color w:val="0645AD"/>
+          <w:u w:val="single"/>
+          <w:sz w:val="24"/>
+          <w:szCs w:val="24"/>
+        </w:rPr>
+        <w:t xml:space="preserve">benefit </w:t>
+      </w:r>
+      <w:r>
+        <w:rPr>
+          <w:rFonts w:ascii="Times New Roman" w:hAnsi="Times New Roman"/>
+          <w:sz w:val="24"/>
+          <w:szCs w:val="24"/>
+        </w:rPr>
+        <w:t xml:space="preserve">of a </w:t>
+      </w:r>
+      <w:r>
+        <w:rPr>
+          <w:rFonts w:ascii="Times New Roman" w:hAnsi="Times New Roman"/>
+          <w:strike/>
+          <w:color w:val="C00000"/>
+          <w:sz w:val="24"/>
+          <w:szCs w:val="24"/>
+        </w:rPr>
+        <w:t xml:space="preserve">charging order who has not been admitted as </w:t>
+      </w:r>
+      <w:r>
+        <w:rPr>
+          <w:rFonts w:ascii="Times New Roman" w:hAnsi="Times New Roman"/>
+          <w:color w:val="0645AD"/>
+          <w:u w:val="single"/>
+          <w:sz w:val="24"/>
+          <w:szCs w:val="24"/>
+        </w:rPr>
+        <w:t xml:space="preserve">judgment creditor pursuant to court order, subject in all events to Section 10.6, (b) </w:t>
       </w:r>
       <w:r>
         <w:rPr>
@@ -1387,17 +1879,363 @@
           <w:sz w:val="24"/>
           <w:szCs w:val="24"/>
         </w:rPr>
-        <w:t xml:space="preserve">judgment creditor pursuant to court order, subject in all events to Section 10.6, (b) </w:t>
-      </w:r>
-      <w:r>
-        <w:rPr>
-          <w:rFonts w:ascii="Times New Roman" w:hAnsi="Times New Roman"/>
-          <w:color w:val="0645AD"/>
-          <w:u w:val="single"/>
-          <w:sz w:val="24"/>
-          <w:szCs w:val="24"/>
-        </w:rPr>
-        <w:t xml:space="preserve">trust is not excluded merely because </w:t>
+        <w:t xml:space="preserve">Member. </w:t>
+      </w:r>
+      <w:r>
+        <w:rPr>
+          <w:rFonts w:ascii="Times New Roman" w:hAnsi="Times New Roman"/>
+          <w:color w:val="0645AD"/>
+          <w:u w:val="single"/>
+          <w:sz w:val="24"/>
+          <w:szCs w:val="24"/>
+        </w:rPr>
+        <w:t xml:space="preserve">Transfer in connection with reorganization, insolvency, bankruptcy, or receivership, (c) a Transfer to a public officer or agency under any abandoned-property or escheat law, and (d) a Transfer to a spouse or former spouse in connection with dissolution of marriage or marital separation. </w:t>
+      </w:r>
+    </w:p>
+    <w:p>
+      <w:pPr>
+        <w:keepLines/>
+        <w:widowControl/>
+        <w:spacing w:after="160"/>
+        <w:jc w:val="both"/>
+      </w:pPr>
+      <w:r>
+        <w:rPr>
+          <w:rFonts w:ascii="Times New Roman" w:hAnsi="Times New Roman"/>
+          <w:sz w:val="24"/>
+          <w:szCs w:val="24"/>
+        </w:rPr>
+        <w:t xml:space="preserve">2.10 </w:t>
+      </w:r>
+      <w:r>
+        <w:rPr>
+          <w:rFonts w:ascii="Times New Roman" w:hAnsi="Times New Roman"/>
+          <w:strike/>
+          <w:color w:val="C00000"/>
+          <w:sz w:val="24"/>
+          <w:szCs w:val="24"/>
+        </w:rPr>
+        <w:t xml:space="preserve">"Manager" </w:t>
+      </w:r>
+      <w:r>
+        <w:rPr>
+          <w:rFonts w:ascii="Times New Roman" w:hAnsi="Times New Roman"/>
+          <w:color w:val="0645AD"/>
+          <w:u w:val="single"/>
+          <w:sz w:val="24"/>
+          <w:szCs w:val="24"/>
+        </w:rPr>
+        <w:t xml:space="preserve">"Majority in Interest" </w:t>
+      </w:r>
+      <w:r>
+        <w:rPr>
+          <w:rFonts w:ascii="Times New Roman" w:hAnsi="Times New Roman"/>
+          <w:sz w:val="24"/>
+          <w:szCs w:val="24"/>
+        </w:rPr>
+        <w:t xml:space="preserve">means </w:t>
+      </w:r>
+      <w:r>
+        <w:rPr>
+          <w:rFonts w:ascii="Times New Roman" w:hAnsi="Times New Roman"/>
+          <w:color w:val="0645AD"/>
+          <w:u w:val="single"/>
+          <w:sz w:val="24"/>
+          <w:szCs w:val="24"/>
+        </w:rPr>
+        <w:t xml:space="preserve">one or more Members holding, in </w:t>
+      </w:r>
+      <w:r>
+        <w:rPr>
+          <w:rFonts w:ascii="Times New Roman" w:hAnsi="Times New Roman"/>
+          <w:sz w:val="24"/>
+          <w:szCs w:val="24"/>
+        </w:rPr>
+        <w:t xml:space="preserve">the </w:t>
+      </w:r>
+      <w:r>
+        <w:rPr>
+          <w:rFonts w:ascii="Times New Roman" w:hAnsi="Times New Roman"/>
+          <w:strike/>
+          <w:color w:val="C00000"/>
+          <w:sz w:val="24"/>
+          <w:szCs w:val="24"/>
+        </w:rPr>
+        <w:t xml:space="preserve">person named in Section 5.1 and </w:t>
+      </w:r>
+      <w:r>
+        <w:rPr>
+          <w:rFonts w:ascii="Times New Roman" w:hAnsi="Times New Roman"/>
+          <w:color w:val="0645AD"/>
+          <w:u w:val="single"/>
+          <w:sz w:val="24"/>
+          <w:szCs w:val="24"/>
+        </w:rPr>
+        <w:t xml:space="preserve">aggregate, more than fifty percent (50%) of the Percentage Interests then held by Members, excluding for all purposes </w:t>
+      </w:r>
+      <w:r>
+        <w:rPr>
+          <w:rFonts w:ascii="Times New Roman" w:hAnsi="Times New Roman"/>
+          <w:sz w:val="24"/>
+          <w:szCs w:val="24"/>
+        </w:rPr>
+        <w:t xml:space="preserve">any </w:t>
+      </w:r>
+      <w:r>
+        <w:rPr>
+          <w:rFonts w:ascii="Times New Roman" w:hAnsi="Times New Roman"/>
+          <w:strike/>
+          <w:color w:val="C00000"/>
+          <w:sz w:val="24"/>
+          <w:szCs w:val="24"/>
+        </w:rPr>
+        <w:t xml:space="preserve">successor designated under this Agreement. </w:t>
+      </w:r>
+      <w:r>
+        <w:rPr>
+          <w:rFonts w:ascii="Times New Roman" w:hAnsi="Times New Roman"/>
+          <w:color w:val="0645AD"/>
+          <w:u w:val="single"/>
+          <w:sz w:val="24"/>
+          <w:szCs w:val="24"/>
+        </w:rPr>
+        <w:t xml:space="preserve">Percentage Interest held by a transferee, assignee, beneficiary, or holder of a charging order who has not been admitted as a Member. </w:t>
+      </w:r>
+    </w:p>
+    <w:p>
+      <w:pPr>
+        <w:keepLines/>
+        <w:widowControl/>
+        <w:spacing w:after="160"/>
+        <w:jc w:val="both"/>
+      </w:pPr>
+      <w:r>
+        <w:rPr>
+          <w:rFonts w:ascii="Times New Roman" w:hAnsi="Times New Roman"/>
+          <w:sz w:val="24"/>
+          <w:szCs w:val="24"/>
+        </w:rPr>
+        <w:t xml:space="preserve">2.11 "Member" means each person identified as a member on Exhibit A and each person admitted as a member in accordance with this Agreement, in each case until dissociated.</w:t>
+      </w:r>
+    </w:p>
+    <w:p>
+      <w:pPr>
+        <w:keepLines/>
+        <w:widowControl/>
+        <w:spacing w:after="160"/>
+        <w:jc w:val="both"/>
+      </w:pPr>
+      <w:r>
+        <w:rPr>
+          <w:rFonts w:ascii="Times New Roman" w:hAnsi="Times New Roman"/>
+          <w:sz w:val="24"/>
+          <w:szCs w:val="24"/>
+        </w:rPr>
+        <w:t xml:space="preserve">2.12 "Membership Interest" means a Member's entire interest in the Company, including the Member's interest in capital, profits, and distributions of the Company, and all rights of a member under the Act and this Agreement.</w:t>
+      </w:r>
+    </w:p>
+    <w:p>
+      <w:pPr>
+        <w:keepLines/>
+        <w:widowControl/>
+        <w:spacing w:after="160"/>
+        <w:jc w:val="both"/>
+      </w:pPr>
+      <w:r>
+        <w:rPr>
+          <w:rFonts w:ascii="Times New Roman" w:hAnsi="Times New Roman"/>
+          <w:sz w:val="24"/>
+          <w:szCs w:val="24"/>
+        </w:rPr>
+        <w:t xml:space="preserve">2.13 "Percentage Interest" means, as to each Member, the percentage or fractional interest set forth for that Member on Exhibit A, as adjusted from time to time under this Agreement. Membership interests are of a single class.</w:t>
+      </w:r>
+    </w:p>
+    <w:p>
+      <w:pPr>
+        <w:keepLines/>
+        <w:widowControl/>
+        <w:spacing w:after="160"/>
+        <w:jc w:val="both"/>
+      </w:pPr>
+      <w:r>
+        <w:rPr>
+          <w:rFonts w:ascii="Times New Roman" w:hAnsi="Times New Roman"/>
+          <w:sz w:val="24"/>
+          <w:szCs w:val="24"/>
+        </w:rPr>
+        <w:t xml:space="preserve">2.14 "Protected Series" or "PS" means a protected series of the Company established under s. 605.2201, Florida Statutes, and identified in a Series Exhibit.</w:t>
+      </w:r>
+    </w:p>
+    <w:p>
+      <w:pPr>
+        <w:keepLines/>
+        <w:widowControl/>
+        <w:spacing w:after="160"/>
+        <w:jc w:val="both"/>
+      </w:pPr>
+      <w:r>
+        <w:rPr>
+          <w:rFonts w:ascii="Times New Roman" w:hAnsi="Times New Roman"/>
+          <w:sz w:val="24"/>
+          <w:szCs w:val="24"/>
+        </w:rPr>
+        <w:t xml:space="preserve">2.15 "Protected Series Designation" means a designation of a protected series filed with the Department under s. 605.2201, Florida Statutes, as amended from time to time.</w:t>
+      </w:r>
+    </w:p>
+    <w:p>
+      <w:pPr>
+        <w:keepLines/>
+        <w:widowControl/>
+        <w:spacing w:after="160"/>
+        <w:jc w:val="both"/>
+      </w:pPr>
+      <w:r>
+        <w:rPr>
+          <w:rFonts w:ascii="Times New Roman" w:hAnsi="Times New Roman"/>
+          <w:sz w:val="24"/>
+          <w:szCs w:val="24"/>
+        </w:rPr>
+        <w:t xml:space="preserve">2.16 </w:t>
+      </w:r>
+      <w:r>
+        <w:rPr>
+          <w:rFonts w:ascii="Times New Roman" w:hAnsi="Times New Roman"/>
+          <w:strike/>
+          <w:color w:val="C00000"/>
+          <w:sz w:val="24"/>
+          <w:szCs w:val="24"/>
+        </w:rPr>
+        <w:t xml:space="preserve">"Protected </w:t>
+      </w:r>
+      <w:r>
+        <w:rPr>
+          <w:rFonts w:ascii="Times New Roman" w:hAnsi="Times New Roman"/>
+          <w:color w:val="0645AD"/>
+          <w:u w:val="single"/>
+          <w:sz w:val="24"/>
+          <w:szCs w:val="24"/>
+        </w:rPr>
+        <w:t xml:space="preserve">"Series Exhibit" means, for each Protected Series, the exhibit to this Agreement (each numbered PS-1, PS-2, and so on) setting forth the terms specific to that Protected Series, including its purpose, its capital, and its Associated Assets. Each </w:t>
+      </w:r>
+      <w:r>
+        <w:rPr>
+          <w:rFonts w:ascii="Times New Roman" w:hAnsi="Times New Roman"/>
+          <w:sz w:val="24"/>
+          <w:szCs w:val="24"/>
+        </w:rPr>
+        <w:t xml:space="preserve">Series </w:t>
+      </w:r>
+      <w:r>
+        <w:rPr>
+          <w:rFonts w:ascii="Times New Roman" w:hAnsi="Times New Roman"/>
+          <w:strike/>
+          <w:color w:val="C00000"/>
+          <w:sz w:val="24"/>
+          <w:szCs w:val="24"/>
+        </w:rPr>
+        <w:t xml:space="preserve">Manager" means the person responsible for management </w:t>
+      </w:r>
+      <w:r>
+        <w:rPr>
+          <w:rFonts w:ascii="Times New Roman" w:hAnsi="Times New Roman"/>
+          <w:color w:val="0645AD"/>
+          <w:u w:val="single"/>
+          <w:sz w:val="24"/>
+          <w:szCs w:val="24"/>
+        </w:rPr>
+        <w:t xml:space="preserve">Exhibit is a part </w:t>
+      </w:r>
+      <w:r>
+        <w:rPr>
+          <w:rFonts w:ascii="Times New Roman" w:hAnsi="Times New Roman"/>
+          <w:sz w:val="24"/>
+          <w:szCs w:val="24"/>
+        </w:rPr>
+        <w:t xml:space="preserve">of </w:t>
+      </w:r>
+      <w:r>
+        <w:rPr>
+          <w:rFonts w:ascii="Times New Roman" w:hAnsi="Times New Roman"/>
+          <w:strike/>
+          <w:color w:val="C00000"/>
+          <w:sz w:val="24"/>
+          <w:szCs w:val="24"/>
+        </w:rPr>
+        <w:t xml:space="preserve">a Protected Series under Section 5.2. </w:t>
+      </w:r>
+      <w:r>
+        <w:rPr>
+          <w:rFonts w:ascii="Times New Roman" w:hAnsi="Times New Roman"/>
+          <w:color w:val="0645AD"/>
+          <w:u w:val="single"/>
+          <w:sz w:val="24"/>
+          <w:szCs w:val="24"/>
+        </w:rPr>
+        <w:t xml:space="preserve">this Agreement. </w:t>
+      </w:r>
+    </w:p>
+    <w:p>
+      <w:pPr>
+        <w:keepLines/>
+        <w:widowControl/>
+        <w:spacing w:after="160"/>
+        <w:jc w:val="both"/>
+      </w:pPr>
+      <w:r>
+        <w:rPr>
+          <w:rFonts w:ascii="Times New Roman" w:hAnsi="Times New Roman"/>
+          <w:sz w:val="24"/>
+          <w:szCs w:val="24"/>
+        </w:rPr>
+        <w:t xml:space="preserve">2.17 </w:t>
+      </w:r>
+      <w:r>
+        <w:rPr>
+          <w:rFonts w:ascii="Times New Roman" w:hAnsi="Times New Roman"/>
+          <w:strike/>
+          <w:color w:val="C00000"/>
+          <w:sz w:val="24"/>
+          <w:szCs w:val="24"/>
+        </w:rPr>
+        <w:t xml:space="preserve">"Series Exhibit" means, for each Protected Series, the exhibit to this Agreement (each numbered PS-1, PS-2, </w:t>
+      </w:r>
+      <w:r>
+        <w:rPr>
+          <w:rFonts w:ascii="Times New Roman" w:hAnsi="Times New Roman"/>
+          <w:color w:val="0645AD"/>
+          <w:u w:val="single"/>
+          <w:sz w:val="24"/>
+          <w:szCs w:val="24"/>
+        </w:rPr>
+        <w:t xml:space="preserve">"Transfer" means any assignment, transfer, conveyance, devise, gift, pledge, hypothecation, encumbrance, or other disposition, direct or indirect, voluntary or involuntary, in trust or otherwise, </w:t>
+      </w:r>
+      <w:r>
+        <w:rPr>
+          <w:rFonts w:ascii="Times New Roman" w:hAnsi="Times New Roman"/>
+          <w:sz w:val="24"/>
+          <w:szCs w:val="24"/>
+        </w:rPr>
+        <w:t xml:space="preserve">and </w:t>
+      </w:r>
+      <w:r>
+        <w:rPr>
+          <w:rFonts w:ascii="Times New Roman" w:hAnsi="Times New Roman"/>
+          <w:strike/>
+          <w:color w:val="C00000"/>
+          <w:sz w:val="24"/>
+          <w:szCs w:val="24"/>
+        </w:rPr>
+        <w:t xml:space="preserve">so on) setting forth the terms specific to that Protected Series, including its purpose, its capital, and its Associated Assets. Each Series Exhibit is </w:t>
+      </w:r>
+      <w:r>
+        <w:rPr>
+          <w:rFonts w:ascii="Times New Roman" w:hAnsi="Times New Roman"/>
+          <w:color w:val="0645AD"/>
+          <w:u w:val="single"/>
+          <w:sz w:val="24"/>
+          <w:szCs w:val="24"/>
+        </w:rPr>
+        <w:t xml:space="preserve">as </w:t>
       </w:r>
       <w:r>
         <w:rPr>
@@ -1415,105 +2253,1087 @@
           <w:sz w:val="24"/>
           <w:szCs w:val="24"/>
         </w:rPr>
-        <w:t xml:space="preserve">Transfer in connection with reorganization, insolvency, bankruptcy, or receivership, (c) a Transfer to a public officer or agency under any abandoned-property or escheat law, and (d) a Transfer to a spouse or former spouse in connection with dissolution of marriage or marital separation. </w:t>
-      </w:r>
-      <w:r>
-        <w:rPr>
-          <w:rFonts w:ascii="Times New Roman" w:hAnsi="Times New Roman"/>
-          <w:color w:val="0645AD"/>
-          <w:u w:val="single"/>
-          <w:sz w:val="24"/>
-          <w:szCs w:val="24"/>
-        </w:rPr>
-        <w:t xml:space="preserve">remainder beneficiary is not an Individual Family Member. </w:t>
-      </w:r>
-    </w:p>
-    <w:p>
-      <w:pPr>
-        <w:keepLines/>
-        <w:widowControl/>
-        <w:spacing w:after="160"/>
-        <w:jc w:val="both"/>
-      </w:pPr>
-      <w:r>
-        <w:rPr>
-          <w:rFonts w:ascii="Times New Roman" w:hAnsi="Times New Roman"/>
-          <w:sz w:val="24"/>
-          <w:szCs w:val="24"/>
-        </w:rPr>
-        <w:t xml:space="preserve">2.8 </w:t>
-      </w:r>
-      <w:r>
-        <w:rPr>
-          <w:rFonts w:ascii="Times New Roman" w:hAnsi="Times New Roman"/>
-          <w:strike/>
-          <w:color w:val="C00000"/>
-          <w:sz w:val="24"/>
-          <w:szCs w:val="24"/>
-        </w:rPr>
-        <w:t xml:space="preserve">"Majority </w:t>
-      </w:r>
-      <w:r>
-        <w:rPr>
-          <w:rFonts w:ascii="Times New Roman" w:hAnsi="Times New Roman"/>
-          <w:color w:val="0645AD"/>
-          <w:u w:val="single"/>
-          <w:sz w:val="24"/>
-          <w:szCs w:val="24"/>
-        </w:rPr>
-        <w:t xml:space="preserve">"Involuntary Transfer" means any Transfer by which a Member or transferee is deprived or divested of any right, title, or interest </w:t>
-      </w:r>
-      <w:r>
-        <w:rPr>
-          <w:rFonts w:ascii="Times New Roman" w:hAnsi="Times New Roman"/>
-          <w:sz w:val="24"/>
-          <w:szCs w:val="24"/>
-        </w:rPr>
-        <w:t xml:space="preserve">in </w:t>
-      </w:r>
-      <w:r>
-        <w:rPr>
-          <w:rFonts w:ascii="Times New Roman" w:hAnsi="Times New Roman"/>
-          <w:strike/>
-          <w:color w:val="C00000"/>
-          <w:sz w:val="24"/>
-          <w:szCs w:val="24"/>
-        </w:rPr>
-        <w:t xml:space="preserve">Interest" means one </w:t>
-      </w:r>
-      <w:r>
-        <w:rPr>
-          <w:rFonts w:ascii="Times New Roman" w:hAnsi="Times New Roman"/>
-          <w:color w:val="0645AD"/>
-          <w:u w:val="single"/>
-          <w:sz w:val="24"/>
-          <w:szCs w:val="24"/>
-        </w:rPr>
-        <w:t xml:space="preserve">a Membership Interest other than voluntarily, including (a) a Transfer to </w:t>
-      </w:r>
-      <w:r>
-        <w:rPr>
-          <w:rFonts w:ascii="Times New Roman" w:hAnsi="Times New Roman"/>
-          <w:sz w:val="24"/>
-          <w:szCs w:val="24"/>
-        </w:rPr>
-        <w:t xml:space="preserve">or </w:t>
-      </w:r>
-      <w:r>
-        <w:rPr>
-          <w:rFonts w:ascii="Times New Roman" w:hAnsi="Times New Roman"/>
-          <w:strike/>
-          <w:color w:val="C00000"/>
-          <w:sz w:val="24"/>
-          <w:szCs w:val="24"/>
-        </w:rPr>
-        <w:t xml:space="preserve">more Members holding, in </w:t>
-      </w:r>
-      <w:r>
-        <w:rPr>
-          <w:rFonts w:ascii="Times New Roman" w:hAnsi="Times New Roman"/>
-          <w:color w:val="0645AD"/>
-          <w:u w:val="single"/>
+        <w:t xml:space="preserve">part of this Agreement. </w:t>
+      </w:r>
+      <w:r>
+        <w:rPr>
+          <w:rFonts w:ascii="Times New Roman" w:hAnsi="Times New Roman"/>
+          <w:color w:val="0645AD"/>
+          <w:u w:val="single"/>
+          <w:sz w:val="24"/>
+          <w:szCs w:val="24"/>
+        </w:rPr>
+        <w:t xml:space="preserve">verb has a corresponding meaning. </w:t>
+      </w:r>
+    </w:p>
+    <w:p>
+      <w:pPr>
+        <w:keepLines/>
+        <w:widowControl/>
+        <w:spacing w:after="160"/>
+        <w:jc w:val="both"/>
+      </w:pPr>
+      <w:r>
+        <w:rPr>
+          <w:rFonts w:ascii="Times New Roman" w:hAnsi="Times New Roman"/>
+          <w:strike/>
+          <w:color w:val="C00000"/>
+          <w:sz w:val="24"/>
+          <w:szCs w:val="24"/>
+        </w:rPr>
+        <w:t xml:space="preserve">2.18 "Transfer" means any assignment, transfer, conveyance, devise, gift, pledge, hypothecation, encumbrance, or other disposition, direct or indirect, voluntary or involuntary, in trust or otherwise, and as a verb has a corresponding meaning.</w:t>
+      </w:r>
+    </w:p>
+    <w:p>
+      <w:pPr>
+        <w:keepLines/>
+        <w:widowControl/>
+        <w:spacing w:after="160"/>
+        <w:jc w:val="both"/>
+      </w:pPr>
+      <w:r>
+        <w:rPr>
+          <w:rFonts w:ascii="Times New Roman" w:hAnsi="Times New Roman"/>
+          <w:b/>
+          <w:sz w:val="24"/>
+          <w:szCs w:val="24"/>
+        </w:rPr>
+        <w:t xml:space="preserve">ARTICLE 3 — PROTECTED SERIES</w:t>
+      </w:r>
+    </w:p>
+    <w:p>
+      <w:pPr>
+        <w:keepLines/>
+        <w:widowControl/>
+        <w:spacing w:after="160"/>
+        <w:jc w:val="both"/>
+      </w:pPr>
+      <w:r>
+        <w:rPr>
+          <w:rFonts w:ascii="Times New Roman" w:hAnsi="Times New Roman"/>
+          <w:sz w:val="24"/>
+          <w:szCs w:val="24"/>
+        </w:rPr>
+        <w:t xml:space="preserve">3.1 Establishment. With the affirmative vote or consent of all Members, the Company may establish one or more Protected Series by causing a Protected Series Designation to be signed and filed with the Department as provided in s. 605.2201, Florida Statutes. At or before the filing of each Protected Series Designation, the Members </w:t>
+      </w:r>
+      <w:r>
+        <w:rPr>
+          <w:rFonts w:ascii="Times New Roman" w:hAnsi="Times New Roman"/>
+          <w:strike/>
+          <w:color w:val="C00000"/>
+          <w:sz w:val="24"/>
+          <w:szCs w:val="24"/>
+        </w:rPr>
+        <w:t xml:space="preserve">and the Manager </w:t>
+      </w:r>
+      <w:r>
+        <w:rPr>
+          <w:rFonts w:ascii="Times New Roman" w:hAnsi="Times New Roman"/>
+          <w:sz w:val="24"/>
+          <w:szCs w:val="24"/>
+        </w:rPr>
+        <w:t xml:space="preserve">shall adopt a Series Exhibit for the new Protected Series. The </w:t>
+      </w:r>
+      <w:r>
+        <w:rPr>
+          <w:rFonts w:ascii="Times New Roman" w:hAnsi="Times New Roman"/>
+          <w:strike/>
+          <w:color w:val="C00000"/>
+          <w:sz w:val="24"/>
+          <w:szCs w:val="24"/>
+        </w:rPr>
+        <w:t xml:space="preserve">Manager </w:t>
+      </w:r>
+      <w:r>
+        <w:rPr>
+          <w:rFonts w:ascii="Times New Roman" w:hAnsi="Times New Roman"/>
+          <w:color w:val="0645AD"/>
+          <w:u w:val="single"/>
+          <w:sz w:val="24"/>
+          <w:szCs w:val="24"/>
+        </w:rPr>
+        <w:t xml:space="preserve">Administrative Member </w:t>
+      </w:r>
+      <w:r>
+        <w:rPr>
+          <w:rFonts w:ascii="Times New Roman" w:hAnsi="Times New Roman"/>
+          <w:sz w:val="24"/>
+          <w:szCs w:val="24"/>
+        </w:rPr>
+        <w:t xml:space="preserve">is authorized to execute and file each Protected Series Designation approved under this Section. Each Protected Series shall be established without Associated Members. </w:t>
+      </w:r>
+    </w:p>
+    <w:p>
+      <w:pPr>
+        <w:keepLines/>
+        <w:widowControl/>
+        <w:spacing w:after="160"/>
+        <w:jc w:val="both"/>
+      </w:pPr>
+      <w:r>
+        <w:rPr>
+          <w:rFonts w:ascii="Times New Roman" w:hAnsi="Times New Roman"/>
+          <w:sz w:val="24"/>
+          <w:szCs w:val="24"/>
+        </w:rPr>
+        <w:t xml:space="preserve">3.2 Status of Each Protected Series. As provided by the Act, each Protected Series:</w:t>
+      </w:r>
+    </w:p>
+    <w:p>
+      <w:pPr>
+        <w:keepLines/>
+        <w:widowControl/>
+        <w:spacing w:after="160"/>
+        <w:jc w:val="both"/>
+      </w:pPr>
+      <w:r>
+        <w:rPr>
+          <w:rFonts w:ascii="Times New Roman" w:hAnsi="Times New Roman"/>
+          <w:sz w:val="24"/>
+          <w:szCs w:val="24"/>
+        </w:rPr>
+        <w:t xml:space="preserve">(a) is a "person" for purposes of the Act and the Uniform Commercial Code, distinct from the Company, from every other Protected Series, </w:t>
+      </w:r>
+      <w:r>
+        <w:rPr>
+          <w:rFonts w:ascii="Times New Roman" w:hAnsi="Times New Roman"/>
+          <w:color w:val="0645AD"/>
+          <w:u w:val="single"/>
+          <w:sz w:val="24"/>
+          <w:szCs w:val="24"/>
+        </w:rPr>
+        <w:t xml:space="preserve">and </w:t>
+      </w:r>
+      <w:r>
+        <w:rPr>
+          <w:rFonts w:ascii="Times New Roman" w:hAnsi="Times New Roman"/>
+          <w:sz w:val="24"/>
+          <w:szCs w:val="24"/>
+        </w:rPr>
+        <w:t xml:space="preserve">from each </w:t>
+      </w:r>
+      <w:r>
+        <w:rPr>
+          <w:rFonts w:ascii="Times New Roman" w:hAnsi="Times New Roman"/>
+          <w:strike/>
+          <w:color w:val="C00000"/>
+          <w:sz w:val="24"/>
+          <w:szCs w:val="24"/>
+        </w:rPr>
+        <w:t xml:space="preserve">Member, and from the Manager; </w:t>
+      </w:r>
+      <w:r>
+        <w:rPr>
+          <w:rFonts w:ascii="Times New Roman" w:hAnsi="Times New Roman"/>
+          <w:color w:val="0645AD"/>
+          <w:u w:val="single"/>
+          <w:sz w:val="24"/>
+          <w:szCs w:val="24"/>
+        </w:rPr>
+        <w:t xml:space="preserve">Member; </w:t>
+      </w:r>
+    </w:p>
+    <w:p>
+      <w:pPr>
+        <w:keepLines/>
+        <w:widowControl/>
+        <w:spacing w:after="160"/>
+        <w:jc w:val="both"/>
+      </w:pPr>
+      <w:r>
+        <w:rPr>
+          <w:rFonts w:ascii="Times New Roman" w:hAnsi="Times New Roman"/>
+          <w:sz w:val="24"/>
+          <w:szCs w:val="24"/>
+        </w:rPr>
+        <w:t xml:space="preserve">(b) may, in its own name, conduct any activity in furtherance of its purpose, exercise the powers described in Section 1.4, and sue and be sued;</w:t>
+      </w:r>
+    </w:p>
+    <w:p>
+      <w:pPr>
+        <w:keepLines/>
+        <w:widowControl/>
+        <w:spacing w:after="160"/>
+        <w:jc w:val="both"/>
+      </w:pPr>
+      <w:r>
+        <w:rPr>
+          <w:rFonts w:ascii="Times New Roman" w:hAnsi="Times New Roman"/>
+          <w:sz w:val="24"/>
+          <w:szCs w:val="24"/>
+        </w:rPr>
+        <w:t xml:space="preserve">(c) is not a separate legal entity capable of existing independently of the Company, may not be a member of the Company, may not itself designate a protected series, and may not merge, convert, domesticate, or engage in an interest exchange except through the single statutory channel provided in s. 605.2604, Florida Statutes; and</w:t>
+      </w:r>
+    </w:p>
+    <w:p>
+      <w:pPr>
+        <w:keepLines/>
+        <w:widowControl/>
+        <w:spacing w:after="160"/>
+        <w:jc w:val="both"/>
+      </w:pPr>
+      <w:r>
+        <w:rPr>
+          <w:rFonts w:ascii="Times New Roman" w:hAnsi="Times New Roman"/>
+          <w:sz w:val="24"/>
+          <w:szCs w:val="24"/>
+        </w:rPr>
+        <w:t xml:space="preserve">(d) shall be governed by this Agreement, applied to that Protected Series as though the Protected Series were a separate limited liability company, except as its Series Exhibit expressly provides otherwise and except as the Act requires otherwise.</w:t>
+      </w:r>
+    </w:p>
+    <w:p>
+      <w:pPr>
+        <w:keepLines/>
+        <w:widowControl/>
+        <w:spacing w:after="160"/>
+        <w:jc w:val="both"/>
+      </w:pPr>
+      <w:r>
+        <w:rPr>
+          <w:rFonts w:ascii="Times New Roman" w:hAnsi="Times New Roman"/>
+          <w:sz w:val="24"/>
+          <w:szCs w:val="24"/>
+        </w:rPr>
+        <w:t xml:space="preserve">3.3 Limitation of Liability Among Series (Statutory Shields). Consistent with s. 605.2401, Florida Statutes:</w:t>
+      </w:r>
+    </w:p>
+    <w:p>
+      <w:pPr>
+        <w:keepLines/>
+        <w:widowControl/>
+        <w:spacing w:after="160"/>
+        <w:jc w:val="both"/>
+      </w:pPr>
+      <w:r>
+        <w:rPr>
+          <w:rFonts w:ascii="Times New Roman" w:hAnsi="Times New Roman"/>
+          <w:sz w:val="24"/>
+          <w:szCs w:val="24"/>
+        </w:rPr>
+        <w:t xml:space="preserve">(a) A debt, obligation, or other liability of the Company is solely the debt, obligation, or liability of the Company, and is enforceable only against the Associated Assets of the Company;</w:t>
+      </w:r>
+    </w:p>
+    <w:p>
+      <w:pPr>
+        <w:keepLines/>
+        <w:widowControl/>
+        <w:spacing w:after="160"/>
+        <w:jc w:val="both"/>
+      </w:pPr>
+      <w:r>
+        <w:rPr>
+          <w:rFonts w:ascii="Times New Roman" w:hAnsi="Times New Roman"/>
+          <w:sz w:val="24"/>
+          <w:szCs w:val="24"/>
+        </w:rPr>
+        <w:t xml:space="preserve">(b) A debt, obligation, or other liability of a Protected Series is solely the debt, obligation, or liability of that Protected Series, and is enforceable only against the Associated Assets of that Protected Series;</w:t>
+      </w:r>
+    </w:p>
+    <w:p>
+      <w:pPr>
+        <w:keepLines/>
+        <w:widowControl/>
+        <w:spacing w:after="160"/>
+        <w:jc w:val="both"/>
+      </w:pPr>
+      <w:r>
+        <w:rPr>
+          <w:rFonts w:ascii="Times New Roman" w:hAnsi="Times New Roman"/>
+          <w:sz w:val="24"/>
+          <w:szCs w:val="24"/>
+        </w:rPr>
+        <w:t xml:space="preserve">(c) No Protected Series is liable for, and the Associated Assets of a Protected Series are not available to satisfy, any debt, obligation, or liability of the Company or of any other Protected Series; and the Company is not liable for, and the Associated Assets of the Company are not available to satisfy, any debt, obligation, or liability of any Protected Series; and</w:t>
+      </w:r>
+    </w:p>
+    <w:p>
+      <w:pPr>
+        <w:keepLines/>
+        <w:widowControl/>
+        <w:spacing w:after="160"/>
+        <w:jc w:val="both"/>
+      </w:pPr>
+      <w:r>
+        <w:rPr>
+          <w:rFonts w:ascii="Times New Roman" w:hAnsi="Times New Roman"/>
+          <w:sz w:val="24"/>
+          <w:szCs w:val="24"/>
+        </w:rPr>
+        <w:t xml:space="preserve">(d) No Member </w:t>
+      </w:r>
+      <w:r>
+        <w:rPr>
+          <w:rFonts w:ascii="Times New Roman" w:hAnsi="Times New Roman"/>
+          <w:strike/>
+          <w:color w:val="C00000"/>
+          <w:sz w:val="24"/>
+          <w:szCs w:val="24"/>
+        </w:rPr>
+        <w:t xml:space="preserve">and no Manager </w:t>
+      </w:r>
+      <w:r>
+        <w:rPr>
+          <w:rFonts w:ascii="Times New Roman" w:hAnsi="Times New Roman"/>
+          <w:sz w:val="24"/>
+          <w:szCs w:val="24"/>
+        </w:rPr>
+        <w:t xml:space="preserve">is personally liable, directly or indirectly, by way of contribution or otherwise, for any debt, obligation, or liability of the Company or of any Protected Series solely by reason of being or acting as a member, manager, or protected-series manager. </w:t>
+      </w:r>
+    </w:p>
+    <w:p>
+      <w:pPr>
+        <w:keepLines/>
+        <w:widowControl/>
+        <w:spacing w:after="160"/>
+        <w:jc w:val="both"/>
+      </w:pPr>
+      <w:r>
+        <w:rPr>
+          <w:rFonts w:ascii="Times New Roman" w:hAnsi="Times New Roman"/>
+          <w:sz w:val="24"/>
+          <w:szCs w:val="24"/>
+        </w:rPr>
+        <w:t xml:space="preserve">3.4 Dissolution of a Protected Series Distinguished. The dissolution and winding up of a Protected Series does not, by itself, cause the dissolution of the Company or of any other Protected Series. The dissolution of the Company causes the dissolution of every Protected Series, and the winding up of the Company is not complete until each Protected Series is wound up.</w:t>
+      </w:r>
+    </w:p>
+    <w:p>
+      <w:pPr>
+        <w:keepLines/>
+        <w:widowControl/>
+        <w:spacing w:after="160"/>
+        <w:jc w:val="both"/>
+      </w:pPr>
+      <w:r>
+        <w:rPr>
+          <w:rFonts w:ascii="Times New Roman" w:hAnsi="Times New Roman"/>
+          <w:sz w:val="24"/>
+          <w:szCs w:val="24"/>
+        </w:rPr>
+        <w:t xml:space="preserve">3.5 Series Exhibits Control Series Terms. The terms specific to each Protected Series — including its name, purpose, </w:t>
+      </w:r>
+      <w:r>
+        <w:rPr>
+          <w:rFonts w:ascii="Times New Roman" w:hAnsi="Times New Roman"/>
+          <w:strike/>
+          <w:color w:val="C00000"/>
+          <w:sz w:val="24"/>
+          <w:szCs w:val="24"/>
+        </w:rPr>
+        <w:t xml:space="preserve">Protected Series Manager, </w:t>
+      </w:r>
+      <w:r>
+        <w:rPr>
+          <w:rFonts w:ascii="Times New Roman" w:hAnsi="Times New Roman"/>
+          <w:sz w:val="24"/>
+          <w:szCs w:val="24"/>
+        </w:rPr>
+        <w:t xml:space="preserve">capital, and any variations from the default rules of this Agreement — are set forth in its Series Exhibit. In the event of a conflict between a Series Exhibit and this Agreement with respect to the Protected Series to which the Series Exhibit relates, the Series Exhibit controls, except that no Series Exhibit may vary a provision of the Act that may not be varied by an operating agreement (see s. 605.2107, Florida Statutes) or the provisions of Article 8. </w:t>
+      </w:r>
+    </w:p>
+    <w:p>
+      <w:pPr>
+        <w:keepLines/>
+        <w:widowControl/>
+        <w:spacing w:after="160"/>
+        <w:jc w:val="both"/>
+      </w:pPr>
+      <w:r>
+        <w:rPr>
+          <w:rFonts w:ascii="Times New Roman" w:hAnsi="Times New Roman"/>
+          <w:sz w:val="24"/>
+          <w:szCs w:val="24"/>
+        </w:rPr>
+        <w:t xml:space="preserve">3.6 Company as Owner.</w:t>
+      </w:r>
+    </w:p>
+    <w:p>
+      <w:pPr>
+        <w:keepLines/>
+        <w:widowControl/>
+        <w:spacing w:after="160"/>
+        <w:jc w:val="both"/>
+      </w:pPr>
+      <w:r>
+        <w:rPr>
+          <w:rFonts w:ascii="Times New Roman" w:hAnsi="Times New Roman"/>
+          <w:sz w:val="24"/>
+          <w:szCs w:val="24"/>
+        </w:rPr>
+        <w:t xml:space="preserve">(a) Ownership. The Company owns all of the protected-series transferable interests of each Protected Series, as provided in s. 605.2303(1)-(3), Florida Statutes. Every distribution made by a Protected Series is made to the Company.</w:t>
+      </w:r>
+    </w:p>
+    <w:p>
+      <w:pPr>
+        <w:keepLines/>
+        <w:widowControl/>
+        <w:spacing w:after="160"/>
+        <w:jc w:val="both"/>
+      </w:pPr>
+      <w:r>
+        <w:rPr>
+          <w:rFonts w:ascii="Times New Roman" w:hAnsi="Times New Roman"/>
+          <w:sz w:val="24"/>
+          <w:szCs w:val="24"/>
+        </w:rPr>
+        <w:t xml:space="preserve">(b) Transferee provisions inapplicable to the Company. Section 605.2303(4), Florida Statutes, applies to the Company, in its capacity as owner of a protected-series transferable interest, any provision of this Agreement that applies to a protected-series transferee. No provision of this Agreement restricting the rights of a transferee applies to the Company in that capacity, and nothing in this Agreement limits the Company's rights to manage, direct, receive distributions from, or obtain the records and information of any Protected Series.</w:t>
+      </w:r>
+    </w:p>
+    <w:p>
+      <w:pPr>
+        <w:keepLines/>
+        <w:widowControl/>
+        <w:spacing w:after="160"/>
+        <w:jc w:val="both"/>
+      </w:pPr>
+      <w:r>
+        <w:rPr>
+          <w:rFonts w:ascii="Times New Roman" w:hAnsi="Times New Roman"/>
+          <w:sz w:val="24"/>
+          <w:szCs w:val="24"/>
+        </w:rPr>
+        <w:t xml:space="preserve">(c) No transfer of a protected-series transferable interest. The Company shall not transfer, assign, pledge, encumber, or otherwise dispose of all or any part of a protected-series transferable interest of any Protected Series to any person, and no Protected Series shall issue a protected-series transferable interest to any person other than the Company. Any purported transfer or issuance in violation of this paragraph is null and void ab initio and shall be given no force or effect for any purpose.</w:t>
+      </w:r>
+    </w:p>
+    <w:p>
+      <w:pPr>
+        <w:keepLines/>
+        <w:widowControl/>
+        <w:spacing w:after="160"/>
+        <w:jc w:val="both"/>
+      </w:pPr>
+      <w:r>
+        <w:rPr>
+          <w:rFonts w:ascii="Times New Roman" w:hAnsi="Times New Roman"/>
+          <w:b/>
+          <w:sz w:val="24"/>
+          <w:szCs w:val="24"/>
+        </w:rPr>
+        <w:t xml:space="preserve">ARTICLE 4 — MEMBERS; VOTING; MEMBER DUTIES</w:t>
+      </w:r>
+    </w:p>
+    <w:p>
+      <w:pPr>
+        <w:keepLines/>
+        <w:widowControl/>
+        <w:spacing w:after="160"/>
+        <w:jc w:val="both"/>
+      </w:pPr>
+      <w:r>
+        <w:rPr>
+          <w:rFonts w:ascii="Times New Roman" w:hAnsi="Times New Roman"/>
+          <w:sz w:val="24"/>
+          <w:szCs w:val="24"/>
+        </w:rPr>
+        <w:t xml:space="preserve">4.1 Members; Percentage Interests. The Members and their Percentage Interests are set forth on Exhibit A. Membership interests are of a single class and are expressed as percentages; no certificates shall be issued unless </w:t>
+      </w:r>
+      <w:r>
+        <w:rPr>
+          <w:rFonts w:ascii="Times New Roman" w:hAnsi="Times New Roman"/>
+          <w:strike/>
+          <w:color w:val="C00000"/>
+          <w:sz w:val="24"/>
+          <w:szCs w:val="24"/>
+        </w:rPr>
+        <w:t xml:space="preserve">the Manager </w:t>
+      </w:r>
+      <w:r>
+        <w:rPr>
+          <w:rFonts w:ascii="Times New Roman" w:hAnsi="Times New Roman"/>
+          <w:color w:val="0645AD"/>
+          <w:u w:val="single"/>
+          <w:sz w:val="24"/>
+          <w:szCs w:val="24"/>
+        </w:rPr>
+        <w:t xml:space="preserve">a Majority in Interest </w:t>
+      </w:r>
+      <w:r>
+        <w:rPr>
+          <w:rFonts w:ascii="Times New Roman" w:hAnsi="Times New Roman"/>
+          <w:sz w:val="24"/>
+          <w:szCs w:val="24"/>
+        </w:rPr>
+        <w:t xml:space="preserve">determines otherwise. Each Member's interest in the Company is personal property for all purposes. </w:t>
+      </w:r>
+    </w:p>
+    <w:p>
+      <w:pPr>
+        <w:keepLines/>
+        <w:widowControl/>
+        <w:spacing w:after="160"/>
+        <w:jc w:val="both"/>
+      </w:pPr>
+      <w:r>
+        <w:rPr>
+          <w:rFonts w:ascii="Times New Roman" w:hAnsi="Times New Roman"/>
+          <w:sz w:val="24"/>
+          <w:szCs w:val="24"/>
+        </w:rPr>
+        <w:t xml:space="preserve">4.2 No Series-Level Ownership. No Member is an Associated Member of any Protected Series, and no Member holds a protected-series transferable interest. Each Protected Series is wholly owned by the Company as provided in Section 3.6. Every Member's economic rights in every Protected Series arise solely through the Member's Percentage Interest in the Company, so that all Members participate in every Protected Series identically and in proportion to their Percentage Interests at all times.</w:t>
+      </w:r>
+    </w:p>
+    <w:p>
+      <w:pPr>
+        <w:keepLines/>
+        <w:widowControl/>
+        <w:spacing w:after="160"/>
+        <w:jc w:val="both"/>
+      </w:pPr>
+      <w:r>
+        <w:rPr>
+          <w:rFonts w:ascii="Times New Roman" w:hAnsi="Times New Roman"/>
+          <w:sz w:val="24"/>
+          <w:szCs w:val="24"/>
+        </w:rPr>
+        <w:t xml:space="preserve">4.3 Voting. Each Member votes in proportion to the Member's Percentage Interest on matters as to which Members are entitled to vote or consent at the Company level. Except where this Agreement or a non-variable provision of the Act requires a greater vote, the act of a Majority in Interest constitutes the act of the Members. A Membership Interest owned by spouses as tenants by the entireties shall be voted only by the consensus of both spouses; neither spouse acting alone may vote the interest except as the other spouse's attorney-in-fact under a duly executed power of attorney.</w:t>
+      </w:r>
+    </w:p>
+    <w:p>
+      <w:pPr>
+        <w:keepLines/>
+        <w:widowControl/>
+        <w:spacing w:after="160"/>
+        <w:jc w:val="both"/>
+      </w:pPr>
+      <w:r>
+        <w:rPr>
+          <w:rFonts w:ascii="Times New Roman" w:hAnsi="Times New Roman"/>
+          <w:sz w:val="24"/>
+          <w:szCs w:val="24"/>
+        </w:rPr>
+        <w:t xml:space="preserve">4.4 Meetings; Written Consents. No regular meetings are required. Any Member </w:t>
+      </w:r>
+      <w:r>
+        <w:rPr>
+          <w:rFonts w:ascii="Times New Roman" w:hAnsi="Times New Roman"/>
+          <w:strike/>
+          <w:color w:val="C00000"/>
+          <w:sz w:val="24"/>
+          <w:szCs w:val="24"/>
+        </w:rPr>
+        <w:t xml:space="preserve">or the Manager </w:t>
+      </w:r>
+      <w:r>
+        <w:rPr>
+          <w:rFonts w:ascii="Times New Roman" w:hAnsi="Times New Roman"/>
+          <w:sz w:val="24"/>
+          <w:szCs w:val="24"/>
+        </w:rPr>
+        <w:t xml:space="preserve">may call a meeting of the Members on at least five (5) days' written notice stating the purpose. Members may participate by any means of remote communication by which all participants can hear one another. Any action that may be taken at a meeting may be taken without a meeting by a written consent signed by Members holding the Percentage Interests required to approve the action, delivered to the Company and maintained with its records, with prompt notice to any non-consenting Member. </w:t>
+      </w:r>
+    </w:p>
+    <w:p>
+      <w:pPr>
+        <w:keepLines/>
+        <w:widowControl/>
+        <w:spacing w:after="160"/>
+        <w:jc w:val="both"/>
+      </w:pPr>
+      <w:r>
+        <w:rPr>
+          <w:rFonts w:ascii="Times New Roman" w:hAnsi="Times New Roman"/>
+          <w:sz w:val="24"/>
+          <w:szCs w:val="24"/>
+        </w:rPr>
+        <w:t xml:space="preserve">4.5 Limited Liability; No Agency. No Member shall be personally liable for any debt, obligation, or liability of the Company or of any Protected Series, whether arising in contract, tort, or otherwise, solely by reason of being a Member. No Member is an agent of the Company or of any Protected Series solely by reason of being a member.</w:t>
+      </w:r>
+    </w:p>
+    <w:p>
+      <w:pPr>
+        <w:keepLines/>
+        <w:widowControl/>
+        <w:spacing w:after="160"/>
+        <w:jc w:val="both"/>
+      </w:pPr>
+      <w:r>
+        <w:rPr>
+          <w:rFonts w:ascii="Times New Roman" w:hAnsi="Times New Roman"/>
+          <w:sz w:val="24"/>
+          <w:szCs w:val="24"/>
+        </w:rPr>
+        <w:t xml:space="preserve">4.6 Duty to Participate in Governance. Each Member shall materially participate in the governance of the Company and of each Protected Series, including by voting or consenting in a timely manner on matters submitted to the Members, attending meetings duly called under Section 4.4 in person or by remote means, furnishing information reasonably requested by the </w:t>
+      </w:r>
+      <w:r>
+        <w:rPr>
+          <w:rFonts w:ascii="Times New Roman" w:hAnsi="Times New Roman"/>
+          <w:strike/>
+          <w:color w:val="C00000"/>
+          <w:sz w:val="24"/>
+          <w:szCs w:val="24"/>
+        </w:rPr>
+        <w:t xml:space="preserve">Manager </w:t>
+      </w:r>
+      <w:r>
+        <w:rPr>
+          <w:rFonts w:ascii="Times New Roman" w:hAnsi="Times New Roman"/>
+          <w:color w:val="0645AD"/>
+          <w:u w:val="single"/>
+          <w:sz w:val="24"/>
+          <w:szCs w:val="24"/>
+        </w:rPr>
+        <w:t xml:space="preserve">Administrative Member </w:t>
+      </w:r>
+      <w:r>
+        <w:rPr>
+          <w:rFonts w:ascii="Times New Roman" w:hAnsi="Times New Roman"/>
+          <w:sz w:val="24"/>
+          <w:szCs w:val="24"/>
+        </w:rPr>
+        <w:t xml:space="preserve">for the Company's or a Protected Series' filings, records, and tax reporting, and executing and delivering instruments reasonably required to carry out actions duly approved under this Agreement. </w:t>
+      </w:r>
+    </w:p>
+    <w:p>
+      <w:pPr>
+        <w:keepLines/>
+        <w:widowControl/>
+        <w:spacing w:after="160"/>
+        <w:jc w:val="both"/>
+      </w:pPr>
+      <w:r>
+        <w:rPr>
+          <w:rFonts w:ascii="Times New Roman" w:hAnsi="Times New Roman"/>
+          <w:sz w:val="24"/>
+          <w:szCs w:val="24"/>
+        </w:rPr>
+        <w:t xml:space="preserve">4.7 Competition. [SELECT ONE ALTERNATIVE — see Instructions]</w:t>
+      </w:r>
+    </w:p>
+    <w:p>
+      <w:pPr>
+        <w:keepLines/>
+        <w:widowControl/>
+        <w:spacing w:after="160"/>
+        <w:jc w:val="both"/>
+      </w:pPr>
+      <w:r>
+        <w:rPr>
+          <w:rFonts w:ascii="Times New Roman" w:hAnsi="Times New Roman"/>
+          <w:sz w:val="24"/>
+          <w:szCs w:val="24"/>
+        </w:rPr>
+        <w:t xml:space="preserve">[ ] Alternative A — Noncompetition. Before the dissolution of the Company, no Member shall compete with the Company or with any Protected Series in the conduct of their activities and affairs, consistent with the standard described in s. 605.04091(2)(c), Florida Statutes. This Section does not prohibit a Member from engaging in any business or venture that does not so compete, and neither the Company, any Protected Series, nor any Member shall have any right in such a venture or its income by virtue of this Agreement.</w:t>
+      </w:r>
+    </w:p>
+    <w:p>
+      <w:pPr>
+        <w:keepLines/>
+        <w:widowControl/>
+        <w:spacing w:after="160"/>
+        <w:jc w:val="both"/>
+      </w:pPr>
+      <w:r>
+        <w:rPr>
+          <w:rFonts w:ascii="Times New Roman" w:hAnsi="Times New Roman"/>
+          <w:sz w:val="24"/>
+          <w:szCs w:val="24"/>
+        </w:rPr>
+        <w:t xml:space="preserve">[ ] Alternative B — Competition Permitted. Each Member may engage in and possess interests in other business ventures of every kind, whether or not competitive with the activities of the Company or of any Protected Series. Engaging in such ventures shall not be deemed to violate this Agreement or any duty under the Act, no Member is obligated to offer any business opportunity to the Company, any Protected Series, or any other Member, and neither the Company, any Protected Series, nor any Member shall have any right in such ventures or their income by virtue of this Agreement. (Retain the selected Alternative and delete the other. If Alternative B is selected, replace Section 11.1(c) with "(c) [Reserved.]" — do not renumber.)</w:t>
+      </w:r>
+    </w:p>
+    <w:p>
+      <w:pPr>
+        <w:keepLines/>
+        <w:widowControl/>
+        <w:spacing w:after="160"/>
+        <w:jc w:val="both"/>
+      </w:pPr>
+      <w:r>
+        <w:rPr>
+          <w:rFonts w:ascii="Times New Roman" w:hAnsi="Times New Roman"/>
+          <w:sz w:val="24"/>
+          <w:szCs w:val="24"/>
+        </w:rPr>
+        <w:t xml:space="preserve">4.8 Confidentiality. Each Member shall hold in confidence, and shall not disclose or use other than for purposes of the Company or the applicable Protected Series, all confidential information of the Company and of each Protected Series, including financial records, customer and tenant information, contracts, and the contents of the records maintained under Article 8, except for disclosures required by law or made to the Member's professional advisors who are bound to confidentiality.</w:t>
+      </w:r>
+    </w:p>
+    <w:p>
+      <w:pPr>
+        <w:keepLines/>
+        <w:widowControl/>
+        <w:spacing w:after="160"/>
+        <w:jc w:val="both"/>
+      </w:pPr>
+      <w:r>
+        <w:rPr>
+          <w:rFonts w:ascii="Times New Roman" w:hAnsi="Times New Roman"/>
+          <w:sz w:val="24"/>
+          <w:szCs w:val="24"/>
+        </w:rPr>
+        <w:t xml:space="preserve">4.9 Non-Disparagement; No Interference. No Member shall hinder or delay the activities and affairs of the Company or of any Protected Series, or slander, defame, or otherwise tarnish the reputation of the Company or of any Protected Series.</w:t>
+      </w:r>
+    </w:p>
+    <w:p>
+      <w:pPr>
+        <w:keepLines/>
+        <w:widowControl/>
+        <w:spacing w:after="160"/>
+        <w:jc w:val="both"/>
+      </w:pPr>
+      <w:r>
+        <w:rPr>
+          <w:rFonts w:ascii="Times New Roman" w:hAnsi="Times New Roman"/>
+          <w:sz w:val="24"/>
+          <w:szCs w:val="24"/>
+        </w:rPr>
+        <w:t xml:space="preserve">4.10 Information Rights. Each Member has the information and inspection rights provided by the Act with respect to the Company. The records of the Company that each Member may inspect include the records maintained under Article 8 for every Protected Series.</w:t>
+      </w:r>
+    </w:p>
+    <w:p>
+      <w:pPr>
+        <w:keepLines/>
+        <w:widowControl/>
+        <w:spacing w:after="160"/>
+        <w:jc w:val="both"/>
+      </w:pPr>
+      <w:r>
+        <w:rPr>
+          <w:rFonts w:ascii="Times New Roman" w:hAnsi="Times New Roman"/>
+          <w:sz w:val="24"/>
+          <w:szCs w:val="24"/>
+        </w:rPr>
+        <w:t xml:space="preserve">4.11 Transfer on Death Designation. Each Member's Membership Interest is "registered" with the Company within the meaning of s. 711.501(7), Florida Statutes. Exhibit A serves as the initial "registration in beneficiary form" under ss. 711.50–711.512, Florida Statutes, and reflects each Member's designation, if any, of the person or persons who will become the owner of that Member's Membership Interest upon that Member's death. A Member may designate any person or entity as a beneficiary. A Member may change, delete, or add a TOD designation by a signed writing, witnessed by two witnesses, delivered to the </w:t>
+      </w:r>
+      <w:r>
+        <w:rPr>
+          <w:rFonts w:ascii="Times New Roman" w:hAnsi="Times New Roman"/>
+          <w:strike/>
+          <w:color w:val="C00000"/>
+          <w:sz w:val="24"/>
+          <w:szCs w:val="24"/>
+        </w:rPr>
+        <w:t xml:space="preserve">Manager; </w:t>
+      </w:r>
+      <w:r>
+        <w:rPr>
+          <w:rFonts w:ascii="Times New Roman" w:hAnsi="Times New Roman"/>
+          <w:color w:val="0645AD"/>
+          <w:u w:val="single"/>
+          <w:sz w:val="24"/>
+          <w:szCs w:val="24"/>
+        </w:rPr>
+        <w:t xml:space="preserve">Administrative Member; </w:t>
+      </w:r>
+      <w:r>
+        <w:rPr>
+          <w:rFonts w:ascii="Times New Roman" w:hAnsi="Times New Roman"/>
+          <w:sz w:val="24"/>
+          <w:szCs w:val="24"/>
+        </w:rPr>
+        <w:t xml:space="preserve">the change is effective upon receipt unless the </w:t>
+      </w:r>
+      <w:r>
+        <w:rPr>
+          <w:rFonts w:ascii="Times New Roman" w:hAnsi="Times New Roman"/>
+          <w:strike/>
+          <w:color w:val="C00000"/>
+          <w:sz w:val="24"/>
+          <w:szCs w:val="24"/>
+        </w:rPr>
+        <w:t xml:space="preserve">Manager </w:t>
+      </w:r>
+      <w:r>
+        <w:rPr>
+          <w:rFonts w:ascii="Times New Roman" w:hAnsi="Times New Roman"/>
+          <w:color w:val="0645AD"/>
+          <w:u w:val="single"/>
+          <w:sz w:val="24"/>
+          <w:szCs w:val="24"/>
+        </w:rPr>
+        <w:t xml:space="preserve">Administrative Member </w:t>
+      </w:r>
+      <w:r>
+        <w:rPr>
+          <w:rFonts w:ascii="Times New Roman" w:hAnsi="Times New Roman"/>
+          <w:sz w:val="24"/>
+          <w:szCs w:val="24"/>
+        </w:rPr>
+        <w:t xml:space="preserve">objects in writing within seven (7) days, and the </w:t>
+      </w:r>
+      <w:r>
+        <w:rPr>
+          <w:rFonts w:ascii="Times New Roman" w:hAnsi="Times New Roman"/>
+          <w:strike/>
+          <w:color w:val="C00000"/>
+          <w:sz w:val="24"/>
+          <w:szCs w:val="24"/>
+        </w:rPr>
+        <w:t xml:space="preserve">Manager </w:t>
+      </w:r>
+      <w:r>
+        <w:rPr>
+          <w:rFonts w:ascii="Times New Roman" w:hAnsi="Times New Roman"/>
+          <w:color w:val="0645AD"/>
+          <w:u w:val="single"/>
+          <w:sz w:val="24"/>
+          <w:szCs w:val="24"/>
+        </w:rPr>
+        <w:t xml:space="preserve">Administrative Member </w:t>
+      </w:r>
+      <w:r>
+        <w:rPr>
+          <w:rFonts w:ascii="Times New Roman" w:hAnsi="Times New Roman"/>
+          <w:sz w:val="24"/>
+          <w:szCs w:val="24"/>
+        </w:rPr>
+        <w:t xml:space="preserve">shall thereafter update Exhibit A (though updating is not required for effectiveness). Upon the designating Member's death, the designated beneficiary automatically succeeds to the deceased Member's transferable interest — including the economic rights of the deceased Member's Percentage Interest — taking subject to this Agreement, and holds the rights of a transferee described in Section 10.3 until admitted as a Member. A beneficiary is admitted as a Member upon delivery to the Company of a written agreement to be bound by this Agreement and the written consent of a Majority in Interest of the Members other than the deceased Member. </w:t>
+      </w:r>
+    </w:p>
+    <w:p>
+      <w:pPr>
+        <w:keepLines/>
+        <w:widowControl/>
+        <w:spacing w:after="160"/>
+        <w:jc w:val="both"/>
+      </w:pPr>
+      <w:r>
+        <w:rPr>
+          <w:rFonts w:ascii="Times New Roman" w:hAnsi="Times New Roman"/>
+          <w:sz w:val="24"/>
+          <w:szCs w:val="24"/>
+        </w:rPr>
+        <w:t xml:space="preserve">4.12 Incapacity of a Member. While a Member is Incapacitated, that Member's rights under this Agreement — including the right to vote, to consent, and to sign any instrument — are exercised by the Member's agent under a durable power of attorney conferring that authority or, if there is none, by the Member's court-appointed guardian. The </w:t>
+      </w:r>
+      <w:r>
+        <w:rPr>
+          <w:rFonts w:ascii="Times New Roman" w:hAnsi="Times New Roman"/>
+          <w:strike/>
+          <w:color w:val="C00000"/>
+          <w:sz w:val="24"/>
+          <w:szCs w:val="24"/>
+        </w:rPr>
+        <w:t xml:space="preserve">Company, the Manager, </w:t>
+      </w:r>
+      <w:r>
+        <w:rPr>
+          <w:rFonts w:ascii="Times New Roman" w:hAnsi="Times New Roman"/>
+          <w:color w:val="0645AD"/>
+          <w:u w:val="single"/>
+          <w:sz w:val="24"/>
+          <w:szCs w:val="24"/>
+        </w:rPr>
+        <w:t xml:space="preserve">Company </w:t>
+      </w:r>
+      <w:r>
+        <w:rPr>
+          <w:rFonts w:ascii="Times New Roman" w:hAnsi="Times New Roman"/>
+          <w:sz w:val="24"/>
+          <w:szCs w:val="24"/>
+        </w:rPr>
+        <w:t xml:space="preserve">and the other Members may rely on a certified copy of the power of attorney or of the letters of guardianship without further inquiry. </w:t>
+      </w:r>
+    </w:p>
+    <w:p>
+      <w:pPr>
+        <w:keepLines/>
+        <w:widowControl/>
+        <w:spacing w:after="160"/>
+        <w:jc w:val="both"/>
+      </w:pPr>
+      <w:r>
+        <w:rPr>
+          <w:rFonts w:ascii="Times New Roman" w:hAnsi="Times New Roman"/>
+          <w:sz w:val="24"/>
+          <w:szCs w:val="24"/>
+        </w:rPr>
+        <w:t xml:space="preserve">ARTICLE 5 — MANAGEMENT </w:t>
+      </w:r>
+      <w:r>
+        <w:rPr>
+          <w:rFonts w:ascii="Times New Roman" w:hAnsi="Times New Roman"/>
+          <w:color w:val="0645AD"/>
+          <w:u w:val="single"/>
+          <w:sz w:val="24"/>
+          <w:szCs w:val="24"/>
+        </w:rPr>
+        <w:t xml:space="preserve">BY THE MEMBERS </w:t>
+      </w:r>
+    </w:p>
+    <w:p>
+      <w:pPr>
+        <w:keepLines/>
+        <w:widowControl/>
+        <w:spacing w:after="160"/>
+        <w:jc w:val="both"/>
+      </w:pPr>
+      <w:r>
+        <w:rPr>
+          <w:rFonts w:ascii="Times New Roman" w:hAnsi="Times New Roman"/>
+          <w:sz w:val="24"/>
+          <w:szCs w:val="24"/>
+        </w:rPr>
+        <w:t xml:space="preserve">5.1 </w:t>
+      </w:r>
+      <w:r>
+        <w:rPr>
+          <w:rFonts w:ascii="Times New Roman" w:hAnsi="Times New Roman"/>
+          <w:strike/>
+          <w:color w:val="C00000"/>
+          <w:sz w:val="24"/>
+          <w:szCs w:val="24"/>
+        </w:rPr>
+        <w:t xml:space="preserve">Manager-Managed; the Manager. </w:t>
+      </w:r>
+      <w:r>
+        <w:rPr>
+          <w:rFonts w:ascii="Times New Roman" w:hAnsi="Times New Roman"/>
+          <w:color w:val="0645AD"/>
+          <w:u w:val="single"/>
+          <w:sz w:val="24"/>
+          <w:szCs w:val="24"/>
+        </w:rPr>
+        <w:t xml:space="preserve">Member-Managed. </w:t>
+      </w:r>
+      <w:r>
+        <w:rPr>
+          <w:rFonts w:ascii="Times New Roman" w:hAnsi="Times New Roman"/>
+          <w:sz w:val="24"/>
+          <w:szCs w:val="24"/>
+        </w:rPr>
+        <w:t xml:space="preserve">The Company is </w:t>
+      </w:r>
+      <w:r>
+        <w:rPr>
+          <w:rFonts w:ascii="Times New Roman" w:hAnsi="Times New Roman"/>
+          <w:strike/>
+          <w:color w:val="C00000"/>
+          <w:sz w:val="24"/>
+          <w:szCs w:val="24"/>
+        </w:rPr>
+        <w:t xml:space="preserve">manager-managed </w:t>
+      </w:r>
+      <w:r>
+        <w:rPr>
+          <w:rFonts w:ascii="Times New Roman" w:hAnsi="Times New Roman"/>
+          <w:color w:val="0645AD"/>
+          <w:u w:val="single"/>
+          <w:sz w:val="24"/>
+          <w:szCs w:val="24"/>
+        </w:rPr>
+        <w:t xml:space="preserve">member-managed </w:t>
+      </w:r>
+      <w:r>
+        <w:rPr>
+          <w:rFonts w:ascii="Times New Roman" w:hAnsi="Times New Roman"/>
+          <w:sz w:val="24"/>
+          <w:szCs w:val="24"/>
+        </w:rPr>
+        <w:t xml:space="preserve">as provided in its Articles of Organization and this Agreement. </w:t>
+      </w:r>
+      <w:r>
+        <w:rPr>
+          <w:rFonts w:ascii="Times New Roman" w:hAnsi="Times New Roman"/>
+          <w:strike/>
+          <w:color w:val="C00000"/>
+          <w:sz w:val="24"/>
+          <w:szCs w:val="24"/>
+        </w:rPr>
+        <w:t xml:space="preserve">[MANAGER APPOINTMENT] If more than one person is serving as Manager, every act, approval, consent, decision, or determination </w:t>
+      </w:r>
+      <w:r>
+        <w:rPr>
+          <w:rFonts w:ascii="Times New Roman" w:hAnsi="Times New Roman"/>
+          <w:color w:val="0645AD"/>
+          <w:u w:val="single"/>
+          <w:sz w:val="24"/>
+          <w:szCs w:val="24"/>
+        </w:rPr>
+        <w:t xml:space="preserve">The management and conduct </w:t>
+      </w:r>
+      <w:r>
+        <w:rPr>
+          <w:rFonts w:ascii="Times New Roman" w:hAnsi="Times New Roman"/>
+          <w:sz w:val="24"/>
+          <w:szCs w:val="24"/>
+        </w:rPr>
+        <w:t xml:space="preserve">of the </w:t>
+      </w:r>
+      <w:r>
+        <w:rPr>
+          <w:rFonts w:ascii="Times New Roman" w:hAnsi="Times New Roman"/>
+          <w:strike/>
+          <w:color w:val="C00000"/>
+          <w:sz w:val="24"/>
+          <w:szCs w:val="24"/>
+        </w:rPr>
+        <w:t xml:space="preserve">Manager under this Agreement requires the approval of a majority </w:t>
+      </w:r>
+      <w:r>
+        <w:rPr>
+          <w:rFonts w:ascii="Times New Roman" w:hAnsi="Times New Roman"/>
+          <w:color w:val="0645AD"/>
+          <w:u w:val="single"/>
+          <w:sz w:val="24"/>
+          <w:szCs w:val="24"/>
+        </w:rPr>
+        <w:t xml:space="preserve">activities and affairs </w:t>
+      </w:r>
+      <w:r>
+        <w:rPr>
+          <w:rFonts w:ascii="Times New Roman" w:hAnsi="Times New Roman"/>
+          <w:sz w:val="24"/>
+          <w:szCs w:val="24"/>
+        </w:rPr>
+        <w:t xml:space="preserve">of the </w:t>
+      </w:r>
+      <w:r>
+        <w:rPr>
+          <w:rFonts w:ascii="Times New Roman" w:hAnsi="Times New Roman"/>
+          <w:strike/>
+          <w:color w:val="C00000"/>
+          <w:sz w:val="24"/>
+          <w:szCs w:val="24"/>
+        </w:rPr>
+        <w:t xml:space="preserve">Managers then serving, </w:t>
+      </w:r>
+      <w:r>
+        <w:rPr>
+          <w:rFonts w:ascii="Times New Roman" w:hAnsi="Times New Roman"/>
+          <w:color w:val="0645AD"/>
+          <w:u w:val="single"/>
+          <w:sz w:val="24"/>
+          <w:szCs w:val="24"/>
+        </w:rPr>
+        <w:t xml:space="preserve">Company are vested in the Members. There is no manager, </w:t>
+      </w:r>
+      <w:r>
+        <w:rPr>
+          <w:rFonts w:ascii="Times New Roman" w:hAnsi="Times New Roman"/>
+          <w:sz w:val="24"/>
+          <w:szCs w:val="24"/>
+        </w:rPr>
+        <w:t xml:space="preserve">and no </w:t>
+      </w:r>
+      <w:r>
+        <w:rPr>
+          <w:rFonts w:ascii="Times New Roman" w:hAnsi="Times New Roman"/>
+          <w:strike/>
+          <w:color w:val="C00000"/>
+          <w:sz w:val="24"/>
+          <w:szCs w:val="24"/>
+        </w:rPr>
+        <w:t xml:space="preserve">Manager acting alone has actual authority to act for </w:t>
+      </w:r>
+      <w:r>
+        <w:rPr>
+          <w:rFonts w:ascii="Times New Roman" w:hAnsi="Times New Roman"/>
+          <w:color w:val="0645AD"/>
+          <w:u w:val="single"/>
+          <w:sz w:val="24"/>
+          <w:szCs w:val="24"/>
+        </w:rPr>
+        <w:t xml:space="preserve">person shall be designated or hold out as a manager of </w:t>
+      </w:r>
+      <w:r>
+        <w:rPr>
+          <w:rFonts w:ascii="Times New Roman" w:hAnsi="Times New Roman"/>
+          <w:sz w:val="24"/>
+          <w:szCs w:val="24"/>
+        </w:rPr>
+        <w:t xml:space="preserve">the Company or </w:t>
+      </w:r>
+      <w:r>
+        <w:rPr>
+          <w:rFonts w:ascii="Times New Roman" w:hAnsi="Times New Roman"/>
+          <w:strike/>
+          <w:color w:val="C00000"/>
           <w:sz w:val="24"/>
           <w:szCs w:val="24"/>
         </w:rPr>
@@ -1522,344 +3342,8 @@
       <w:r>
         <w:rPr>
           <w:rFonts w:ascii="Times New Roman" w:hAnsi="Times New Roman"/>
-          <w:sz w:val="24"/>
-          <w:szCs w:val="24"/>
-        </w:rPr>
-        <w:t xml:space="preserve">the </w:t>
-      </w:r>
-      <w:r>
-        <w:rPr>
-          <w:rFonts w:ascii="Times New Roman" w:hAnsi="Times New Roman"/>
-          <w:strike/>
-          <w:color w:val="C00000"/>
-          <w:sz w:val="24"/>
-          <w:szCs w:val="24"/>
-        </w:rPr>
-        <w:t xml:space="preserve">aggregate, more than fifty percent (50%) of the Percentage Interests then held by Members, excluding for all purposes any Percentage Interest held by a transferee, assignee, beneficiary, or holder </w:t>
-      </w:r>
-      <w:r>
-        <w:rPr>
-          <w:rFonts w:ascii="Times New Roman" w:hAnsi="Times New Roman"/>
-          <w:color w:val="0645AD"/>
-          <w:u w:val="single"/>
-          <w:sz w:val="24"/>
-          <w:szCs w:val="24"/>
-        </w:rPr>
-        <w:t xml:space="preserve">benefit </w:t>
-      </w:r>
-      <w:r>
-        <w:rPr>
-          <w:rFonts w:ascii="Times New Roman" w:hAnsi="Times New Roman"/>
-          <w:sz w:val="24"/>
-          <w:szCs w:val="24"/>
-        </w:rPr>
-        <w:t xml:space="preserve">of a </w:t>
-      </w:r>
-      <w:r>
-        <w:rPr>
-          <w:rFonts w:ascii="Times New Roman" w:hAnsi="Times New Roman"/>
-          <w:strike/>
-          <w:color w:val="C00000"/>
-          <w:sz w:val="24"/>
-          <w:szCs w:val="24"/>
-        </w:rPr>
-        <w:t xml:space="preserve">charging order who has not been admitted as </w:t>
-      </w:r>
-      <w:r>
-        <w:rPr>
-          <w:rFonts w:ascii="Times New Roman" w:hAnsi="Times New Roman"/>
-          <w:color w:val="0645AD"/>
-          <w:u w:val="single"/>
-          <w:sz w:val="24"/>
-          <w:szCs w:val="24"/>
-        </w:rPr>
-        <w:t xml:space="preserve">judgment creditor pursuant to court order, subject in all events to Section 10.6, (b) </w:t>
-      </w:r>
-      <w:r>
-        <w:rPr>
-          <w:rFonts w:ascii="Times New Roman" w:hAnsi="Times New Roman"/>
-          <w:sz w:val="24"/>
-          <w:szCs w:val="24"/>
-        </w:rPr>
-        <w:t xml:space="preserve">a </w:t>
-      </w:r>
-      <w:r>
-        <w:rPr>
-          <w:rFonts w:ascii="Times New Roman" w:hAnsi="Times New Roman"/>
-          <w:strike/>
-          <w:color w:val="C00000"/>
-          <w:sz w:val="24"/>
-          <w:szCs w:val="24"/>
-        </w:rPr>
-        <w:t xml:space="preserve">Member. </w:t>
-      </w:r>
-      <w:r>
-        <w:rPr>
-          <w:rFonts w:ascii="Times New Roman" w:hAnsi="Times New Roman"/>
-          <w:color w:val="0645AD"/>
-          <w:u w:val="single"/>
-          <w:sz w:val="24"/>
-          <w:szCs w:val="24"/>
-        </w:rPr>
-        <w:t xml:space="preserve">Transfer in connection with reorganization, insolvency, bankruptcy, or receivership, (c) a Transfer to a public officer or agency under any abandoned-property or escheat law, and (d) a Transfer to a spouse or former spouse in connection with dissolution of marriage or marital separation. </w:t>
-      </w:r>
-    </w:p>
-    <w:p>
-      <w:pPr>
-        <w:keepLines/>
-        <w:widowControl/>
-        <w:spacing w:after="160"/>
-        <w:jc w:val="both"/>
-      </w:pPr>
-      <w:r>
-        <w:rPr>
-          <w:rFonts w:ascii="Times New Roman" w:hAnsi="Times New Roman"/>
-          <w:sz w:val="24"/>
-          <w:szCs w:val="24"/>
-        </w:rPr>
-        <w:t xml:space="preserve">2.9 </w:t>
-      </w:r>
-      <w:r>
-        <w:rPr>
-          <w:rFonts w:ascii="Times New Roman" w:hAnsi="Times New Roman"/>
-          <w:strike/>
-          <w:color w:val="C00000"/>
-          <w:sz w:val="24"/>
-          <w:szCs w:val="24"/>
-        </w:rPr>
-        <w:t xml:space="preserve">"Manager" </w:t>
-      </w:r>
-      <w:r>
-        <w:rPr>
-          <w:rFonts w:ascii="Times New Roman" w:hAnsi="Times New Roman"/>
-          <w:color w:val="0645AD"/>
-          <w:u w:val="single"/>
-          <w:sz w:val="24"/>
-          <w:szCs w:val="24"/>
-        </w:rPr>
-        <w:t xml:space="preserve">"Majority in Interest" </w:t>
-      </w:r>
-      <w:r>
-        <w:rPr>
-          <w:rFonts w:ascii="Times New Roman" w:hAnsi="Times New Roman"/>
-          <w:sz w:val="24"/>
-          <w:szCs w:val="24"/>
-        </w:rPr>
-        <w:t xml:space="preserve">means </w:t>
-      </w:r>
-      <w:r>
-        <w:rPr>
-          <w:rFonts w:ascii="Times New Roman" w:hAnsi="Times New Roman"/>
-          <w:color w:val="0645AD"/>
-          <w:u w:val="single"/>
-          <w:sz w:val="24"/>
-          <w:szCs w:val="24"/>
-        </w:rPr>
-        <w:t xml:space="preserve">one or more Members holding, in </w:t>
-      </w:r>
-      <w:r>
-        <w:rPr>
-          <w:rFonts w:ascii="Times New Roman" w:hAnsi="Times New Roman"/>
-          <w:sz w:val="24"/>
-          <w:szCs w:val="24"/>
-        </w:rPr>
-        <w:t xml:space="preserve">the </w:t>
-      </w:r>
-      <w:r>
-        <w:rPr>
-          <w:rFonts w:ascii="Times New Roman" w:hAnsi="Times New Roman"/>
-          <w:strike/>
-          <w:color w:val="C00000"/>
-          <w:sz w:val="24"/>
-          <w:szCs w:val="24"/>
-        </w:rPr>
-        <w:t xml:space="preserve">person named in Section 5.1 and </w:t>
-      </w:r>
-      <w:r>
-        <w:rPr>
-          <w:rFonts w:ascii="Times New Roman" w:hAnsi="Times New Roman"/>
-          <w:color w:val="0645AD"/>
-          <w:u w:val="single"/>
-          <w:sz w:val="24"/>
-          <w:szCs w:val="24"/>
-        </w:rPr>
-        <w:t xml:space="preserve">aggregate, more than fifty percent (50%) of the Percentage Interests then held by Members, excluding for all purposes </w:t>
-      </w:r>
-      <w:r>
-        <w:rPr>
-          <w:rFonts w:ascii="Times New Roman" w:hAnsi="Times New Roman"/>
-          <w:sz w:val="24"/>
-          <w:szCs w:val="24"/>
-        </w:rPr>
-        <w:t xml:space="preserve">any </w:t>
-      </w:r>
-      <w:r>
-        <w:rPr>
-          <w:rFonts w:ascii="Times New Roman" w:hAnsi="Times New Roman"/>
-          <w:strike/>
-          <w:color w:val="C00000"/>
-          <w:sz w:val="24"/>
-          <w:szCs w:val="24"/>
-        </w:rPr>
-        <w:t xml:space="preserve">successor designated under this Agreement. </w:t>
-      </w:r>
-      <w:r>
-        <w:rPr>
-          <w:rFonts w:ascii="Times New Roman" w:hAnsi="Times New Roman"/>
-          <w:color w:val="0645AD"/>
-          <w:u w:val="single"/>
-          <w:sz w:val="24"/>
-          <w:szCs w:val="24"/>
-        </w:rPr>
-        <w:t xml:space="preserve">Percentage Interest held by a transferee, assignee, beneficiary, or holder of a charging order who has not been admitted as a Member. </w:t>
-      </w:r>
-    </w:p>
-    <w:p>
-      <w:pPr>
-        <w:keepLines/>
-        <w:widowControl/>
-        <w:spacing w:after="160"/>
-        <w:jc w:val="both"/>
-      </w:pPr>
-      <w:r>
-        <w:rPr>
-          <w:rFonts w:ascii="Times New Roman" w:hAnsi="Times New Roman"/>
-          <w:sz w:val="24"/>
-          <w:szCs w:val="24"/>
-        </w:rPr>
-        <w:t xml:space="preserve">2.10 "Member" means each person identified as a member on Exhibit A and each person admitted as a member in accordance with this Agreement, in each case until dissociated.</w:t>
-      </w:r>
-    </w:p>
-    <w:p>
-      <w:pPr>
-        <w:keepLines/>
-        <w:widowControl/>
-        <w:spacing w:after="160"/>
-        <w:jc w:val="both"/>
-      </w:pPr>
-      <w:r>
-        <w:rPr>
-          <w:rFonts w:ascii="Times New Roman" w:hAnsi="Times New Roman"/>
-          <w:sz w:val="24"/>
-          <w:szCs w:val="24"/>
-        </w:rPr>
-        <w:t xml:space="preserve">2.11 "Membership Interest" means a Member's entire interest in the Company, including the Member's interest in capital, profits, and distributions of the Company, and all rights of a member under the Act and this Agreement.</w:t>
-      </w:r>
-    </w:p>
-    <w:p>
-      <w:pPr>
-        <w:keepLines/>
-        <w:widowControl/>
-        <w:spacing w:after="160"/>
-        <w:jc w:val="both"/>
-      </w:pPr>
-      <w:r>
-        <w:rPr>
-          <w:rFonts w:ascii="Times New Roman" w:hAnsi="Times New Roman"/>
-          <w:sz w:val="24"/>
-          <w:szCs w:val="24"/>
-        </w:rPr>
-        <w:t xml:space="preserve">2.12 "Percentage Interest" means, as to each Member, the percentage or fractional interest set forth for that Member on Exhibit A, as adjusted from time to time under this Agreement. Membership interests are of a single class.</w:t>
-      </w:r>
-    </w:p>
-    <w:p>
-      <w:pPr>
-        <w:keepLines/>
-        <w:widowControl/>
-        <w:spacing w:after="160"/>
-        <w:jc w:val="both"/>
-      </w:pPr>
-      <w:r>
-        <w:rPr>
-          <w:rFonts w:ascii="Times New Roman" w:hAnsi="Times New Roman"/>
-          <w:sz w:val="24"/>
-          <w:szCs w:val="24"/>
-        </w:rPr>
-        <w:t xml:space="preserve">2.13 "Protected Series" or "PS" means a protected series of the Company established under s. 605.2201, Florida Statutes, and identified in a Series Exhibit.</w:t>
-      </w:r>
-    </w:p>
-    <w:p>
-      <w:pPr>
-        <w:keepLines/>
-        <w:widowControl/>
-        <w:spacing w:after="160"/>
-        <w:jc w:val="both"/>
-      </w:pPr>
-      <w:r>
-        <w:rPr>
-          <w:rFonts w:ascii="Times New Roman" w:hAnsi="Times New Roman"/>
-          <w:sz w:val="24"/>
-          <w:szCs w:val="24"/>
-        </w:rPr>
-        <w:t xml:space="preserve">2.14 "Protected Series Designation" means a designation of a protected series filed with the Department under s. 605.2201, Florida Statutes, as amended from time to time.</w:t>
-      </w:r>
-    </w:p>
-    <w:p>
-      <w:pPr>
-        <w:keepLines/>
-        <w:widowControl/>
-        <w:spacing w:after="160"/>
-        <w:jc w:val="both"/>
-      </w:pPr>
-      <w:r>
-        <w:rPr>
-          <w:rFonts w:ascii="Times New Roman" w:hAnsi="Times New Roman"/>
-          <w:sz w:val="24"/>
-          <w:szCs w:val="24"/>
-        </w:rPr>
-        <w:t xml:space="preserve">2.15 </w:t>
-      </w:r>
-      <w:r>
-        <w:rPr>
-          <w:rFonts w:ascii="Times New Roman" w:hAnsi="Times New Roman"/>
-          <w:strike/>
-          <w:color w:val="C00000"/>
-          <w:sz w:val="24"/>
-          <w:szCs w:val="24"/>
-        </w:rPr>
-        <w:t xml:space="preserve">"Protected </w:t>
-      </w:r>
-      <w:r>
-        <w:rPr>
-          <w:rFonts w:ascii="Times New Roman" w:hAnsi="Times New Roman"/>
-          <w:color w:val="0645AD"/>
-          <w:u w:val="single"/>
-          <w:sz w:val="24"/>
-          <w:szCs w:val="24"/>
-        </w:rPr>
-        <w:t xml:space="preserve">"Series Exhibit" means, for each Protected Series, the exhibit to this Agreement (each numbered PS-1, PS-2, and so on) setting forth the terms specific to that Protected Series, including its purpose, its capital, and its Associated Assets. Each </w:t>
-      </w:r>
-      <w:r>
-        <w:rPr>
-          <w:rFonts w:ascii="Times New Roman" w:hAnsi="Times New Roman"/>
-          <w:sz w:val="24"/>
-          <w:szCs w:val="24"/>
-        </w:rPr>
-        <w:t xml:space="preserve">Series </w:t>
-      </w:r>
-      <w:r>
-        <w:rPr>
-          <w:rFonts w:ascii="Times New Roman" w:hAnsi="Times New Roman"/>
-          <w:strike/>
-          <w:color w:val="C00000"/>
-          <w:sz w:val="24"/>
-          <w:szCs w:val="24"/>
-        </w:rPr>
-        <w:t xml:space="preserve">Manager" means the person responsible for management </w:t>
-      </w:r>
-      <w:r>
-        <w:rPr>
-          <w:rFonts w:ascii="Times New Roman" w:hAnsi="Times New Roman"/>
-          <w:color w:val="0645AD"/>
-          <w:u w:val="single"/>
-          <w:sz w:val="24"/>
-          <w:szCs w:val="24"/>
-        </w:rPr>
-        <w:t xml:space="preserve">Exhibit is a part </w:t>
-      </w:r>
-      <w:r>
-        <w:rPr>
-          <w:rFonts w:ascii="Times New Roman" w:hAnsi="Times New Roman"/>
+          <w:color w:val="0645AD"/>
+          <w:u w:val="single"/>
           <w:sz w:val="24"/>
           <w:szCs w:val="24"/>
         </w:rPr>
@@ -1868,1158 +3352,6 @@
       <w:r>
         <w:rPr>
           <w:rFonts w:ascii="Times New Roman" w:hAnsi="Times New Roman"/>
-          <w:strike/>
-          <w:color w:val="C00000"/>
-          <w:sz w:val="24"/>
-          <w:szCs w:val="24"/>
-        </w:rPr>
-        <w:t xml:space="preserve">a Protected Series under Section 5.2. </w:t>
-      </w:r>
-      <w:r>
-        <w:rPr>
-          <w:rFonts w:ascii="Times New Roman" w:hAnsi="Times New Roman"/>
-          <w:color w:val="0645AD"/>
-          <w:u w:val="single"/>
-          <w:sz w:val="24"/>
-          <w:szCs w:val="24"/>
-        </w:rPr>
-        <w:t xml:space="preserve">this Agreement. </w:t>
-      </w:r>
-    </w:p>
-    <w:p>
-      <w:pPr>
-        <w:keepLines/>
-        <w:widowControl/>
-        <w:spacing w:after="160"/>
-        <w:jc w:val="both"/>
-      </w:pPr>
-      <w:r>
-        <w:rPr>
-          <w:rFonts w:ascii="Times New Roman" w:hAnsi="Times New Roman"/>
-          <w:sz w:val="24"/>
-          <w:szCs w:val="24"/>
-        </w:rPr>
-        <w:t xml:space="preserve">2.16 </w:t>
-      </w:r>
-      <w:r>
-        <w:rPr>
-          <w:rFonts w:ascii="Times New Roman" w:hAnsi="Times New Roman"/>
-          <w:strike/>
-          <w:color w:val="C00000"/>
-          <w:sz w:val="24"/>
-          <w:szCs w:val="24"/>
-        </w:rPr>
-        <w:t xml:space="preserve">"Series Exhibit" means, for each Protected Series, the exhibit to this Agreement (each numbered PS-1, PS-2, </w:t>
-      </w:r>
-      <w:r>
-        <w:rPr>
-          <w:rFonts w:ascii="Times New Roman" w:hAnsi="Times New Roman"/>
-          <w:color w:val="0645AD"/>
-          <w:u w:val="single"/>
-          <w:sz w:val="24"/>
-          <w:szCs w:val="24"/>
-        </w:rPr>
-        <w:t xml:space="preserve">"Transfer" means any assignment, transfer, conveyance, devise, gift, pledge, hypothecation, encumbrance, or other disposition, direct or indirect, voluntary or involuntary, in trust or otherwise, </w:t>
-      </w:r>
-      <w:r>
-        <w:rPr>
-          <w:rFonts w:ascii="Times New Roman" w:hAnsi="Times New Roman"/>
-          <w:sz w:val="24"/>
-          <w:szCs w:val="24"/>
-        </w:rPr>
-        <w:t xml:space="preserve">and </w:t>
-      </w:r>
-      <w:r>
-        <w:rPr>
-          <w:rFonts w:ascii="Times New Roman" w:hAnsi="Times New Roman"/>
-          <w:strike/>
-          <w:color w:val="C00000"/>
-          <w:sz w:val="24"/>
-          <w:szCs w:val="24"/>
-        </w:rPr>
-        <w:t xml:space="preserve">so on) setting forth the terms specific to that Protected Series, including its purpose, its capital, and its Associated Assets. Each Series Exhibit is </w:t>
-      </w:r>
-      <w:r>
-        <w:rPr>
-          <w:rFonts w:ascii="Times New Roman" w:hAnsi="Times New Roman"/>
-          <w:color w:val="0645AD"/>
-          <w:u w:val="single"/>
-          <w:sz w:val="24"/>
-          <w:szCs w:val="24"/>
-        </w:rPr>
-        <w:t xml:space="preserve">as </w:t>
-      </w:r>
-      <w:r>
-        <w:rPr>
-          <w:rFonts w:ascii="Times New Roman" w:hAnsi="Times New Roman"/>
-          <w:sz w:val="24"/>
-          <w:szCs w:val="24"/>
-        </w:rPr>
-        <w:t xml:space="preserve">a </w:t>
-      </w:r>
-      <w:r>
-        <w:rPr>
-          <w:rFonts w:ascii="Times New Roman" w:hAnsi="Times New Roman"/>
-          <w:strike/>
-          <w:color w:val="C00000"/>
-          <w:sz w:val="24"/>
-          <w:szCs w:val="24"/>
-        </w:rPr>
-        <w:t xml:space="preserve">part of this Agreement. </w:t>
-      </w:r>
-      <w:r>
-        <w:rPr>
-          <w:rFonts w:ascii="Times New Roman" w:hAnsi="Times New Roman"/>
-          <w:color w:val="0645AD"/>
-          <w:u w:val="single"/>
-          <w:sz w:val="24"/>
-          <w:szCs w:val="24"/>
-        </w:rPr>
-        <w:t xml:space="preserve">verb has a corresponding meaning. </w:t>
-      </w:r>
-    </w:p>
-    <w:p>
-      <w:pPr>
-        <w:keepLines/>
-        <w:widowControl/>
-        <w:spacing w:after="160"/>
-        <w:jc w:val="both"/>
-      </w:pPr>
-      <w:r>
-        <w:rPr>
-          <w:rFonts w:ascii="Times New Roman" w:hAnsi="Times New Roman"/>
-          <w:strike/>
-          <w:color w:val="C00000"/>
-          <w:sz w:val="24"/>
-          <w:szCs w:val="24"/>
-        </w:rPr>
-        <w:t xml:space="preserve">2.17 "Transfer" means any assignment, transfer, conveyance, devise, gift, pledge, hypothecation, encumbrance, or other disposition, direct or indirect, voluntary or involuntary, in trust or otherwise, and as a verb has a corresponding meaning.</w:t>
-      </w:r>
-    </w:p>
-    <w:p>
-      <w:pPr>
-        <w:keepLines/>
-        <w:widowControl/>
-        <w:spacing w:after="160"/>
-        <w:jc w:val="both"/>
-      </w:pPr>
-      <w:r>
-        <w:rPr>
-          <w:rFonts w:ascii="Times New Roman" w:hAnsi="Times New Roman"/>
-          <w:b/>
-          <w:sz w:val="24"/>
-          <w:szCs w:val="24"/>
-        </w:rPr>
-        <w:t xml:space="preserve">ARTICLE 3 — PROTECTED SERIES</w:t>
-      </w:r>
-    </w:p>
-    <w:p>
-      <w:pPr>
-        <w:keepLines/>
-        <w:widowControl/>
-        <w:spacing w:after="160"/>
-        <w:jc w:val="both"/>
-      </w:pPr>
-      <w:r>
-        <w:rPr>
-          <w:rFonts w:ascii="Times New Roman" w:hAnsi="Times New Roman"/>
-          <w:sz w:val="24"/>
-          <w:szCs w:val="24"/>
-        </w:rPr>
-        <w:t xml:space="preserve">3.1 Establishment. With the affirmative vote or consent of all Members, the Company may establish one or more Protected Series by causing a Protected Series Designation to be signed and filed with the Department as provided in s. 605.2201, Florida Statutes. At or before the filing of each Protected Series Designation, the Members </w:t>
-      </w:r>
-      <w:r>
-        <w:rPr>
-          <w:rFonts w:ascii="Times New Roman" w:hAnsi="Times New Roman"/>
-          <w:strike/>
-          <w:color w:val="C00000"/>
-          <w:sz w:val="24"/>
-          <w:szCs w:val="24"/>
-        </w:rPr>
-        <w:t xml:space="preserve">and the Manager </w:t>
-      </w:r>
-      <w:r>
-        <w:rPr>
-          <w:rFonts w:ascii="Times New Roman" w:hAnsi="Times New Roman"/>
-          <w:sz w:val="24"/>
-          <w:szCs w:val="24"/>
-        </w:rPr>
-        <w:t xml:space="preserve">shall adopt a Series Exhibit for the new Protected Series. The </w:t>
-      </w:r>
-      <w:r>
-        <w:rPr>
-          <w:rFonts w:ascii="Times New Roman" w:hAnsi="Times New Roman"/>
-          <w:strike/>
-          <w:color w:val="C00000"/>
-          <w:sz w:val="24"/>
-          <w:szCs w:val="24"/>
-        </w:rPr>
-        <w:t xml:space="preserve">Manager </w:t>
-      </w:r>
-      <w:r>
-        <w:rPr>
-          <w:rFonts w:ascii="Times New Roman" w:hAnsi="Times New Roman"/>
-          <w:color w:val="0645AD"/>
-          <w:u w:val="single"/>
-          <w:sz w:val="24"/>
-          <w:szCs w:val="24"/>
-        </w:rPr>
-        <w:t xml:space="preserve">Administrative Member </w:t>
-      </w:r>
-      <w:r>
-        <w:rPr>
-          <w:rFonts w:ascii="Times New Roman" w:hAnsi="Times New Roman"/>
-          <w:sz w:val="24"/>
-          <w:szCs w:val="24"/>
-        </w:rPr>
-        <w:t xml:space="preserve">is authorized to execute and file each Protected Series Designation approved under this Section. Each Protected Series shall be established without Associated Members. </w:t>
-      </w:r>
-    </w:p>
-    <w:p>
-      <w:pPr>
-        <w:keepLines/>
-        <w:widowControl/>
-        <w:spacing w:after="160"/>
-        <w:jc w:val="both"/>
-      </w:pPr>
-      <w:r>
-        <w:rPr>
-          <w:rFonts w:ascii="Times New Roman" w:hAnsi="Times New Roman"/>
-          <w:sz w:val="24"/>
-          <w:szCs w:val="24"/>
-        </w:rPr>
-        <w:t xml:space="preserve">3.2 Status of Each Protected Series. As provided by the Act, each Protected Series:</w:t>
-      </w:r>
-    </w:p>
-    <w:p>
-      <w:pPr>
-        <w:keepLines/>
-        <w:widowControl/>
-        <w:spacing w:after="160"/>
-        <w:jc w:val="both"/>
-      </w:pPr>
-      <w:r>
-        <w:rPr>
-          <w:rFonts w:ascii="Times New Roman" w:hAnsi="Times New Roman"/>
-          <w:sz w:val="24"/>
-          <w:szCs w:val="24"/>
-        </w:rPr>
-        <w:t xml:space="preserve">(a) is a "person" for purposes of the Act and the Uniform Commercial Code, distinct from the Company, from every other Protected Series, </w:t>
-      </w:r>
-      <w:r>
-        <w:rPr>
-          <w:rFonts w:ascii="Times New Roman" w:hAnsi="Times New Roman"/>
-          <w:color w:val="0645AD"/>
-          <w:u w:val="single"/>
-          <w:sz w:val="24"/>
-          <w:szCs w:val="24"/>
-        </w:rPr>
-        <w:t xml:space="preserve">and </w:t>
-      </w:r>
-      <w:r>
-        <w:rPr>
-          <w:rFonts w:ascii="Times New Roman" w:hAnsi="Times New Roman"/>
-          <w:sz w:val="24"/>
-          <w:szCs w:val="24"/>
-        </w:rPr>
-        <w:t xml:space="preserve">from each </w:t>
-      </w:r>
-      <w:r>
-        <w:rPr>
-          <w:rFonts w:ascii="Times New Roman" w:hAnsi="Times New Roman"/>
-          <w:strike/>
-          <w:color w:val="C00000"/>
-          <w:sz w:val="24"/>
-          <w:szCs w:val="24"/>
-        </w:rPr>
-        <w:t xml:space="preserve">Member, and from the Manager; </w:t>
-      </w:r>
-      <w:r>
-        <w:rPr>
-          <w:rFonts w:ascii="Times New Roman" w:hAnsi="Times New Roman"/>
-          <w:color w:val="0645AD"/>
-          <w:u w:val="single"/>
-          <w:sz w:val="24"/>
-          <w:szCs w:val="24"/>
-        </w:rPr>
-        <w:t xml:space="preserve">Member; </w:t>
-      </w:r>
-    </w:p>
-    <w:p>
-      <w:pPr>
-        <w:keepLines/>
-        <w:widowControl/>
-        <w:spacing w:after="160"/>
-        <w:jc w:val="both"/>
-      </w:pPr>
-      <w:r>
-        <w:rPr>
-          <w:rFonts w:ascii="Times New Roman" w:hAnsi="Times New Roman"/>
-          <w:sz w:val="24"/>
-          <w:szCs w:val="24"/>
-        </w:rPr>
-        <w:t xml:space="preserve">(b) may, in its own name, conduct any activity in furtherance of its purpose, exercise the powers described in Section 1.4, and sue and be sued;</w:t>
-      </w:r>
-    </w:p>
-    <w:p>
-      <w:pPr>
-        <w:keepLines/>
-        <w:widowControl/>
-        <w:spacing w:after="160"/>
-        <w:jc w:val="both"/>
-      </w:pPr>
-      <w:r>
-        <w:rPr>
-          <w:rFonts w:ascii="Times New Roman" w:hAnsi="Times New Roman"/>
-          <w:sz w:val="24"/>
-          <w:szCs w:val="24"/>
-        </w:rPr>
-        <w:t xml:space="preserve">(c) is not a separate legal entity capable of existing independently of the Company, may not be a member of the Company, may not itself designate a protected series, and may not merge, convert, domesticate, or engage in an interest exchange except through the single statutory channel provided in s. 605.2604, Florida Statutes; and</w:t>
-      </w:r>
-    </w:p>
-    <w:p>
-      <w:pPr>
-        <w:keepLines/>
-        <w:widowControl/>
-        <w:spacing w:after="160"/>
-        <w:jc w:val="both"/>
-      </w:pPr>
-      <w:r>
-        <w:rPr>
-          <w:rFonts w:ascii="Times New Roman" w:hAnsi="Times New Roman"/>
-          <w:sz w:val="24"/>
-          <w:szCs w:val="24"/>
-        </w:rPr>
-        <w:t xml:space="preserve">(d) shall be governed by this Agreement, applied to that Protected Series as though the Protected Series were a separate limited liability company, except as its Series Exhibit expressly provides otherwise and except as the Act requires otherwise.</w:t>
-      </w:r>
-    </w:p>
-    <w:p>
-      <w:pPr>
-        <w:keepLines/>
-        <w:widowControl/>
-        <w:spacing w:after="160"/>
-        <w:jc w:val="both"/>
-      </w:pPr>
-      <w:r>
-        <w:rPr>
-          <w:rFonts w:ascii="Times New Roman" w:hAnsi="Times New Roman"/>
-          <w:sz w:val="24"/>
-          <w:szCs w:val="24"/>
-        </w:rPr>
-        <w:t xml:space="preserve">3.3 Limitation of Liability Among Series (Statutory Shields). Consistent with s. 605.2401, Florida Statutes:</w:t>
-      </w:r>
-    </w:p>
-    <w:p>
-      <w:pPr>
-        <w:keepLines/>
-        <w:widowControl/>
-        <w:spacing w:after="160"/>
-        <w:jc w:val="both"/>
-      </w:pPr>
-      <w:r>
-        <w:rPr>
-          <w:rFonts w:ascii="Times New Roman" w:hAnsi="Times New Roman"/>
-          <w:sz w:val="24"/>
-          <w:szCs w:val="24"/>
-        </w:rPr>
-        <w:t xml:space="preserve">(a) A debt, obligation, or other liability of the Company is solely the debt, obligation, or liability of the Company, and is enforceable only against the Associated Assets of the Company;</w:t>
-      </w:r>
-    </w:p>
-    <w:p>
-      <w:pPr>
-        <w:keepLines/>
-        <w:widowControl/>
-        <w:spacing w:after="160"/>
-        <w:jc w:val="both"/>
-      </w:pPr>
-      <w:r>
-        <w:rPr>
-          <w:rFonts w:ascii="Times New Roman" w:hAnsi="Times New Roman"/>
-          <w:sz w:val="24"/>
-          <w:szCs w:val="24"/>
-        </w:rPr>
-        <w:t xml:space="preserve">(b) A debt, obligation, or other liability of a Protected Series is solely the debt, obligation, or liability of that Protected Series, and is enforceable only against the Associated Assets of that Protected Series;</w:t>
-      </w:r>
-    </w:p>
-    <w:p>
-      <w:pPr>
-        <w:keepLines/>
-        <w:widowControl/>
-        <w:spacing w:after="160"/>
-        <w:jc w:val="both"/>
-      </w:pPr>
-      <w:r>
-        <w:rPr>
-          <w:rFonts w:ascii="Times New Roman" w:hAnsi="Times New Roman"/>
-          <w:sz w:val="24"/>
-          <w:szCs w:val="24"/>
-        </w:rPr>
-        <w:t xml:space="preserve">(c) No Protected Series is liable for, and the Associated Assets of a Protected Series are not available to satisfy, any debt, obligation, or liability of the Company or of any other Protected Series; and the Company is not liable for, and the Associated Assets of the Company are not available to satisfy, any debt, obligation, or liability of any Protected Series; and</w:t>
-      </w:r>
-    </w:p>
-    <w:p>
-      <w:pPr>
-        <w:keepLines/>
-        <w:widowControl/>
-        <w:spacing w:after="160"/>
-        <w:jc w:val="both"/>
-      </w:pPr>
-      <w:r>
-        <w:rPr>
-          <w:rFonts w:ascii="Times New Roman" w:hAnsi="Times New Roman"/>
-          <w:sz w:val="24"/>
-          <w:szCs w:val="24"/>
-        </w:rPr>
-        <w:t xml:space="preserve">(d) No Member </w:t>
-      </w:r>
-      <w:r>
-        <w:rPr>
-          <w:rFonts w:ascii="Times New Roman" w:hAnsi="Times New Roman"/>
-          <w:strike/>
-          <w:color w:val="C00000"/>
-          <w:sz w:val="24"/>
-          <w:szCs w:val="24"/>
-        </w:rPr>
-        <w:t xml:space="preserve">and no Manager </w:t>
-      </w:r>
-      <w:r>
-        <w:rPr>
-          <w:rFonts w:ascii="Times New Roman" w:hAnsi="Times New Roman"/>
-          <w:sz w:val="24"/>
-          <w:szCs w:val="24"/>
-        </w:rPr>
-        <w:t xml:space="preserve">is personally liable, directly or indirectly, by way of contribution or otherwise, for any debt, obligation, or liability of the Company or of any Protected Series solely by reason of being or acting as a member, manager, or protected-series manager. </w:t>
-      </w:r>
-    </w:p>
-    <w:p>
-      <w:pPr>
-        <w:keepLines/>
-        <w:widowControl/>
-        <w:spacing w:after="160"/>
-        <w:jc w:val="both"/>
-      </w:pPr>
-      <w:r>
-        <w:rPr>
-          <w:rFonts w:ascii="Times New Roman" w:hAnsi="Times New Roman"/>
-          <w:sz w:val="24"/>
-          <w:szCs w:val="24"/>
-        </w:rPr>
-        <w:t xml:space="preserve">3.4 Dissolution of a Protected Series Distinguished. The dissolution and winding up of a Protected Series does not, by itself, cause the dissolution of the Company or of any other Protected Series. The dissolution of the Company causes the dissolution of every Protected Series, and the winding up of the Company is not complete until each Protected Series is wound up.</w:t>
-      </w:r>
-    </w:p>
-    <w:p>
-      <w:pPr>
-        <w:keepLines/>
-        <w:widowControl/>
-        <w:spacing w:after="160"/>
-        <w:jc w:val="both"/>
-      </w:pPr>
-      <w:r>
-        <w:rPr>
-          <w:rFonts w:ascii="Times New Roman" w:hAnsi="Times New Roman"/>
-          <w:sz w:val="24"/>
-          <w:szCs w:val="24"/>
-        </w:rPr>
-        <w:t xml:space="preserve">3.5 Series Exhibits Control Series Terms. The terms specific to each Protected Series — including its name, purpose, </w:t>
-      </w:r>
-      <w:r>
-        <w:rPr>
-          <w:rFonts w:ascii="Times New Roman" w:hAnsi="Times New Roman"/>
-          <w:strike/>
-          <w:color w:val="C00000"/>
-          <w:sz w:val="24"/>
-          <w:szCs w:val="24"/>
-        </w:rPr>
-        <w:t xml:space="preserve">Protected Series Manager, </w:t>
-      </w:r>
-      <w:r>
-        <w:rPr>
-          <w:rFonts w:ascii="Times New Roman" w:hAnsi="Times New Roman"/>
-          <w:sz w:val="24"/>
-          <w:szCs w:val="24"/>
-        </w:rPr>
-        <w:t xml:space="preserve">capital, and any variations from the default rules of this Agreement — are set forth in its Series Exhibit. In the event of a conflict between a Series Exhibit and this Agreement with respect to the Protected Series to which the Series Exhibit relates, the Series Exhibit controls, except that no Series Exhibit may vary a provision of the Act that may not be varied by an operating agreement (see s. 605.2107, Florida Statutes) or the provisions of Article 8. </w:t>
-      </w:r>
-    </w:p>
-    <w:p>
-      <w:pPr>
-        <w:keepLines/>
-        <w:widowControl/>
-        <w:spacing w:after="160"/>
-        <w:jc w:val="both"/>
-      </w:pPr>
-      <w:r>
-        <w:rPr>
-          <w:rFonts w:ascii="Times New Roman" w:hAnsi="Times New Roman"/>
-          <w:sz w:val="24"/>
-          <w:szCs w:val="24"/>
-        </w:rPr>
-        <w:t xml:space="preserve">3.6 Company as Owner.</w:t>
-      </w:r>
-    </w:p>
-    <w:p>
-      <w:pPr>
-        <w:keepLines/>
-        <w:widowControl/>
-        <w:spacing w:after="160"/>
-        <w:jc w:val="both"/>
-      </w:pPr>
-      <w:r>
-        <w:rPr>
-          <w:rFonts w:ascii="Times New Roman" w:hAnsi="Times New Roman"/>
-          <w:sz w:val="24"/>
-          <w:szCs w:val="24"/>
-        </w:rPr>
-        <w:t xml:space="preserve">(a) Ownership. The Company owns all of the protected-series transferable interests of each Protected Series, as provided in s. 605.2303(1)-(3), Florida Statutes. Every distribution made by a Protected Series is made to the Company.</w:t>
-      </w:r>
-    </w:p>
-    <w:p>
-      <w:pPr>
-        <w:keepLines/>
-        <w:widowControl/>
-        <w:spacing w:after="160"/>
-        <w:jc w:val="both"/>
-      </w:pPr>
-      <w:r>
-        <w:rPr>
-          <w:rFonts w:ascii="Times New Roman" w:hAnsi="Times New Roman"/>
-          <w:sz w:val="24"/>
-          <w:szCs w:val="24"/>
-        </w:rPr>
-        <w:t xml:space="preserve">(b) Transferee provisions inapplicable to the Company. Section 605.2303(4), Florida Statutes, applies to the Company, in its capacity as owner of a protected-series transferable interest, any provision of this Agreement that applies to a protected-series transferee. No provision of this Agreement restricting the rights of a transferee applies to the Company in that capacity, and nothing in this Agreement limits the Company's rights to manage, direct, receive distributions from, or obtain the records and information of any Protected Series.</w:t>
-      </w:r>
-    </w:p>
-    <w:p>
-      <w:pPr>
-        <w:keepLines/>
-        <w:widowControl/>
-        <w:spacing w:after="160"/>
-        <w:jc w:val="both"/>
-      </w:pPr>
-      <w:r>
-        <w:rPr>
-          <w:rFonts w:ascii="Times New Roman" w:hAnsi="Times New Roman"/>
-          <w:sz w:val="24"/>
-          <w:szCs w:val="24"/>
-        </w:rPr>
-        <w:t xml:space="preserve">(c) No transfer of a protected-series transferable interest. The Company shall not transfer, assign, pledge, encumber, or otherwise dispose of all or any part of a protected-series transferable interest of any Protected Series to any person, and no Protected Series shall issue a protected-series transferable interest to any person other than the Company. Any purported transfer or issuance in violation of this paragraph is null and void ab initio and shall be given no force or effect for any purpose.</w:t>
-      </w:r>
-    </w:p>
-    <w:p>
-      <w:pPr>
-        <w:keepLines/>
-        <w:widowControl/>
-        <w:spacing w:after="160"/>
-        <w:jc w:val="both"/>
-      </w:pPr>
-      <w:r>
-        <w:rPr>
-          <w:rFonts w:ascii="Times New Roman" w:hAnsi="Times New Roman"/>
-          <w:b/>
-          <w:sz w:val="24"/>
-          <w:szCs w:val="24"/>
-        </w:rPr>
-        <w:t xml:space="preserve">ARTICLE 4 — MEMBERS; VOTING; MEMBER DUTIES</w:t>
-      </w:r>
-    </w:p>
-    <w:p>
-      <w:pPr>
-        <w:keepLines/>
-        <w:widowControl/>
-        <w:spacing w:after="160"/>
-        <w:jc w:val="both"/>
-      </w:pPr>
-      <w:r>
-        <w:rPr>
-          <w:rFonts w:ascii="Times New Roman" w:hAnsi="Times New Roman"/>
-          <w:sz w:val="24"/>
-          <w:szCs w:val="24"/>
-        </w:rPr>
-        <w:t xml:space="preserve">4.1 Members; Percentage Interests. The Members and their Percentage Interests are set forth on Exhibit A. Membership interests are of a single class and are expressed as percentages; no certificates shall be issued unless </w:t>
-      </w:r>
-      <w:r>
-        <w:rPr>
-          <w:rFonts w:ascii="Times New Roman" w:hAnsi="Times New Roman"/>
-          <w:strike/>
-          <w:color w:val="C00000"/>
-          <w:sz w:val="24"/>
-          <w:szCs w:val="24"/>
-        </w:rPr>
-        <w:t xml:space="preserve">the Manager </w:t>
-      </w:r>
-      <w:r>
-        <w:rPr>
-          <w:rFonts w:ascii="Times New Roman" w:hAnsi="Times New Roman"/>
-          <w:color w:val="0645AD"/>
-          <w:u w:val="single"/>
-          <w:sz w:val="24"/>
-          <w:szCs w:val="24"/>
-        </w:rPr>
-        <w:t xml:space="preserve">a Majority in Interest </w:t>
-      </w:r>
-      <w:r>
-        <w:rPr>
-          <w:rFonts w:ascii="Times New Roman" w:hAnsi="Times New Roman"/>
-          <w:sz w:val="24"/>
-          <w:szCs w:val="24"/>
-        </w:rPr>
-        <w:t xml:space="preserve">determines otherwise. Each Member's interest in the Company is personal property for all purposes. </w:t>
-      </w:r>
-    </w:p>
-    <w:p>
-      <w:pPr>
-        <w:keepLines/>
-        <w:widowControl/>
-        <w:spacing w:after="160"/>
-        <w:jc w:val="both"/>
-      </w:pPr>
-      <w:r>
-        <w:rPr>
-          <w:rFonts w:ascii="Times New Roman" w:hAnsi="Times New Roman"/>
-          <w:sz w:val="24"/>
-          <w:szCs w:val="24"/>
-        </w:rPr>
-        <w:t xml:space="preserve">4.2 No Series-Level Ownership. No Member is an Associated Member of any Protected Series, and no Member holds a protected-series transferable interest. Each Protected Series is wholly owned by the Company as provided in Section 3.6. Every Member's economic rights in every Protected Series arise solely through the Member's Percentage Interest in the Company, so that all Members participate in every Protected Series identically and in proportion to their Percentage Interests at all times.</w:t>
-      </w:r>
-    </w:p>
-    <w:p>
-      <w:pPr>
-        <w:keepLines/>
-        <w:widowControl/>
-        <w:spacing w:after="160"/>
-        <w:jc w:val="both"/>
-      </w:pPr>
-      <w:r>
-        <w:rPr>
-          <w:rFonts w:ascii="Times New Roman" w:hAnsi="Times New Roman"/>
-          <w:sz w:val="24"/>
-          <w:szCs w:val="24"/>
-        </w:rPr>
-        <w:t xml:space="preserve">4.3 Voting. Each Member votes in proportion to the Member's Percentage Interest on matters as to which Members are entitled to vote or consent at the Company level. Except where this Agreement or a non-variable provision of the Act requires a greater vote, the act of a Majority in Interest constitutes the act of the Members. A Membership Interest owned by spouses as tenants by the entireties shall be voted only by the consensus of both spouses; neither spouse acting alone may vote the interest except as the other spouse's attorney-in-fact under a duly executed power of attorney.</w:t>
-      </w:r>
-    </w:p>
-    <w:p>
-      <w:pPr>
-        <w:keepLines/>
-        <w:widowControl/>
-        <w:spacing w:after="160"/>
-        <w:jc w:val="both"/>
-      </w:pPr>
-      <w:r>
-        <w:rPr>
-          <w:rFonts w:ascii="Times New Roman" w:hAnsi="Times New Roman"/>
-          <w:sz w:val="24"/>
-          <w:szCs w:val="24"/>
-        </w:rPr>
-        <w:t xml:space="preserve">4.4 Meetings; Written Consents. No regular meetings are required. Any Member </w:t>
-      </w:r>
-      <w:r>
-        <w:rPr>
-          <w:rFonts w:ascii="Times New Roman" w:hAnsi="Times New Roman"/>
-          <w:strike/>
-          <w:color w:val="C00000"/>
-          <w:sz w:val="24"/>
-          <w:szCs w:val="24"/>
-        </w:rPr>
-        <w:t xml:space="preserve">or the Manager </w:t>
-      </w:r>
-      <w:r>
-        <w:rPr>
-          <w:rFonts w:ascii="Times New Roman" w:hAnsi="Times New Roman"/>
-          <w:sz w:val="24"/>
-          <w:szCs w:val="24"/>
-        </w:rPr>
-        <w:t xml:space="preserve">may call a meeting of the Members on at least five (5) days' written notice stating the purpose. Members may participate by any means of remote communication by which all participants can hear one another. Any action that may be taken at a meeting may be taken without a meeting by a written consent signed by Members holding the Percentage Interests required to approve the action, delivered to the Company and maintained with its records, with prompt notice to any non-consenting Member. </w:t>
-      </w:r>
-    </w:p>
-    <w:p>
-      <w:pPr>
-        <w:keepLines/>
-        <w:widowControl/>
-        <w:spacing w:after="160"/>
-        <w:jc w:val="both"/>
-      </w:pPr>
-      <w:r>
-        <w:rPr>
-          <w:rFonts w:ascii="Times New Roman" w:hAnsi="Times New Roman"/>
-          <w:sz w:val="24"/>
-          <w:szCs w:val="24"/>
-        </w:rPr>
-        <w:t xml:space="preserve">4.5 Limited Liability; No Agency. No Member shall be personally liable for any debt, obligation, or liability of the Company or of any Protected Series, whether arising in contract, tort, or otherwise, solely by reason of being a Member. No Member is an agent of the Company or of any Protected Series solely by reason of being a member.</w:t>
-      </w:r>
-    </w:p>
-    <w:p>
-      <w:pPr>
-        <w:keepLines/>
-        <w:widowControl/>
-        <w:spacing w:after="160"/>
-        <w:jc w:val="both"/>
-      </w:pPr>
-      <w:r>
-        <w:rPr>
-          <w:rFonts w:ascii="Times New Roman" w:hAnsi="Times New Roman"/>
-          <w:sz w:val="24"/>
-          <w:szCs w:val="24"/>
-        </w:rPr>
-        <w:t xml:space="preserve">4.6 Duty to Participate in Governance. Each Member shall materially participate in the governance of the Company and of each Protected Series, including by voting or consenting in a timely manner on matters submitted to the Members, attending meetings duly called under Section 4.4 in person or by remote means, furnishing information reasonably requested by the </w:t>
-      </w:r>
-      <w:r>
-        <w:rPr>
-          <w:rFonts w:ascii="Times New Roman" w:hAnsi="Times New Roman"/>
-          <w:strike/>
-          <w:color w:val="C00000"/>
-          <w:sz w:val="24"/>
-          <w:szCs w:val="24"/>
-        </w:rPr>
-        <w:t xml:space="preserve">Manager </w:t>
-      </w:r>
-      <w:r>
-        <w:rPr>
-          <w:rFonts w:ascii="Times New Roman" w:hAnsi="Times New Roman"/>
-          <w:color w:val="0645AD"/>
-          <w:u w:val="single"/>
-          <w:sz w:val="24"/>
-          <w:szCs w:val="24"/>
-        </w:rPr>
-        <w:t xml:space="preserve">Administrative Member </w:t>
-      </w:r>
-      <w:r>
-        <w:rPr>
-          <w:rFonts w:ascii="Times New Roman" w:hAnsi="Times New Roman"/>
-          <w:sz w:val="24"/>
-          <w:szCs w:val="24"/>
-        </w:rPr>
-        <w:t xml:space="preserve">for the Company's or a Protected Series' filings, records, and tax reporting, and executing and delivering instruments reasonably required to carry out actions duly approved under this Agreement. </w:t>
-      </w:r>
-    </w:p>
-    <w:p>
-      <w:pPr>
-        <w:keepLines/>
-        <w:widowControl/>
-        <w:spacing w:after="160"/>
-        <w:jc w:val="both"/>
-      </w:pPr>
-      <w:r>
-        <w:rPr>
-          <w:rFonts w:ascii="Times New Roman" w:hAnsi="Times New Roman"/>
-          <w:sz w:val="24"/>
-          <w:szCs w:val="24"/>
-        </w:rPr>
-        <w:t xml:space="preserve">4.7 Competition. [SELECT ONE ALTERNATIVE — see Instructions]</w:t>
-      </w:r>
-    </w:p>
-    <w:p>
-      <w:pPr>
-        <w:keepLines/>
-        <w:widowControl/>
-        <w:spacing w:after="160"/>
-        <w:jc w:val="both"/>
-      </w:pPr>
-      <w:r>
-        <w:rPr>
-          <w:rFonts w:ascii="Times New Roman" w:hAnsi="Times New Roman"/>
-          <w:sz w:val="24"/>
-          <w:szCs w:val="24"/>
-        </w:rPr>
-        <w:t xml:space="preserve">[ ] Alternative A — Noncompetition. Before the dissolution of the Company, no Member shall compete with the Company or with any Protected Series in the conduct of their activities and affairs, consistent with the standard described in s. 605.04091(2)(c), Florida Statutes. This Section does not prohibit a Member from engaging in any business or venture that does not so compete, and neither the Company, any Protected Series, nor any Member shall have any right in such a venture or its income by virtue of this Agreement.</w:t>
-      </w:r>
-    </w:p>
-    <w:p>
-      <w:pPr>
-        <w:keepLines/>
-        <w:widowControl/>
-        <w:spacing w:after="160"/>
-        <w:jc w:val="both"/>
-      </w:pPr>
-      <w:r>
-        <w:rPr>
-          <w:rFonts w:ascii="Times New Roman" w:hAnsi="Times New Roman"/>
-          <w:sz w:val="24"/>
-          <w:szCs w:val="24"/>
-        </w:rPr>
-        <w:t xml:space="preserve">[ ] Alternative B — Competition Permitted. Each Member may engage in and possess interests in other business ventures of every kind, whether or not competitive with the activities of the Company or of any Protected Series. Engaging in such ventures shall not be deemed to violate this Agreement or any duty under the Act, no Member is obligated to offer any business opportunity to the Company, any Protected Series, or any other Member, and neither the Company, any Protected Series, nor any Member shall have any right in such ventures or their income by virtue of this Agreement. (Retain the selected Alternative and delete the other. If Alternative B is selected, replace Section 11.1(c) with "(c) [Reserved.]" — do not renumber.)</w:t>
-      </w:r>
-    </w:p>
-    <w:p>
-      <w:pPr>
-        <w:keepLines/>
-        <w:widowControl/>
-        <w:spacing w:after="160"/>
-        <w:jc w:val="both"/>
-      </w:pPr>
-      <w:r>
-        <w:rPr>
-          <w:rFonts w:ascii="Times New Roman" w:hAnsi="Times New Roman"/>
-          <w:sz w:val="24"/>
-          <w:szCs w:val="24"/>
-        </w:rPr>
-        <w:t xml:space="preserve">4.8 Confidentiality. Each Member shall hold in confidence, and shall not disclose or use other than for purposes of the Company or the applicable Protected Series, all confidential information of the Company and of each Protected Series, including financial records, customer and tenant information, contracts, and the contents of the records maintained under Article 8, except for disclosures required by law or made to the Member's professional advisors who are bound to confidentiality.</w:t>
-      </w:r>
-    </w:p>
-    <w:p>
-      <w:pPr>
-        <w:keepLines/>
-        <w:widowControl/>
-        <w:spacing w:after="160"/>
-        <w:jc w:val="both"/>
-      </w:pPr>
-      <w:r>
-        <w:rPr>
-          <w:rFonts w:ascii="Times New Roman" w:hAnsi="Times New Roman"/>
-          <w:sz w:val="24"/>
-          <w:szCs w:val="24"/>
-        </w:rPr>
-        <w:t xml:space="preserve">4.9 Non-Disparagement; No Interference. No Member shall hinder or delay the activities and affairs of the Company or of any Protected Series, or slander, defame, or otherwise tarnish the reputation of the Company or of any Protected Series.</w:t>
-      </w:r>
-    </w:p>
-    <w:p>
-      <w:pPr>
-        <w:keepLines/>
-        <w:widowControl/>
-        <w:spacing w:after="160"/>
-        <w:jc w:val="both"/>
-      </w:pPr>
-      <w:r>
-        <w:rPr>
-          <w:rFonts w:ascii="Times New Roman" w:hAnsi="Times New Roman"/>
-          <w:sz w:val="24"/>
-          <w:szCs w:val="24"/>
-        </w:rPr>
-        <w:t xml:space="preserve">4.10 Information Rights. Each Member has the information and inspection rights provided by the Act with respect to the Company. The records of the Company that each Member may inspect include the records maintained under Article 8 for every Protected Series.</w:t>
-      </w:r>
-    </w:p>
-    <w:p>
-      <w:pPr>
-        <w:keepLines/>
-        <w:widowControl/>
-        <w:spacing w:after="160"/>
-        <w:jc w:val="both"/>
-      </w:pPr>
-      <w:r>
-        <w:rPr>
-          <w:rFonts w:ascii="Times New Roman" w:hAnsi="Times New Roman"/>
-          <w:sz w:val="24"/>
-          <w:szCs w:val="24"/>
-        </w:rPr>
-        <w:t xml:space="preserve">4.11 Transfer on Death Designation. Each Member's Membership Interest is "registered" with the Company within the meaning of s. 711.501(7), Florida Statutes. Exhibit A serves as the initial "registration in beneficiary form" under ss. 711.50–711.512, Florida Statutes, and reflects each Member's designation, if any, of the person or persons who will become the owner of that Member's Membership Interest upon that Member's death. A Member may designate any person or entity as a beneficiary. A Member may change, delete, or add a TOD designation by a signed writing, witnessed by two witnesses, delivered to the </w:t>
-      </w:r>
-      <w:r>
-        <w:rPr>
-          <w:rFonts w:ascii="Times New Roman" w:hAnsi="Times New Roman"/>
-          <w:strike/>
-          <w:color w:val="C00000"/>
-          <w:sz w:val="24"/>
-          <w:szCs w:val="24"/>
-        </w:rPr>
-        <w:t xml:space="preserve">Manager; </w:t>
-      </w:r>
-      <w:r>
-        <w:rPr>
-          <w:rFonts w:ascii="Times New Roman" w:hAnsi="Times New Roman"/>
-          <w:color w:val="0645AD"/>
-          <w:u w:val="single"/>
-          <w:sz w:val="24"/>
-          <w:szCs w:val="24"/>
-        </w:rPr>
-        <w:t xml:space="preserve">Administrative Member; </w:t>
-      </w:r>
-      <w:r>
-        <w:rPr>
-          <w:rFonts w:ascii="Times New Roman" w:hAnsi="Times New Roman"/>
-          <w:sz w:val="24"/>
-          <w:szCs w:val="24"/>
-        </w:rPr>
-        <w:t xml:space="preserve">the change is effective upon receipt unless the </w:t>
-      </w:r>
-      <w:r>
-        <w:rPr>
-          <w:rFonts w:ascii="Times New Roman" w:hAnsi="Times New Roman"/>
-          <w:strike/>
-          <w:color w:val="C00000"/>
-          <w:sz w:val="24"/>
-          <w:szCs w:val="24"/>
-        </w:rPr>
-        <w:t xml:space="preserve">Manager </w:t>
-      </w:r>
-      <w:r>
-        <w:rPr>
-          <w:rFonts w:ascii="Times New Roman" w:hAnsi="Times New Roman"/>
-          <w:color w:val="0645AD"/>
-          <w:u w:val="single"/>
-          <w:sz w:val="24"/>
-          <w:szCs w:val="24"/>
-        </w:rPr>
-        <w:t xml:space="preserve">Administrative Member </w:t>
-      </w:r>
-      <w:r>
-        <w:rPr>
-          <w:rFonts w:ascii="Times New Roman" w:hAnsi="Times New Roman"/>
-          <w:sz w:val="24"/>
-          <w:szCs w:val="24"/>
-        </w:rPr>
-        <w:t xml:space="preserve">objects in writing within seven (7) days, and the </w:t>
-      </w:r>
-      <w:r>
-        <w:rPr>
-          <w:rFonts w:ascii="Times New Roman" w:hAnsi="Times New Roman"/>
-          <w:strike/>
-          <w:color w:val="C00000"/>
-          <w:sz w:val="24"/>
-          <w:szCs w:val="24"/>
-        </w:rPr>
-        <w:t xml:space="preserve">Manager </w:t>
-      </w:r>
-      <w:r>
-        <w:rPr>
-          <w:rFonts w:ascii="Times New Roman" w:hAnsi="Times New Roman"/>
-          <w:color w:val="0645AD"/>
-          <w:u w:val="single"/>
-          <w:sz w:val="24"/>
-          <w:szCs w:val="24"/>
-        </w:rPr>
-        <w:t xml:space="preserve">Administrative Member </w:t>
-      </w:r>
-      <w:r>
-        <w:rPr>
-          <w:rFonts w:ascii="Times New Roman" w:hAnsi="Times New Roman"/>
-          <w:sz w:val="24"/>
-          <w:szCs w:val="24"/>
-        </w:rPr>
-        <w:t xml:space="preserve">shall thereafter update Exhibit A (though updating is not required for effectiveness). Upon the designating Member's death, the designated beneficiary automatically succeeds to the deceased Member's transferable interest — including the economic rights of the deceased Member's Percentage Interest — taking subject to this Agreement, and holds the rights of a transferee described in Section 10.3 until admitted as a Member. A beneficiary is admitted as a Member upon delivery to the Company of a written agreement to be bound by this Agreement and the written consent of a Majority in Interest of the Members other than the deceased Member. </w:t>
-      </w:r>
-    </w:p>
-    <w:p>
-      <w:pPr>
-        <w:keepLines/>
-        <w:widowControl/>
-        <w:spacing w:after="160"/>
-        <w:jc w:val="both"/>
-      </w:pPr>
-      <w:r>
-        <w:rPr>
-          <w:rFonts w:ascii="Times New Roman" w:hAnsi="Times New Roman"/>
-          <w:sz w:val="24"/>
-          <w:szCs w:val="24"/>
-        </w:rPr>
-        <w:t xml:space="preserve">ARTICLE 5 — MANAGEMENT </w:t>
-      </w:r>
-      <w:r>
-        <w:rPr>
-          <w:rFonts w:ascii="Times New Roman" w:hAnsi="Times New Roman"/>
-          <w:color w:val="0645AD"/>
-          <w:u w:val="single"/>
-          <w:sz w:val="24"/>
-          <w:szCs w:val="24"/>
-        </w:rPr>
-        <w:t xml:space="preserve">BY THE MEMBERS </w:t>
-      </w:r>
-    </w:p>
-    <w:p>
-      <w:pPr>
-        <w:keepLines/>
-        <w:widowControl/>
-        <w:spacing w:after="160"/>
-        <w:jc w:val="both"/>
-      </w:pPr>
-      <w:r>
-        <w:rPr>
-          <w:rFonts w:ascii="Times New Roman" w:hAnsi="Times New Roman"/>
-          <w:sz w:val="24"/>
-          <w:szCs w:val="24"/>
-        </w:rPr>
-        <w:t xml:space="preserve">5.1 </w:t>
-      </w:r>
-      <w:r>
-        <w:rPr>
-          <w:rFonts w:ascii="Times New Roman" w:hAnsi="Times New Roman"/>
-          <w:strike/>
-          <w:color w:val="C00000"/>
-          <w:sz w:val="24"/>
-          <w:szCs w:val="24"/>
-        </w:rPr>
-        <w:t xml:space="preserve">Manager-Managed; the Manager. </w:t>
-      </w:r>
-      <w:r>
-        <w:rPr>
-          <w:rFonts w:ascii="Times New Roman" w:hAnsi="Times New Roman"/>
-          <w:color w:val="0645AD"/>
-          <w:u w:val="single"/>
-          <w:sz w:val="24"/>
-          <w:szCs w:val="24"/>
-        </w:rPr>
-        <w:t xml:space="preserve">Member-Managed. </w:t>
-      </w:r>
-      <w:r>
-        <w:rPr>
-          <w:rFonts w:ascii="Times New Roman" w:hAnsi="Times New Roman"/>
-          <w:sz w:val="24"/>
-          <w:szCs w:val="24"/>
-        </w:rPr>
-        <w:t xml:space="preserve">The Company is </w:t>
-      </w:r>
-      <w:r>
-        <w:rPr>
-          <w:rFonts w:ascii="Times New Roman" w:hAnsi="Times New Roman"/>
-          <w:strike/>
-          <w:color w:val="C00000"/>
-          <w:sz w:val="24"/>
-          <w:szCs w:val="24"/>
-        </w:rPr>
-        <w:t xml:space="preserve">manager-managed </w:t>
-      </w:r>
-      <w:r>
-        <w:rPr>
-          <w:rFonts w:ascii="Times New Roman" w:hAnsi="Times New Roman"/>
-          <w:color w:val="0645AD"/>
-          <w:u w:val="single"/>
-          <w:sz w:val="24"/>
-          <w:szCs w:val="24"/>
-        </w:rPr>
-        <w:t xml:space="preserve">member-managed </w:t>
-      </w:r>
-      <w:r>
-        <w:rPr>
-          <w:rFonts w:ascii="Times New Roman" w:hAnsi="Times New Roman"/>
-          <w:sz w:val="24"/>
-          <w:szCs w:val="24"/>
-        </w:rPr>
-        <w:t xml:space="preserve">as provided in its Articles of Organization and this Agreement. </w:t>
-      </w:r>
-      <w:r>
-        <w:rPr>
-          <w:rFonts w:ascii="Times New Roman" w:hAnsi="Times New Roman"/>
-          <w:strike/>
-          <w:color w:val="C00000"/>
-          <w:sz w:val="24"/>
-          <w:szCs w:val="24"/>
-        </w:rPr>
-        <w:t xml:space="preserve">[MANAGER APPOINTMENT] If more than one person is serving as Manager, every act, approval, consent, decision, or determination </w:t>
-      </w:r>
-      <w:r>
-        <w:rPr>
-          <w:rFonts w:ascii="Times New Roman" w:hAnsi="Times New Roman"/>
-          <w:color w:val="0645AD"/>
-          <w:u w:val="single"/>
-          <w:sz w:val="24"/>
-          <w:szCs w:val="24"/>
-        </w:rPr>
-        <w:t xml:space="preserve">The management and conduct </w:t>
-      </w:r>
-      <w:r>
-        <w:rPr>
-          <w:rFonts w:ascii="Times New Roman" w:hAnsi="Times New Roman"/>
-          <w:sz w:val="24"/>
-          <w:szCs w:val="24"/>
-        </w:rPr>
-        <w:t xml:space="preserve">of the </w:t>
-      </w:r>
-      <w:r>
-        <w:rPr>
-          <w:rFonts w:ascii="Times New Roman" w:hAnsi="Times New Roman"/>
-          <w:strike/>
-          <w:color w:val="C00000"/>
-          <w:sz w:val="24"/>
-          <w:szCs w:val="24"/>
-        </w:rPr>
-        <w:t xml:space="preserve">Manager under this Agreement requires the approval of a majority </w:t>
-      </w:r>
-      <w:r>
-        <w:rPr>
-          <w:rFonts w:ascii="Times New Roman" w:hAnsi="Times New Roman"/>
-          <w:color w:val="0645AD"/>
-          <w:u w:val="single"/>
-          <w:sz w:val="24"/>
-          <w:szCs w:val="24"/>
-        </w:rPr>
-        <w:t xml:space="preserve">activities and affairs </w:t>
-      </w:r>
-      <w:r>
-        <w:rPr>
-          <w:rFonts w:ascii="Times New Roman" w:hAnsi="Times New Roman"/>
-          <w:sz w:val="24"/>
-          <w:szCs w:val="24"/>
-        </w:rPr>
-        <w:t xml:space="preserve">of the </w:t>
-      </w:r>
-      <w:r>
-        <w:rPr>
-          <w:rFonts w:ascii="Times New Roman" w:hAnsi="Times New Roman"/>
-          <w:strike/>
-          <w:color w:val="C00000"/>
-          <w:sz w:val="24"/>
-          <w:szCs w:val="24"/>
-        </w:rPr>
-        <w:t xml:space="preserve">Managers then serving, </w:t>
-      </w:r>
-      <w:r>
-        <w:rPr>
-          <w:rFonts w:ascii="Times New Roman" w:hAnsi="Times New Roman"/>
-          <w:color w:val="0645AD"/>
-          <w:u w:val="single"/>
-          <w:sz w:val="24"/>
-          <w:szCs w:val="24"/>
-        </w:rPr>
-        <w:t xml:space="preserve">Company are vested in the Members. There is no manager, </w:t>
-      </w:r>
-      <w:r>
-        <w:rPr>
-          <w:rFonts w:ascii="Times New Roman" w:hAnsi="Times New Roman"/>
-          <w:sz w:val="24"/>
-          <w:szCs w:val="24"/>
-        </w:rPr>
-        <w:t xml:space="preserve">and no </w:t>
-      </w:r>
-      <w:r>
-        <w:rPr>
-          <w:rFonts w:ascii="Times New Roman" w:hAnsi="Times New Roman"/>
-          <w:strike/>
-          <w:color w:val="C00000"/>
-          <w:sz w:val="24"/>
-          <w:szCs w:val="24"/>
-        </w:rPr>
-        <w:t xml:space="preserve">Manager acting alone has actual authority to act for </w:t>
-      </w:r>
-      <w:r>
-        <w:rPr>
-          <w:rFonts w:ascii="Times New Roman" w:hAnsi="Times New Roman"/>
-          <w:color w:val="0645AD"/>
-          <w:u w:val="single"/>
-          <w:sz w:val="24"/>
-          <w:szCs w:val="24"/>
-        </w:rPr>
-        <w:t xml:space="preserve">person shall be designated or hold out as a manager of </w:t>
-      </w:r>
-      <w:r>
-        <w:rPr>
-          <w:rFonts w:ascii="Times New Roman" w:hAnsi="Times New Roman"/>
-          <w:sz w:val="24"/>
-          <w:szCs w:val="24"/>
-        </w:rPr>
-        <w:t xml:space="preserve">the Company or </w:t>
-      </w:r>
-      <w:r>
-        <w:rPr>
-          <w:rFonts w:ascii="Times New Roman" w:hAnsi="Times New Roman"/>
-          <w:strike/>
-          <w:color w:val="C00000"/>
-          <w:sz w:val="24"/>
-          <w:szCs w:val="24"/>
-        </w:rPr>
-        <w:t xml:space="preserve">for </w:t>
-      </w:r>
-      <w:r>
-        <w:rPr>
-          <w:rFonts w:ascii="Times New Roman" w:hAnsi="Times New Roman"/>
-          <w:color w:val="0645AD"/>
-          <w:u w:val="single"/>
-          <w:sz w:val="24"/>
-          <w:szCs w:val="24"/>
-        </w:rPr>
-        <w:t xml:space="preserve">of </w:t>
-      </w:r>
-      <w:r>
-        <w:rPr>
-          <w:rFonts w:ascii="Times New Roman" w:hAnsi="Times New Roman"/>
           <w:sz w:val="24"/>
           <w:szCs w:val="24"/>
         </w:rPr>
@@ -3033,7 +3365,7 @@
           <w:sz w:val="24"/>
           <w:szCs w:val="24"/>
         </w:rPr>
-        <w:t xml:space="preserve">Anything required to be delivered to the Manager may be delivered to any Manager, and a covenant, restriction, or standard of conduct stated in this Agreement as applying to the Manager applies to each Manager individually. This Section governs among the Members and the Managers; it does not affect the agency rights of a Manager under s. 605.04074(2)(b), Florida Statutes, as to a person who dealt with the Manager without knowledge or notice that the Manager lacked authority. A Manager need not be a Member. A Manager serves until that Manager's resignation, removal, death, or incapacity. If a Manager ceases to serve as Manager for any reason, the remaining Managers shall continue to serve. A Manager may be removed, with or without cause, and a successor or additional Manager may be appointed, by a Majority in Interest, evidenced by a signed writing delivered to the Company. </w:t>
+        <w:t xml:space="preserve">Anything required to be delivered to the Manager may be delivered to any Manager, and a covenant, restriction, or standard of conduct stated in this Agreement as applying to the Manager applies to each Manager individually. This Section governs among the Members and the Managers; it does not affect the agency rights of a Manager under s. 605.04074(2)(b), Florida Statutes, as to a person who dealt with the Manager without knowledge or notice that the Manager lacked authority. A Manager need not be a Member. A Manager serves until that Manager's resignation, removal, death, or Incapacity. If a Manager ceases to serve as Manager for any reason, the remaining Managers shall continue to serve. A Manager may be removed, with or without cause, and a successor or additional Manager may be appointed, by a Majority in Interest, evidenced by a signed writing delivered to the Company. </w:t>
       </w:r>
     </w:p>
     <w:p>

--- a/docs/word/FPSLLC Redline - Manager-Managed vs Member-Managed S Corporation.docx
+++ b/docs/word/FPSLLC Redline - Manager-Managed vs Member-Managed S Corporation.docx
@@ -4361,35 +4361,17 @@
           <w:sz w:val="24"/>
           <w:szCs w:val="24"/>
         </w:rPr>
-        <w:t xml:space="preserve">except to the extent arising from conduct for which exoneration is prohibited by the </w:t>
-      </w:r>
-      <w:r>
-        <w:rPr>
-          <w:rFonts w:ascii="Times New Roman" w:hAnsi="Times New Roman"/>
-          <w:strike/>
-          <w:color w:val="C00000"/>
-          <w:sz w:val="24"/>
-          <w:szCs w:val="24"/>
-        </w:rPr>
-        <w:t xml:space="preserve">Act; </w:t>
-      </w:r>
-      <w:r>
-        <w:rPr>
-          <w:rFonts w:ascii="Times New Roman" w:hAnsi="Times New Roman"/>
-          <w:color w:val="0645AD"/>
-          <w:u w:val="single"/>
-          <w:sz w:val="24"/>
-          <w:szCs w:val="24"/>
-        </w:rPr>
-        <w:t xml:space="preserve">Act or from an act exceeding the authority conferred by Section 5.4; </w:t>
-      </w:r>
-      <w:r>
-        <w:rPr>
-          <w:rFonts w:ascii="Times New Roman" w:hAnsi="Times New Roman"/>
-          <w:sz w:val="24"/>
-          <w:szCs w:val="24"/>
-        </w:rPr>
-        <w:t xml:space="preserve">provided, that any indemnification obligation relating to the activities of a particular Protected Series is an Associated Liability of that Protected Series, payable solely from its Associated Assets, and any indemnification obligation relating to the activities of the Company generally is payable solely from the Associated Assets of the Company. </w:t>
+        <w:t xml:space="preserve">except to the extent arising from conduct for which exoneration is prohibited by the Act or from an act exceeding the authority conferred by Section 5.4; provided, that any indemnification obligation relating to the activities of a particular Protected Series is an Associated Liability of that Protected Series, payable solely from its Associated Assets, and any indemnification obligation relating to the activities of the Company generally is payable solely from the Associated Assets of the Company. </w:t>
+      </w:r>
+      <w:r>
+        <w:rPr>
+          <w:rFonts w:ascii="Times New Roman" w:hAnsi="Times New Roman"/>
+          <w:strike/>
+          <w:color w:val="C00000"/>
+          <w:sz w:val="24"/>
+          <w:szCs w:val="24"/>
+        </w:rPr>
+        <w:t xml:space="preserve">A Manager who exceeds the authority conferred by Section 5.4 is liable to the Company or the affected Protected Series for any loss caused by that act, and the Company or Protected Series is entitled to indemnity from that Manager. </w:t>
       </w:r>
     </w:p>
     <w:p>
@@ -4733,35 +4715,7 @@
           <w:sz w:val="24"/>
           <w:szCs w:val="24"/>
         </w:rPr>
-        <w:t xml:space="preserve">to transfer or encumber real property held in the name of the Company or of a Protected Series, and may cause a certified copy of that statement to be recorded in the official records of any county in which the real property is located. A statement so filed shall be consistent with </w:t>
-      </w:r>
-      <w:r>
-        <w:rPr>
-          <w:rFonts w:ascii="Times New Roman" w:hAnsi="Times New Roman"/>
-          <w:strike/>
-          <w:color w:val="C00000"/>
-          <w:sz w:val="24"/>
-          <w:szCs w:val="24"/>
-        </w:rPr>
-        <w:t xml:space="preserve">this Agreement, </w:t>
-      </w:r>
-      <w:r>
-        <w:rPr>
-          <w:rFonts w:ascii="Times New Roman" w:hAnsi="Times New Roman"/>
-          <w:color w:val="0645AD"/>
-          <w:u w:val="single"/>
-          <w:sz w:val="24"/>
-          <w:szCs w:val="24"/>
-        </w:rPr>
-        <w:t xml:space="preserve">Section 5.4(b), </w:t>
-      </w:r>
-      <w:r>
-        <w:rPr>
-          <w:rFonts w:ascii="Times New Roman" w:hAnsi="Times New Roman"/>
-          <w:sz w:val="24"/>
-          <w:szCs w:val="24"/>
-        </w:rPr>
-        <w:t xml:space="preserve">and </w:t>
+        <w:t xml:space="preserve">to transfer or encumber real property held in the name of the Company or of a Protected Series, and may cause a certified copy of that statement to be recorded in the official records of any county in which the real property is located. A statement so filed shall be consistent with this Agreement, and </w:t>
       </w:r>
       <w:r>
         <w:rPr>
@@ -4797,17 +4751,91 @@
           <w:sz w:val="24"/>
           <w:szCs w:val="24"/>
         </w:rPr>
-        <w:t xml:space="preserve">be amended or cancelled as necessary to keep it accurate. </w:t>
-      </w:r>
-      <w:r>
-        <w:rPr>
-          <w:rFonts w:ascii="Times New Roman" w:hAnsi="Times New Roman"/>
-          <w:color w:val="0645AD"/>
-          <w:u w:val="single"/>
-          <w:sz w:val="24"/>
-          <w:szCs w:val="24"/>
-        </w:rPr>
-        <w:t xml:space="preserve">The limitations in Section 5.4(b) apply among the Members whether or not a statement of authority is filed or recorded. </w:t>
+        <w:t xml:space="preserve">be amended or cancelled as necessary to keep it accurate. The limitations in Section </w:t>
+      </w:r>
+      <w:r>
+        <w:rPr>
+          <w:rFonts w:ascii="Times New Roman" w:hAnsi="Times New Roman"/>
+          <w:strike/>
+          <w:color w:val="C00000"/>
+          <w:sz w:val="24"/>
+          <w:szCs w:val="24"/>
+        </w:rPr>
+        <w:t xml:space="preserve">5.4 </w:t>
+      </w:r>
+      <w:r>
+        <w:rPr>
+          <w:rFonts w:ascii="Times New Roman" w:hAnsi="Times New Roman"/>
+          <w:color w:val="0645AD"/>
+          <w:u w:val="single"/>
+          <w:sz w:val="24"/>
+          <w:szCs w:val="24"/>
+        </w:rPr>
+        <w:t xml:space="preserve">5.4(b) </w:t>
+      </w:r>
+      <w:r>
+        <w:rPr>
+          <w:rFonts w:ascii="Times New Roman" w:hAnsi="Times New Roman"/>
+          <w:sz w:val="24"/>
+          <w:szCs w:val="24"/>
+        </w:rPr>
+        <w:t xml:space="preserve">apply </w:t>
+      </w:r>
+      <w:r>
+        <w:rPr>
+          <w:rFonts w:ascii="Times New Roman" w:hAnsi="Times New Roman"/>
+          <w:strike/>
+          <w:color w:val="C00000"/>
+          <w:sz w:val="24"/>
+          <w:szCs w:val="24"/>
+        </w:rPr>
+        <w:t xml:space="preserve">to </w:t>
+      </w:r>
+      <w:r>
+        <w:rPr>
+          <w:rFonts w:ascii="Times New Roman" w:hAnsi="Times New Roman"/>
+          <w:color w:val="0645AD"/>
+          <w:u w:val="single"/>
+          <w:sz w:val="24"/>
+          <w:szCs w:val="24"/>
+        </w:rPr>
+        <w:t xml:space="preserve">among </w:t>
+      </w:r>
+      <w:r>
+        <w:rPr>
+          <w:rFonts w:ascii="Times New Roman" w:hAnsi="Times New Roman"/>
+          <w:sz w:val="24"/>
+          <w:szCs w:val="24"/>
+        </w:rPr>
+        <w:t xml:space="preserve">the </w:t>
+      </w:r>
+      <w:r>
+        <w:rPr>
+          <w:rFonts w:ascii="Times New Roman" w:hAnsi="Times New Roman"/>
+          <w:strike/>
+          <w:color w:val="C00000"/>
+          <w:sz w:val="24"/>
+          <w:szCs w:val="24"/>
+        </w:rPr>
+        <w:t xml:space="preserve">Manager </w:t>
+      </w:r>
+      <w:r>
+        <w:rPr>
+          <w:rFonts w:ascii="Times New Roman" w:hAnsi="Times New Roman"/>
+          <w:color w:val="0645AD"/>
+          <w:u w:val="single"/>
+          <w:sz w:val="24"/>
+          <w:szCs w:val="24"/>
+        </w:rPr>
+        <w:t xml:space="preserve">Members </w:t>
+      </w:r>
+      <w:r>
+        <w:rPr>
+          <w:rFonts w:ascii="Times New Roman" w:hAnsi="Times New Roman"/>
+          <w:sz w:val="24"/>
+          <w:szCs w:val="24"/>
+        </w:rPr>
+        <w:t xml:space="preserve">whether or not a statement of authority is filed or recorded. </w:t>
       </w:r>
     </w:p>
     <w:p>

--- a/docs/word/FPSLLC Redline - Manager-Managed vs Member-Managed S Corporation.docx
+++ b/docs/word/FPSLLC Redline - Manager-Managed vs Member-Managed S Corporation.docx
@@ -6346,7 +6346,7 @@
           <w:sz w:val="24"/>
           <w:szCs w:val="24"/>
         </w:rPr>
-        <w:t xml:space="preserve">12.2 No Association with a Protected Series. No Member may be associated with a Protected Series. A Protected Series may not be established with, and may not admit, an Associated Member. Any amendment permitting Associated Members may cause each Protected Series to be treated as an entity separate from the Company for federal income tax purposes, with its own filing obligations, and may terminate any election the Company has made.</w:t>
+        <w:t xml:space="preserve">12.2 No Association with a Protected Series. No Member may be associated with a Protected Series. A Protected Series may not be established with, and may not admit, an Associated Member.</w:t>
       </w:r>
     </w:p>
     <w:p>

--- a/docs/word/FPSLLC Redline - Manager-Managed vs Member-Managed S Corporation.docx
+++ b/docs/word/FPSLLC Redline - Manager-Managed vs Member-Managed S Corporation.docx
@@ -8154,8 +8154,7 @@
     <w:pPrDefault>
       <w:pPr>
         <w:widowControl/>
-        <w:keepLines/>
-        <w:spacing w:after="160"/>
+        <w:spacing w:after="200" w:line="276" w:lineRule="auto"/>
         <w:jc w:val="both"/>
       </w:pPr>
     </w:pPrDefault>
@@ -8170,7 +8169,7 @@
       <w:keepNext/>
       <w:keepLines/>
       <w:widowControl/>
-      <w:spacing w:before="240" w:after="0"/>
+      <w:spacing w:before="240" w:after="200"/>
     </w:pPr>
     <w:rPr>
       <w:rFonts w:ascii="Times New Roman" w:hAnsi="Times New Roman"/>
@@ -8185,7 +8184,7 @@
       <w:keepNext/>
       <w:keepLines/>
       <w:widowControl/>
-      <w:spacing w:before="240" w:after="0"/>
+      <w:spacing w:before="240" w:after="200"/>
     </w:pPr>
     <w:rPr>
       <w:rFonts w:ascii="Times New Roman" w:hAnsi="Times New Roman"/>
@@ -8200,7 +8199,7 @@
       <w:keepNext/>
       <w:keepLines/>
       <w:widowControl/>
-      <w:spacing w:before="240" w:after="0"/>
+      <w:spacing w:before="240" w:after="200"/>
     </w:pPr>
     <w:rPr>
       <w:rFonts w:ascii="Times New Roman" w:hAnsi="Times New Roman"/>

--- a/docs/word/FPSLLC Redline - Manager-Managed vs Member-Managed S Corporation.docx
+++ b/docs/word/FPSLLC Redline - Manager-Managed vs Member-Managed S Corporation.docx
@@ -62,7 +62,7 @@
           <w:sz w:val="24"/>
           <w:szCs w:val="24"/>
         </w:rPr>
-        <w:t xml:space="preserve">166 paragraphs identical · 60 changed · 5 only in the first · 6 only in the second</w:t>
+        <w:t xml:space="preserve">162 paragraphs identical · 60 changed · 5 only in the first · 6 only in the second</w:t>
       </w:r>
     </w:p>
     <w:p>
@@ -7370,39 +7370,7 @@
           <w:sz w:val="24"/>
           <w:szCs w:val="24"/>
         </w:rPr>
-        <w:t xml:space="preserve">| [MEMBER 1] | [ADDRESS] | [___]% | $[AMOUNT] [and/or described property] | [DATE] |</w:t>
-      </w:r>
-    </w:p>
-    <w:p>
-      <w:pPr>
-        <w:keepLines/>
-        <w:widowControl/>
-        <w:spacing w:after="160"/>
-        <w:jc w:val="both"/>
-      </w:pPr>
-      <w:r>
-        <w:rPr>
-          <w:rFonts w:ascii="Times New Roman" w:hAnsi="Times New Roman"/>
-          <w:sz w:val="24"/>
-          <w:szCs w:val="24"/>
-        </w:rPr>
-        <w:t xml:space="preserve">| [MEMBER 2] | [ADDRESS] | [___]% | $[AMOUNT] [and/or described property] | [DATE] |</w:t>
-      </w:r>
-    </w:p>
-    <w:p>
-      <w:pPr>
-        <w:keepLines/>
-        <w:widowControl/>
-        <w:spacing w:after="160"/>
-        <w:jc w:val="both"/>
-      </w:pPr>
-      <w:r>
-        <w:rPr>
-          <w:rFonts w:ascii="Times New Roman" w:hAnsi="Times New Roman"/>
-          <w:sz w:val="24"/>
-          <w:szCs w:val="24"/>
-        </w:rPr>
-        <w:t xml:space="preserve">| [MEMBER 3] | [ADDRESS] | [___]% | $[AMOUNT] [and/or described property] | [DATE] |</w:t>
+        <w:t xml:space="preserve">| [MEMBER NAME] | [MEMBER ADDRESS] | [MEMBER SHARE] | [MEMBER CONTRIBUTION] | [MEMBER DATE] |</w:t>
       </w:r>
     </w:p>
     <w:p>
@@ -7482,39 +7450,7 @@
           <w:sz w:val="24"/>
           <w:szCs w:val="24"/>
         </w:rPr>
-        <w:t xml:space="preserve">| [MEMBER 1] | [NAME(S) / None] |</w:t>
-      </w:r>
-    </w:p>
-    <w:p>
-      <w:pPr>
-        <w:keepLines/>
-        <w:widowControl/>
-        <w:spacing w:after="160"/>
-        <w:jc w:val="both"/>
-      </w:pPr>
-      <w:r>
-        <w:rPr>
-          <w:rFonts w:ascii="Times New Roman" w:hAnsi="Times New Roman"/>
-          <w:sz w:val="24"/>
-          <w:szCs w:val="24"/>
-        </w:rPr>
-        <w:t xml:space="preserve">| [MEMBER 2] | [NAME(S) / None] |</w:t>
-      </w:r>
-    </w:p>
-    <w:p>
-      <w:pPr>
-        <w:keepLines/>
-        <w:widowControl/>
-        <w:spacing w:after="160"/>
-        <w:jc w:val="both"/>
-      </w:pPr>
-      <w:r>
-        <w:rPr>
-          <w:rFonts w:ascii="Times New Roman" w:hAnsi="Times New Roman"/>
-          <w:sz w:val="24"/>
-          <w:szCs w:val="24"/>
-        </w:rPr>
-        <w:t xml:space="preserve">| [MEMBER 3] | [NAME(S) / None] |</w:t>
+        <w:t xml:space="preserve">| [MEMBER NAME] | [MEMBER TOD] |</w:t>
       </w:r>
     </w:p>
     <w:p>

--- a/docs/word/FPSLLC Redline - Manager-Managed vs Member-Managed S Corporation.docx
+++ b/docs/word/FPSLLC Redline - Manager-Managed vs Member-Managed S Corporation.docx
@@ -62,7 +62,7 @@
           <w:sz w:val="24"/>
           <w:szCs w:val="24"/>
         </w:rPr>
-        <w:t xml:space="preserve">162 paragraphs identical · 60 changed · 5 only in the first · 6 only in the second</w:t>
+        <w:t xml:space="preserve">158 paragraphs identical · 60 changed · 5 only in the first · 4 only in the second</w:t>
       </w:r>
     </w:p>
     <w:p>
@@ -2783,7 +2783,7 @@
           <w:sz w:val="24"/>
           <w:szCs w:val="24"/>
         </w:rPr>
-        <w:t xml:space="preserve">4.3 Voting. Each Member votes in proportion to the Member's Percentage Interest on matters as to which Members are entitled to vote or consent at the Company level. Except where this Agreement or a non-variable provision of the Act requires a greater vote, the act of a Majority in Interest constitutes the act of the Members. A Membership Interest owned by spouses as tenants by the entireties shall be voted only by the consensus of both spouses; neither spouse acting alone may vote the interest except as the other spouse's attorney-in-fact under a duly executed power of attorney.</w:t>
+        <w:t xml:space="preserve">4.3 Voting. Each Member votes in proportion to the Member's Percentage Interest on matters as to which Members are entitled to vote or consent at the Company level. Except where this Agreement or a non-variable provision of the Act requires a greater vote, the act of a Majority in Interest constitutes the act of the Members. A Membership Interest owned by spouses as tenants by the entirety shall be voted only by the consensus of both spouses; neither spouse acting alone may vote the interest except as the other spouse's attorney-in-fact under a duly executed power of attorney.</w:t>
       </w:r>
     </w:p>
     <w:p>
@@ -7189,7 +7189,551 @@
           <w:sz w:val="24"/>
           <w:szCs w:val="24"/>
         </w:rPr>
-        <w:t xml:space="preserve">[MEMBER 1 NAME]</w:t>
+        <w:t xml:space="preserve">[SIGNATORY NAME]</w:t>
+      </w:r>
+    </w:p>
+    <w:p>
+      <w:pPr>
+        <w:keepLines/>
+        <w:widowControl/>
+        <w:spacing w:after="160"/>
+        <w:jc w:val="both"/>
+      </w:pPr>
+      <w:r>
+        <w:rPr>
+          <w:rFonts w:ascii="Times New Roman" w:hAnsi="Times New Roman"/>
+          <w:strike/>
+          <w:color w:val="C00000"/>
+          <w:sz w:val="24"/>
+          <w:szCs w:val="24"/>
+        </w:rPr>
+        <w:t xml:space="preserve">ACKNOWLEDGED AND AGREED BY MANAGER:</w:t>
+      </w:r>
+    </w:p>
+    <w:p>
+      <w:pPr>
+        <w:keepLines/>
+        <w:widowControl/>
+        <w:spacing w:after="160"/>
+        <w:jc w:val="both"/>
+      </w:pPr>
+      <w:r>
+        <w:rPr>
+          <w:rFonts w:ascii="Times New Roman" w:hAnsi="Times New Roman"/>
+          <w:strike/>
+          <w:color w:val="C00000"/>
+          <w:sz w:val="24"/>
+          <w:szCs w:val="24"/>
+        </w:rPr>
+        <w:t xml:space="preserve">[MANAGER SIGNATURE BLOCKS]</w:t>
+      </w:r>
+    </w:p>
+    <w:p>
+      <w:pPr>
+        <w:keepLines/>
+        <w:widowControl/>
+        <w:spacing w:after="160"/>
+        <w:jc w:val="both"/>
+      </w:pPr>
+      <w:r>
+        <w:rPr>
+          <w:rFonts w:ascii="Times New Roman" w:hAnsi="Times New Roman"/>
+          <w:b/>
+          <w:sz w:val="24"/>
+          <w:szCs w:val="24"/>
+        </w:rPr>
+        <w:t xml:space="preserve">EXHIBIT A — MEMBERS; PERCENTAGE INTERESTS; CONTRIBUTIONS; TOD DESIGNATIONS</w:t>
+      </w:r>
+    </w:p>
+    <w:p>
+      <w:pPr>
+        <w:keepLines/>
+        <w:widowControl/>
+        <w:spacing w:after="160"/>
+        <w:jc w:val="both"/>
+      </w:pPr>
+      <w:r>
+        <w:rPr>
+          <w:rFonts w:ascii="Times New Roman" w:hAnsi="Times New Roman"/>
+          <w:sz w:val="24"/>
+          <w:szCs w:val="24"/>
+        </w:rPr>
+        <w:t xml:space="preserve">Company: [COMPANY NAME], LLC</w:t>
+      </w:r>
+    </w:p>
+    <w:p>
+      <w:pPr>
+        <w:keepLines/>
+        <w:widowControl/>
+        <w:spacing w:after="160"/>
+        <w:jc w:val="both"/>
+      </w:pPr>
+      <w:r>
+        <w:rPr>
+          <w:rFonts w:ascii="Times New Roman" w:hAnsi="Times New Roman"/>
+          <w:sz w:val="24"/>
+          <w:szCs w:val="24"/>
+        </w:rPr>
+        <w:t xml:space="preserve">| Member name | Address | Percentage Interest | Initial contribution to the Company | Date |</w:t>
+      </w:r>
+    </w:p>
+    <w:p>
+      <w:pPr>
+        <w:keepLines/>
+        <w:widowControl/>
+        <w:spacing w:after="160"/>
+        <w:jc w:val="both"/>
+      </w:pPr>
+      <w:r>
+        <w:rPr>
+          <w:rFonts w:ascii="Times New Roman" w:hAnsi="Times New Roman"/>
+          <w:sz w:val="24"/>
+          <w:szCs w:val="24"/>
+        </w:rPr>
+        <w:t xml:space="preserve">|---|---|---|---|---|</w:t>
+      </w:r>
+    </w:p>
+    <w:p>
+      <w:pPr>
+        <w:keepLines/>
+        <w:widowControl/>
+        <w:spacing w:after="160"/>
+        <w:jc w:val="both"/>
+      </w:pPr>
+      <w:r>
+        <w:rPr>
+          <w:rFonts w:ascii="Times New Roman" w:hAnsi="Times New Roman"/>
+          <w:sz w:val="24"/>
+          <w:szCs w:val="24"/>
+        </w:rPr>
+        <w:t xml:space="preserve">| [MEMBER NAME]&lt;!-- if:holding --&gt; as [HOLDING]&lt;!-- /if --&gt; | [MEMBER ADDRESS] | [MEMBER SHARE] | [MEMBER CONTRIBUTION] | [MEMBER DATE] |</w:t>
+      </w:r>
+    </w:p>
+    <w:p>
+      <w:pPr>
+        <w:keepLines/>
+        <w:widowControl/>
+        <w:spacing w:after="160"/>
+        <w:jc w:val="both"/>
+      </w:pPr>
+      <w:r>
+        <w:rPr>
+          <w:rFonts w:ascii="Times New Roman" w:hAnsi="Times New Roman"/>
+          <w:sz w:val="24"/>
+          <w:szCs w:val="24"/>
+        </w:rPr>
+        <w:t xml:space="preserve">| Total | | 100% | | |</w:t>
+      </w:r>
+    </w:p>
+    <w:p>
+      <w:pPr>
+        <w:keepLines/>
+        <w:widowControl/>
+        <w:spacing w:after="160"/>
+        <w:jc w:val="both"/>
+      </w:pPr>
+      <w:r>
+        <w:rPr>
+          <w:rFonts w:ascii="Times New Roman" w:hAnsi="Times New Roman"/>
+          <w:sz w:val="24"/>
+          <w:szCs w:val="24"/>
+        </w:rPr>
+        <w:t xml:space="preserve">Transfer on Death designations (ss. 711.50–711.512, Fla. Stat.):</w:t>
+      </w:r>
+    </w:p>
+    <w:p>
+      <w:pPr>
+        <w:keepLines/>
+        <w:widowControl/>
+        <w:spacing w:after="160"/>
+        <w:jc w:val="both"/>
+      </w:pPr>
+      <w:r>
+        <w:rPr>
+          <w:rFonts w:ascii="Times New Roman" w:hAnsi="Times New Roman"/>
+          <w:sz w:val="24"/>
+          <w:szCs w:val="24"/>
+        </w:rPr>
+        <w:t xml:space="preserve">| Designating Member | TOD beneficiary (any person or entity) |</w:t>
+      </w:r>
+    </w:p>
+    <w:p>
+      <w:pPr>
+        <w:keepLines/>
+        <w:widowControl/>
+        <w:spacing w:after="160"/>
+        <w:jc w:val="both"/>
+      </w:pPr>
+      <w:r>
+        <w:rPr>
+          <w:rFonts w:ascii="Times New Roman" w:hAnsi="Times New Roman"/>
+          <w:sz w:val="24"/>
+          <w:szCs w:val="24"/>
+        </w:rPr>
+        <w:t xml:space="preserve">|---|---|</w:t>
+      </w:r>
+    </w:p>
+    <w:p>
+      <w:pPr>
+        <w:keepLines/>
+        <w:widowControl/>
+        <w:spacing w:after="160"/>
+        <w:jc w:val="both"/>
+      </w:pPr>
+      <w:r>
+        <w:rPr>
+          <w:rFonts w:ascii="Times New Roman" w:hAnsi="Times New Roman"/>
+          <w:sz w:val="24"/>
+          <w:szCs w:val="24"/>
+        </w:rPr>
+        <w:t xml:space="preserve">| [MEMBER NAME] | [MEMBER TOD] |</w:t>
+      </w:r>
+    </w:p>
+    <w:p>
+      <w:pPr>
+        <w:keepLines/>
+        <w:widowControl/>
+        <w:spacing w:after="160"/>
+        <w:jc w:val="both"/>
+      </w:pPr>
+      <w:r>
+        <w:rPr>
+          <w:rFonts w:ascii="Times New Roman" w:hAnsi="Times New Roman"/>
+          <w:sz w:val="24"/>
+          <w:szCs w:val="24"/>
+        </w:rPr>
+        <w:t xml:space="preserve">If no beneficiary is designated, or a designation fails, the Member's interest passes as provided by law, subject to this Agreement.</w:t>
+      </w:r>
+    </w:p>
+    <w:p>
+      <w:pPr>
+        <w:keepLines/>
+        <w:widowControl/>
+        <w:spacing w:after="160"/>
+        <w:jc w:val="both"/>
+      </w:pPr>
+      <w:r>
+        <w:rPr>
+          <w:rFonts w:ascii="Times New Roman" w:hAnsi="Times New Roman"/>
+          <w:b/>
+          <w:sz w:val="24"/>
+          <w:szCs w:val="24"/>
+        </w:rPr>
+        <w:t xml:space="preserve">SERIES EXHIBIT PS-[N]</w:t>
+      </w:r>
+    </w:p>
+    <w:p>
+      <w:pPr>
+        <w:keepLines/>
+        <w:widowControl/>
+        <w:spacing w:after="160"/>
+        <w:jc w:val="both"/>
+      </w:pPr>
+      <w:r>
+        <w:rPr>
+          <w:rFonts w:ascii="Times New Roman" w:hAnsi="Times New Roman"/>
+          <w:sz w:val="24"/>
+          <w:szCs w:val="24"/>
+        </w:rPr>
+        <w:t xml:space="preserve">Protected Series name (exactly as filed with the Department):</w:t>
+      </w:r>
+    </w:p>
+    <w:p>
+      <w:pPr>
+        <w:keepLines/>
+        <w:widowControl/>
+        <w:spacing w:after="160"/>
+        <w:jc w:val="both"/>
+      </w:pPr>
+      <w:r>
+        <w:rPr>
+          <w:rFonts w:ascii="Times New Roman" w:hAnsi="Times New Roman"/>
+          <w:sz w:val="24"/>
+          <w:szCs w:val="24"/>
+        </w:rPr>
+        <w:t xml:space="preserve">[COMPANY NAME], LLC - PS [N]</w:t>
+      </w:r>
+    </w:p>
+    <w:p>
+      <w:pPr>
+        <w:keepLines/>
+        <w:widowControl/>
+        <w:spacing w:after="160"/>
+        <w:jc w:val="both"/>
+      </w:pPr>
+      <w:r>
+        <w:rPr>
+          <w:rFonts w:ascii="Times New Roman" w:hAnsi="Times New Roman"/>
+          <w:sz w:val="24"/>
+          <w:szCs w:val="24"/>
+        </w:rPr>
+        <w:t xml:space="preserve">| Item | Terms |</w:t>
+      </w:r>
+    </w:p>
+    <w:p>
+      <w:pPr>
+        <w:keepLines/>
+        <w:widowControl/>
+        <w:spacing w:after="160"/>
+        <w:jc w:val="both"/>
+      </w:pPr>
+      <w:r>
+        <w:rPr>
+          <w:rFonts w:ascii="Times New Roman" w:hAnsi="Times New Roman"/>
+          <w:sz w:val="24"/>
+          <w:szCs w:val="24"/>
+        </w:rPr>
+        <w:t xml:space="preserve">|---|---|</w:t>
+      </w:r>
+    </w:p>
+    <w:p>
+      <w:pPr>
+        <w:keepLines/>
+        <w:widowControl/>
+        <w:spacing w:after="160"/>
+        <w:jc w:val="both"/>
+      </w:pPr>
+      <w:r>
+        <w:rPr>
+          <w:rFonts w:ascii="Times New Roman" w:hAnsi="Times New Roman"/>
+          <w:sz w:val="24"/>
+          <w:szCs w:val="24"/>
+        </w:rPr>
+        <w:t xml:space="preserve">| Purpose of this Protected Series | [PURPOSE — e.g., "to acquire, own, lease, and manage the real property located at ___" or "any lawful business"] |</w:t>
+      </w:r>
+    </w:p>
+    <w:p>
+      <w:pPr>
+        <w:keepLines/>
+        <w:widowControl/>
+        <w:spacing w:after="160"/>
+        <w:jc w:val="both"/>
+      </w:pPr>
+      <w:r>
+        <w:rPr>
+          <w:rFonts w:ascii="Times New Roman" w:hAnsi="Times New Roman"/>
+          <w:sz w:val="24"/>
+          <w:szCs w:val="24"/>
+        </w:rPr>
+        <w:t xml:space="preserve">| Owner of this Protected Series | The Company. This Protected Series has no Associated Members (ss. 605.2302(1), 605.2303(2), Fla. Stat.). |</w:t>
+      </w:r>
+    </w:p>
+    <w:p>
+      <w:pPr>
+        <w:keepLines/>
+        <w:widowControl/>
+        <w:spacing w:after="160"/>
+        <w:jc w:val="both"/>
+      </w:pPr>
+      <w:r>
+        <w:rPr>
+          <w:rFonts w:ascii="Times New Roman" w:hAnsi="Times New Roman"/>
+          <w:sz w:val="24"/>
+          <w:szCs w:val="24"/>
+        </w:rPr>
+        <w:t xml:space="preserve">| </w:t>
+      </w:r>
+      <w:r>
+        <w:rPr>
+          <w:rFonts w:ascii="Times New Roman" w:hAnsi="Times New Roman"/>
+          <w:strike/>
+          <w:color w:val="C00000"/>
+          <w:sz w:val="24"/>
+          <w:szCs w:val="24"/>
+        </w:rPr>
+        <w:t xml:space="preserve">Protected Series Manager </w:t>
+      </w:r>
+      <w:r>
+        <w:rPr>
+          <w:rFonts w:ascii="Times New Roman" w:hAnsi="Times New Roman"/>
+          <w:color w:val="0645AD"/>
+          <w:u w:val="single"/>
+          <w:sz w:val="24"/>
+          <w:szCs w:val="24"/>
+        </w:rPr>
+        <w:t xml:space="preserve">Managed by </w:t>
+      </w:r>
+      <w:r>
+        <w:rPr>
+          <w:rFonts w:ascii="Times New Roman" w:hAnsi="Times New Roman"/>
+          <w:sz w:val="24"/>
+          <w:szCs w:val="24"/>
+        </w:rPr>
+        <w:t xml:space="preserve">| </w:t>
+      </w:r>
+      <w:r>
+        <w:rPr>
+          <w:rFonts w:ascii="Times New Roman" w:hAnsi="Times New Roman"/>
+          <w:strike/>
+          <w:color w:val="C00000"/>
+          <w:sz w:val="24"/>
+          <w:szCs w:val="24"/>
+        </w:rPr>
+        <w:t xml:space="preserve">[Same </w:t>
+      </w:r>
+      <w:r>
+        <w:rPr>
+          <w:rFonts w:ascii="Times New Roman" w:hAnsi="Times New Roman"/>
+          <w:color w:val="0645AD"/>
+          <w:u w:val="single"/>
+          <w:sz w:val="24"/>
+          <w:szCs w:val="24"/>
+        </w:rPr>
+        <w:t xml:space="preserve">The Company, </w:t>
+      </w:r>
+      <w:r>
+        <w:rPr>
+          <w:rFonts w:ascii="Times New Roman" w:hAnsi="Times New Roman"/>
+          <w:sz w:val="24"/>
+          <w:szCs w:val="24"/>
+        </w:rPr>
+        <w:t xml:space="preserve">as </w:t>
+      </w:r>
+      <w:r>
+        <w:rPr>
+          <w:rFonts w:ascii="Times New Roman" w:hAnsi="Times New Roman"/>
+          <w:strike/>
+          <w:color w:val="C00000"/>
+          <w:sz w:val="24"/>
+          <w:szCs w:val="24"/>
+        </w:rPr>
+        <w:t xml:space="preserve">Company Manager / NAME] </w:t>
+      </w:r>
+      <w:r>
+        <w:rPr>
+          <w:rFonts w:ascii="Times New Roman" w:hAnsi="Times New Roman"/>
+          <w:color w:val="0645AD"/>
+          <w:u w:val="single"/>
+          <w:sz w:val="24"/>
+          <w:szCs w:val="24"/>
+        </w:rPr>
+        <w:t xml:space="preserve">protected-series manager (s. 605.2304(2), Fla. Stat.), acting through a Majority in Interest of the Members </w:t>
+      </w:r>
+      <w:r>
+        <w:rPr>
+          <w:rFonts w:ascii="Times New Roman" w:hAnsi="Times New Roman"/>
+          <w:sz w:val="24"/>
+          <w:szCs w:val="24"/>
+        </w:rPr>
+        <w:t xml:space="preserve">| </w:t>
+      </w:r>
+    </w:p>
+    <w:p>
+      <w:pPr>
+        <w:keepLines/>
+        <w:widowControl/>
+        <w:spacing w:after="160"/>
+        <w:jc w:val="both"/>
+      </w:pPr>
+      <w:r>
+        <w:rPr>
+          <w:rFonts w:ascii="Times New Roman" w:hAnsi="Times New Roman"/>
+          <w:sz w:val="24"/>
+          <w:szCs w:val="24"/>
+        </w:rPr>
+        <w:t xml:space="preserve">| Contributions to this Protected Series | By the Company: $[AMOUNT] on [DATE] [and/or described property] |</w:t>
+      </w:r>
+    </w:p>
+    <w:p>
+      <w:pPr>
+        <w:keepLines/>
+        <w:widowControl/>
+        <w:spacing w:after="160"/>
+        <w:jc w:val="both"/>
+      </w:pPr>
+      <w:r>
+        <w:rPr>
+          <w:rFonts w:ascii="Times New Roman" w:hAnsi="Times New Roman"/>
+          <w:sz w:val="24"/>
+          <w:szCs w:val="24"/>
+        </w:rPr>
+        <w:t xml:space="preserve">| Initial Associated Assets | As set forth on the Asset Schedule attached to this Series Exhibit and completed by the Member(s), together with the records maintained under Article 8. |</w:t>
+      </w:r>
+    </w:p>
+    <w:p>
+      <w:pPr>
+        <w:keepLines/>
+        <w:widowControl/>
+        <w:spacing w:after="160"/>
+        <w:jc w:val="both"/>
+      </w:pPr>
+      <w:r>
+        <w:rPr>
+          <w:rFonts w:ascii="Times New Roman" w:hAnsi="Times New Roman"/>
+          <w:sz w:val="24"/>
+          <w:szCs w:val="24"/>
+        </w:rPr>
+        <w:t xml:space="preserve">| Special terms (if any) | [None / variations from the base Agreement — may not vary Article 8 or non-variable provisions of the Act] |</w:t>
+      </w:r>
+    </w:p>
+    <w:p>
+      <w:pPr>
+        <w:keepLines/>
+        <w:widowControl/>
+        <w:spacing w:after="160"/>
+        <w:jc w:val="both"/>
+      </w:pPr>
+      <w:r>
+        <w:rPr>
+          <w:rFonts w:ascii="Times New Roman" w:hAnsi="Times New Roman"/>
+          <w:sz w:val="24"/>
+          <w:szCs w:val="24"/>
+        </w:rPr>
+        <w:t xml:space="preserve">| Dissolution events specific to this Protected Series (if any) | [None / describe] |</w:t>
+      </w:r>
+    </w:p>
+    <w:p>
+      <w:pPr>
+        <w:keepLines/>
+        <w:widowControl/>
+        <w:spacing w:after="160"/>
+        <w:jc w:val="both"/>
+      </w:pPr>
+      <w:r>
+        <w:rPr>
+          <w:rFonts w:ascii="Times New Roman" w:hAnsi="Times New Roman"/>
+          <w:sz w:val="24"/>
+          <w:szCs w:val="24"/>
+        </w:rPr>
+        <w:t xml:space="preserve">Adopted effective [DATE] by the Company, acting through </w:t>
+      </w:r>
+      <w:r>
+        <w:rPr>
+          <w:rFonts w:ascii="Times New Roman" w:hAnsi="Times New Roman"/>
+          <w:color w:val="0645AD"/>
+          <w:u w:val="single"/>
+          <w:sz w:val="24"/>
+          <w:szCs w:val="24"/>
+        </w:rPr>
+        <w:t xml:space="preserve">a Majority in Interest of </w:t>
+      </w:r>
+      <w:r>
+        <w:rPr>
+          <w:rFonts w:ascii="Times New Roman" w:hAnsi="Times New Roman"/>
+          <w:sz w:val="24"/>
+          <w:szCs w:val="24"/>
+        </w:rPr>
+        <w:t xml:space="preserve">its </w:t>
+      </w:r>
+      <w:r>
+        <w:rPr>
+          <w:rFonts w:ascii="Times New Roman" w:hAnsi="Times New Roman"/>
+          <w:strike/>
+          <w:color w:val="C00000"/>
+          <w:sz w:val="24"/>
+          <w:szCs w:val="24"/>
+        </w:rPr>
+        <w:t xml:space="preserve">Manager: </w:t>
+      </w:r>
+      <w:r>
+        <w:rPr>
+          <w:rFonts w:ascii="Times New Roman" w:hAnsi="Times New Roman"/>
+          <w:color w:val="0645AD"/>
+          <w:u w:val="single"/>
+          <w:sz w:val="24"/>
+          <w:szCs w:val="24"/>
+        </w:rPr>
+        <w:t xml:space="preserve">Members: </w:t>
       </w:r>
     </w:p>
     <w:p>
@@ -7221,381 +7765,7 @@
           <w:sz w:val="24"/>
           <w:szCs w:val="24"/>
         </w:rPr>
-        <w:t xml:space="preserve">[MEMBER 2 NAME]</w:t>
-      </w:r>
-    </w:p>
-    <w:p>
-      <w:pPr>
-        <w:keepLines/>
-        <w:widowControl/>
-        <w:spacing w:after="160"/>
-        <w:jc w:val="both"/>
-      </w:pPr>
-      <w:r>
-        <w:rPr>
-          <w:rFonts w:ascii="Times New Roman" w:hAnsi="Times New Roman"/>
-          <w:sz w:val="24"/>
-          <w:szCs w:val="24"/>
-        </w:rPr>
-        <w:t xml:space="preserve">_____________________________</w:t>
-      </w:r>
-    </w:p>
-    <w:p>
-      <w:pPr>
-        <w:keepLines/>
-        <w:widowControl/>
-        <w:spacing w:after="160"/>
-        <w:jc w:val="both"/>
-      </w:pPr>
-      <w:r>
-        <w:rPr>
-          <w:rFonts w:ascii="Times New Roman" w:hAnsi="Times New Roman"/>
-          <w:sz w:val="24"/>
-          <w:szCs w:val="24"/>
-        </w:rPr>
-        <w:t xml:space="preserve">[MEMBER 3 NAME, if any]</w:t>
-      </w:r>
-    </w:p>
-    <w:p>
-      <w:pPr>
-        <w:keepLines/>
-        <w:widowControl/>
-        <w:spacing w:after="160"/>
-        <w:jc w:val="both"/>
-      </w:pPr>
-      <w:r>
-        <w:rPr>
-          <w:rFonts w:ascii="Times New Roman" w:hAnsi="Times New Roman"/>
-          <w:strike/>
-          <w:color w:val="C00000"/>
-          <w:sz w:val="24"/>
-          <w:szCs w:val="24"/>
-        </w:rPr>
-        <w:t xml:space="preserve">ACKNOWLEDGED AND AGREED BY MANAGER:</w:t>
-      </w:r>
-    </w:p>
-    <w:p>
-      <w:pPr>
-        <w:keepLines/>
-        <w:widowControl/>
-        <w:spacing w:after="160"/>
-        <w:jc w:val="both"/>
-      </w:pPr>
-      <w:r>
-        <w:rPr>
-          <w:rFonts w:ascii="Times New Roman" w:hAnsi="Times New Roman"/>
-          <w:strike/>
-          <w:color w:val="C00000"/>
-          <w:sz w:val="24"/>
-          <w:szCs w:val="24"/>
-        </w:rPr>
-        <w:t xml:space="preserve">[MANAGER SIGNATURE BLOCKS]</w:t>
-      </w:r>
-    </w:p>
-    <w:p>
-      <w:pPr>
-        <w:keepLines/>
-        <w:widowControl/>
-        <w:spacing w:after="160"/>
-        <w:jc w:val="both"/>
-      </w:pPr>
-      <w:r>
-        <w:rPr>
-          <w:rFonts w:ascii="Times New Roman" w:hAnsi="Times New Roman"/>
-          <w:b/>
-          <w:sz w:val="24"/>
-          <w:szCs w:val="24"/>
-        </w:rPr>
-        <w:t xml:space="preserve">EXHIBIT A — MEMBERS; PERCENTAGE INTERESTS; CONTRIBUTIONS; TOD DESIGNATIONS</w:t>
-      </w:r>
-    </w:p>
-    <w:p>
-      <w:pPr>
-        <w:keepLines/>
-        <w:widowControl/>
-        <w:spacing w:after="160"/>
-        <w:jc w:val="both"/>
-      </w:pPr>
-      <w:r>
-        <w:rPr>
-          <w:rFonts w:ascii="Times New Roman" w:hAnsi="Times New Roman"/>
-          <w:sz w:val="24"/>
-          <w:szCs w:val="24"/>
-        </w:rPr>
-        <w:t xml:space="preserve">Company: [COMPANY NAME], LLC</w:t>
-      </w:r>
-    </w:p>
-    <w:p>
-      <w:pPr>
-        <w:keepLines/>
-        <w:widowControl/>
-        <w:spacing w:after="160"/>
-        <w:jc w:val="both"/>
-      </w:pPr>
-      <w:r>
-        <w:rPr>
-          <w:rFonts w:ascii="Times New Roman" w:hAnsi="Times New Roman"/>
-          <w:sz w:val="24"/>
-          <w:szCs w:val="24"/>
-        </w:rPr>
-        <w:t xml:space="preserve">| Member name | Address | Percentage Interest | Initial contribution to the Company | Date |</w:t>
-      </w:r>
-    </w:p>
-    <w:p>
-      <w:pPr>
-        <w:keepLines/>
-        <w:widowControl/>
-        <w:spacing w:after="160"/>
-        <w:jc w:val="both"/>
-      </w:pPr>
-      <w:r>
-        <w:rPr>
-          <w:rFonts w:ascii="Times New Roman" w:hAnsi="Times New Roman"/>
-          <w:sz w:val="24"/>
-          <w:szCs w:val="24"/>
-        </w:rPr>
-        <w:t xml:space="preserve">|---|---|---|---|---|</w:t>
-      </w:r>
-    </w:p>
-    <w:p>
-      <w:pPr>
-        <w:keepLines/>
-        <w:widowControl/>
-        <w:spacing w:after="160"/>
-        <w:jc w:val="both"/>
-      </w:pPr>
-      <w:r>
-        <w:rPr>
-          <w:rFonts w:ascii="Times New Roman" w:hAnsi="Times New Roman"/>
-          <w:sz w:val="24"/>
-          <w:szCs w:val="24"/>
-        </w:rPr>
-        <w:t xml:space="preserve">| [MEMBER NAME] | [MEMBER ADDRESS] | [MEMBER SHARE] | [MEMBER CONTRIBUTION] | [MEMBER DATE] |</w:t>
-      </w:r>
-    </w:p>
-    <w:p>
-      <w:pPr>
-        <w:keepLines/>
-        <w:widowControl/>
-        <w:spacing w:after="160"/>
-        <w:jc w:val="both"/>
-      </w:pPr>
-      <w:r>
-        <w:rPr>
-          <w:rFonts w:ascii="Times New Roman" w:hAnsi="Times New Roman"/>
-          <w:sz w:val="24"/>
-          <w:szCs w:val="24"/>
-        </w:rPr>
-        <w:t xml:space="preserve">| Total | | 100% | | |</w:t>
-      </w:r>
-    </w:p>
-    <w:p>
-      <w:pPr>
-        <w:keepLines/>
-        <w:widowControl/>
-        <w:spacing w:after="160"/>
-        <w:jc w:val="both"/>
-      </w:pPr>
-      <w:r>
-        <w:rPr>
-          <w:rFonts w:ascii="Times New Roman" w:hAnsi="Times New Roman"/>
-          <w:sz w:val="24"/>
-          <w:szCs w:val="24"/>
-        </w:rPr>
-        <w:t xml:space="preserve">Transfer on Death designations (ss. 711.50–711.512, Fla. Stat.):</w:t>
-      </w:r>
-    </w:p>
-    <w:p>
-      <w:pPr>
-        <w:keepLines/>
-        <w:widowControl/>
-        <w:spacing w:after="160"/>
-        <w:jc w:val="both"/>
-      </w:pPr>
-      <w:r>
-        <w:rPr>
-          <w:rFonts w:ascii="Times New Roman" w:hAnsi="Times New Roman"/>
-          <w:sz w:val="24"/>
-          <w:szCs w:val="24"/>
-        </w:rPr>
-        <w:t xml:space="preserve">| Designating Member | TOD beneficiary (any person or entity) |</w:t>
-      </w:r>
-    </w:p>
-    <w:p>
-      <w:pPr>
-        <w:keepLines/>
-        <w:widowControl/>
-        <w:spacing w:after="160"/>
-        <w:jc w:val="both"/>
-      </w:pPr>
-      <w:r>
-        <w:rPr>
-          <w:rFonts w:ascii="Times New Roman" w:hAnsi="Times New Roman"/>
-          <w:sz w:val="24"/>
-          <w:szCs w:val="24"/>
-        </w:rPr>
-        <w:t xml:space="preserve">|---|---|</w:t>
-      </w:r>
-    </w:p>
-    <w:p>
-      <w:pPr>
-        <w:keepLines/>
-        <w:widowControl/>
-        <w:spacing w:after="160"/>
-        <w:jc w:val="both"/>
-      </w:pPr>
-      <w:r>
-        <w:rPr>
-          <w:rFonts w:ascii="Times New Roman" w:hAnsi="Times New Roman"/>
-          <w:sz w:val="24"/>
-          <w:szCs w:val="24"/>
-        </w:rPr>
-        <w:t xml:space="preserve">| [MEMBER NAME] | [MEMBER TOD] |</w:t>
-      </w:r>
-    </w:p>
-    <w:p>
-      <w:pPr>
-        <w:keepLines/>
-        <w:widowControl/>
-        <w:spacing w:after="160"/>
-        <w:jc w:val="both"/>
-      </w:pPr>
-      <w:r>
-        <w:rPr>
-          <w:rFonts w:ascii="Times New Roman" w:hAnsi="Times New Roman"/>
-          <w:sz w:val="24"/>
-          <w:szCs w:val="24"/>
-        </w:rPr>
-        <w:t xml:space="preserve">If no beneficiary is designated, or a designation fails, the Member's interest passes as provided by law, subject to this Agreement.</w:t>
-      </w:r>
-    </w:p>
-    <w:p>
-      <w:pPr>
-        <w:keepLines/>
-        <w:widowControl/>
-        <w:spacing w:after="160"/>
-        <w:jc w:val="both"/>
-      </w:pPr>
-      <w:r>
-        <w:rPr>
-          <w:rFonts w:ascii="Times New Roman" w:hAnsi="Times New Roman"/>
-          <w:b/>
-          <w:sz w:val="24"/>
-          <w:szCs w:val="24"/>
-        </w:rPr>
-        <w:t xml:space="preserve">SERIES EXHIBIT PS-[N]</w:t>
-      </w:r>
-    </w:p>
-    <w:p>
-      <w:pPr>
-        <w:keepLines/>
-        <w:widowControl/>
-        <w:spacing w:after="160"/>
-        <w:jc w:val="both"/>
-      </w:pPr>
-      <w:r>
-        <w:rPr>
-          <w:rFonts w:ascii="Times New Roman" w:hAnsi="Times New Roman"/>
-          <w:sz w:val="24"/>
-          <w:szCs w:val="24"/>
-        </w:rPr>
-        <w:t xml:space="preserve">Protected Series name (exactly as filed with the Department):</w:t>
-      </w:r>
-    </w:p>
-    <w:p>
-      <w:pPr>
-        <w:keepLines/>
-        <w:widowControl/>
-        <w:spacing w:after="160"/>
-        <w:jc w:val="both"/>
-      </w:pPr>
-      <w:r>
-        <w:rPr>
-          <w:rFonts w:ascii="Times New Roman" w:hAnsi="Times New Roman"/>
-          <w:sz w:val="24"/>
-          <w:szCs w:val="24"/>
-        </w:rPr>
-        <w:t xml:space="preserve">[COMPANY NAME], LLC - PS [N]</w:t>
-      </w:r>
-    </w:p>
-    <w:p>
-      <w:pPr>
-        <w:keepLines/>
-        <w:widowControl/>
-        <w:spacing w:after="160"/>
-        <w:jc w:val="both"/>
-      </w:pPr>
-      <w:r>
-        <w:rPr>
-          <w:rFonts w:ascii="Times New Roman" w:hAnsi="Times New Roman"/>
-          <w:sz w:val="24"/>
-          <w:szCs w:val="24"/>
-        </w:rPr>
-        <w:t xml:space="preserve">| Item | Terms |</w:t>
-      </w:r>
-    </w:p>
-    <w:p>
-      <w:pPr>
-        <w:keepLines/>
-        <w:widowControl/>
-        <w:spacing w:after="160"/>
-        <w:jc w:val="both"/>
-      </w:pPr>
-      <w:r>
-        <w:rPr>
-          <w:rFonts w:ascii="Times New Roman" w:hAnsi="Times New Roman"/>
-          <w:sz w:val="24"/>
-          <w:szCs w:val="24"/>
-        </w:rPr>
-        <w:t xml:space="preserve">|---|---|</w:t>
-      </w:r>
-    </w:p>
-    <w:p>
-      <w:pPr>
-        <w:keepLines/>
-        <w:widowControl/>
-        <w:spacing w:after="160"/>
-        <w:jc w:val="both"/>
-      </w:pPr>
-      <w:r>
-        <w:rPr>
-          <w:rFonts w:ascii="Times New Roman" w:hAnsi="Times New Roman"/>
-          <w:sz w:val="24"/>
-          <w:szCs w:val="24"/>
-        </w:rPr>
-        <w:t xml:space="preserve">| Purpose of this Protected Series | [PURPOSE — e.g., "to acquire, own, lease, and manage the real property located at ___" or "any lawful business"] |</w:t>
-      </w:r>
-    </w:p>
-    <w:p>
-      <w:pPr>
-        <w:keepLines/>
-        <w:widowControl/>
-        <w:spacing w:after="160"/>
-        <w:jc w:val="both"/>
-      </w:pPr>
-      <w:r>
-        <w:rPr>
-          <w:rFonts w:ascii="Times New Roman" w:hAnsi="Times New Roman"/>
-          <w:sz w:val="24"/>
-          <w:szCs w:val="24"/>
-        </w:rPr>
-        <w:t xml:space="preserve">| Owner of this Protected Series | The Company. This Protected Series has no Associated Members (ss. 605.2302(1), 605.2303(2), Fla. Stat.). |</w:t>
-      </w:r>
-    </w:p>
-    <w:p>
-      <w:pPr>
-        <w:keepLines/>
-        <w:widowControl/>
-        <w:spacing w:after="160"/>
-        <w:jc w:val="both"/>
-      </w:pPr>
-      <w:r>
-        <w:rPr>
-          <w:rFonts w:ascii="Times New Roman" w:hAnsi="Times New Roman"/>
-          <w:sz w:val="24"/>
-          <w:szCs w:val="24"/>
-        </w:rPr>
-        <w:t xml:space="preserve">| </w:t>
+        <w:t xml:space="preserve">[ADOPTER NAME], </w:t>
       </w:r>
       <w:r>
         <w:rPr>
@@ -7615,269 +7785,7 @@
           <w:sz w:val="24"/>
           <w:szCs w:val="24"/>
         </w:rPr>
-        <w:t xml:space="preserve">Managed by </w:t>
-      </w:r>
-      <w:r>
-        <w:rPr>
-          <w:rFonts w:ascii="Times New Roman" w:hAnsi="Times New Roman"/>
-          <w:sz w:val="24"/>
-          <w:szCs w:val="24"/>
-        </w:rPr>
-        <w:t xml:space="preserve">| </w:t>
-      </w:r>
-      <w:r>
-        <w:rPr>
-          <w:rFonts w:ascii="Times New Roman" w:hAnsi="Times New Roman"/>
-          <w:strike/>
-          <w:color w:val="C00000"/>
-          <w:sz w:val="24"/>
-          <w:szCs w:val="24"/>
-        </w:rPr>
-        <w:t xml:space="preserve">[Same </w:t>
-      </w:r>
-      <w:r>
-        <w:rPr>
-          <w:rFonts w:ascii="Times New Roman" w:hAnsi="Times New Roman"/>
-          <w:color w:val="0645AD"/>
-          <w:u w:val="single"/>
-          <w:sz w:val="24"/>
-          <w:szCs w:val="24"/>
-        </w:rPr>
-        <w:t xml:space="preserve">The Company, </w:t>
-      </w:r>
-      <w:r>
-        <w:rPr>
-          <w:rFonts w:ascii="Times New Roman" w:hAnsi="Times New Roman"/>
-          <w:sz w:val="24"/>
-          <w:szCs w:val="24"/>
-        </w:rPr>
-        <w:t xml:space="preserve">as </w:t>
-      </w:r>
-      <w:r>
-        <w:rPr>
-          <w:rFonts w:ascii="Times New Roman" w:hAnsi="Times New Roman"/>
-          <w:strike/>
-          <w:color w:val="C00000"/>
-          <w:sz w:val="24"/>
-          <w:szCs w:val="24"/>
-        </w:rPr>
-        <w:t xml:space="preserve">Company Manager / NAME] </w:t>
-      </w:r>
-      <w:r>
-        <w:rPr>
-          <w:rFonts w:ascii="Times New Roman" w:hAnsi="Times New Roman"/>
-          <w:color w:val="0645AD"/>
-          <w:u w:val="single"/>
-          <w:sz w:val="24"/>
-          <w:szCs w:val="24"/>
-        </w:rPr>
-        <w:t xml:space="preserve">protected-series manager (s. 605.2304(2), Fla. Stat.), acting through a Majority in Interest of the Members </w:t>
-      </w:r>
-      <w:r>
-        <w:rPr>
-          <w:rFonts w:ascii="Times New Roman" w:hAnsi="Times New Roman"/>
-          <w:sz w:val="24"/>
-          <w:szCs w:val="24"/>
-        </w:rPr>
-        <w:t xml:space="preserve">| </w:t>
-      </w:r>
-    </w:p>
-    <w:p>
-      <w:pPr>
-        <w:keepLines/>
-        <w:widowControl/>
-        <w:spacing w:after="160"/>
-        <w:jc w:val="both"/>
-      </w:pPr>
-      <w:r>
-        <w:rPr>
-          <w:rFonts w:ascii="Times New Roman" w:hAnsi="Times New Roman"/>
-          <w:sz w:val="24"/>
-          <w:szCs w:val="24"/>
-        </w:rPr>
-        <w:t xml:space="preserve">| Contributions to this Protected Series | By the Company: $[AMOUNT] on [DATE] [and/or described property] |</w:t>
-      </w:r>
-    </w:p>
-    <w:p>
-      <w:pPr>
-        <w:keepLines/>
-        <w:widowControl/>
-        <w:spacing w:after="160"/>
-        <w:jc w:val="both"/>
-      </w:pPr>
-      <w:r>
-        <w:rPr>
-          <w:rFonts w:ascii="Times New Roman" w:hAnsi="Times New Roman"/>
-          <w:sz w:val="24"/>
-          <w:szCs w:val="24"/>
-        </w:rPr>
-        <w:t xml:space="preserve">| Initial Associated Assets | As set forth on the Asset Schedule attached to this Series Exhibit and completed by the Member(s), together with the records maintained under Article 8. |</w:t>
-      </w:r>
-    </w:p>
-    <w:p>
-      <w:pPr>
-        <w:keepLines/>
-        <w:widowControl/>
-        <w:spacing w:after="160"/>
-        <w:jc w:val="both"/>
-      </w:pPr>
-      <w:r>
-        <w:rPr>
-          <w:rFonts w:ascii="Times New Roman" w:hAnsi="Times New Roman"/>
-          <w:sz w:val="24"/>
-          <w:szCs w:val="24"/>
-        </w:rPr>
-        <w:t xml:space="preserve">| Special terms (if any) | [None / variations from the base Agreement — may not vary Article 8 or non-variable provisions of the Act] |</w:t>
-      </w:r>
-    </w:p>
-    <w:p>
-      <w:pPr>
-        <w:keepLines/>
-        <w:widowControl/>
-        <w:spacing w:after="160"/>
-        <w:jc w:val="both"/>
-      </w:pPr>
-      <w:r>
-        <w:rPr>
-          <w:rFonts w:ascii="Times New Roman" w:hAnsi="Times New Roman"/>
-          <w:sz w:val="24"/>
-          <w:szCs w:val="24"/>
-        </w:rPr>
-        <w:t xml:space="preserve">| Dissolution events specific to this Protected Series (if any) | [None / describe] |</w:t>
-      </w:r>
-    </w:p>
-    <w:p>
-      <w:pPr>
-        <w:keepLines/>
-        <w:widowControl/>
-        <w:spacing w:after="160"/>
-        <w:jc w:val="both"/>
-      </w:pPr>
-      <w:r>
-        <w:rPr>
-          <w:rFonts w:ascii="Times New Roman" w:hAnsi="Times New Roman"/>
-          <w:sz w:val="24"/>
-          <w:szCs w:val="24"/>
-        </w:rPr>
-        <w:t xml:space="preserve">Adopted effective [DATE] by the Company, acting through </w:t>
-      </w:r>
-      <w:r>
-        <w:rPr>
-          <w:rFonts w:ascii="Times New Roman" w:hAnsi="Times New Roman"/>
-          <w:color w:val="0645AD"/>
-          <w:u w:val="single"/>
-          <w:sz w:val="24"/>
-          <w:szCs w:val="24"/>
-        </w:rPr>
-        <w:t xml:space="preserve">a Majority in Interest of </w:t>
-      </w:r>
-      <w:r>
-        <w:rPr>
-          <w:rFonts w:ascii="Times New Roman" w:hAnsi="Times New Roman"/>
-          <w:sz w:val="24"/>
-          <w:szCs w:val="24"/>
-        </w:rPr>
-        <w:t xml:space="preserve">its </w:t>
-      </w:r>
-      <w:r>
-        <w:rPr>
-          <w:rFonts w:ascii="Times New Roman" w:hAnsi="Times New Roman"/>
-          <w:strike/>
-          <w:color w:val="C00000"/>
-          <w:sz w:val="24"/>
-          <w:szCs w:val="24"/>
-        </w:rPr>
-        <w:t xml:space="preserve">Manager: </w:t>
-      </w:r>
-      <w:r>
-        <w:rPr>
-          <w:rFonts w:ascii="Times New Roman" w:hAnsi="Times New Roman"/>
-          <w:color w:val="0645AD"/>
-          <w:u w:val="single"/>
-          <w:sz w:val="24"/>
-          <w:szCs w:val="24"/>
-        </w:rPr>
-        <w:t xml:space="preserve">Members: </w:t>
-      </w:r>
-    </w:p>
-    <w:p>
-      <w:pPr>
-        <w:keepLines/>
-        <w:widowControl/>
-        <w:spacing w:after="160"/>
-        <w:jc w:val="both"/>
-      </w:pPr>
-      <w:r>
-        <w:rPr>
-          <w:rFonts w:ascii="Times New Roman" w:hAnsi="Times New Roman"/>
-          <w:sz w:val="24"/>
-          <w:szCs w:val="24"/>
-        </w:rPr>
-        <w:t xml:space="preserve">_____________________________</w:t>
-      </w:r>
-    </w:p>
-    <w:p>
-      <w:pPr>
-        <w:keepLines/>
-        <w:widowControl/>
-        <w:spacing w:after="160"/>
-        <w:jc w:val="both"/>
-      </w:pPr>
-      <w:r>
-        <w:rPr>
-          <w:rFonts w:ascii="Times New Roman" w:hAnsi="Times New Roman"/>
-          <w:strike/>
-          <w:color w:val="C00000"/>
-          <w:sz w:val="24"/>
-          <w:szCs w:val="24"/>
-        </w:rPr>
-        <w:t xml:space="preserve">[NAME], Protected Series Manager </w:t>
-      </w:r>
-      <w:r>
-        <w:rPr>
-          <w:rFonts w:ascii="Times New Roman" w:hAnsi="Times New Roman"/>
-          <w:color w:val="0645AD"/>
-          <w:u w:val="single"/>
-          <w:sz w:val="24"/>
-          <w:szCs w:val="24"/>
-        </w:rPr>
-        <w:t xml:space="preserve">[MEMBER 1], Member </w:t>
-      </w:r>
-    </w:p>
-    <w:p>
-      <w:pPr>
-        <w:keepLines/>
-        <w:widowControl/>
-        <w:spacing w:after="160"/>
-        <w:jc w:val="both"/>
-      </w:pPr>
-      <w:r>
-        <w:rPr>
-          <w:rFonts w:ascii="Times New Roman" w:hAnsi="Times New Roman"/>
-          <w:color w:val="0645AD"/>
-          <w:u w:val="single"/>
-          <w:sz w:val="24"/>
-          <w:szCs w:val="24"/>
-        </w:rPr>
-        <w:t xml:space="preserve">_____________________________</w:t>
-      </w:r>
-    </w:p>
-    <w:p>
-      <w:pPr>
-        <w:keepLines/>
-        <w:widowControl/>
-        <w:spacing w:after="160"/>
-        <w:jc w:val="both"/>
-      </w:pPr>
-      <w:r>
-        <w:rPr>
-          <w:rFonts w:ascii="Times New Roman" w:hAnsi="Times New Roman"/>
-          <w:color w:val="0645AD"/>
-          <w:u w:val="single"/>
-          <w:sz w:val="24"/>
-          <w:szCs w:val="24"/>
-        </w:rPr>
-        <w:t xml:space="preserve">[MEMBER 2], Member</w:t>
+        <w:t xml:space="preserve">Member </w:t>
       </w:r>
     </w:p>
     <w:p>

--- a/docs/word/FPSLLC Redline - Manager-Managed vs Member-Managed S Corporation.docx
+++ b/docs/word/FPSLLC Redline - Manager-Managed vs Member-Managed S Corporation.docx
@@ -62,7 +62,7 @@
           <w:sz w:val="24"/>
           <w:szCs w:val="24"/>
         </w:rPr>
-        <w:t xml:space="preserve">158 paragraphs identical · 60 changed · 5 only in the first · 4 only in the second</w:t>
+        <w:t xml:space="preserve">158 paragraphs identical · 59 changed · 5 only in the first · 5 only in the second</w:t>
       </w:r>
     </w:p>
     <w:p>
@@ -3225,7 +3225,7 @@
           <w:sz w:val="24"/>
           <w:szCs w:val="24"/>
         </w:rPr>
-        <w:t xml:space="preserve">[MANAGER APPOINTMENT] If more than one person is serving as Manager, every act, approval, consent, decision, or determination </w:t>
+        <w:t xml:space="preserve">&lt;!-- one:manager --&gt;The initial Manager is [MANAGER NAMES].&lt;!-- /one --&gt;&lt;!-- many:manager --&gt;The initial Managers are [MANAGER NAMES].&lt;!-- /many --&gt; If more than one person is serving as Manager, every act, approval, consent, decision, or determination </w:t>
       </w:r>
       <w:r>
         <w:rPr>
@@ -7207,25 +7207,25 @@
           <w:sz w:val="24"/>
           <w:szCs w:val="24"/>
         </w:rPr>
-        <w:t xml:space="preserve">ACKNOWLEDGED AND AGREED BY MANAGER:</w:t>
-      </w:r>
-    </w:p>
-    <w:p>
-      <w:pPr>
-        <w:keepLines/>
-        <w:widowControl/>
-        <w:spacing w:after="160"/>
-        <w:jc w:val="both"/>
-      </w:pPr>
-      <w:r>
-        <w:rPr>
-          <w:rFonts w:ascii="Times New Roman" w:hAnsi="Times New Roman"/>
-          <w:strike/>
-          <w:color w:val="C00000"/>
-          <w:sz w:val="24"/>
-          <w:szCs w:val="24"/>
-        </w:rPr>
-        <w:t xml:space="preserve">[MANAGER SIGNATURE BLOCKS]</w:t>
+        <w:t xml:space="preserve">_____________________________</w:t>
+      </w:r>
+    </w:p>
+    <w:p>
+      <w:pPr>
+        <w:keepLines/>
+        <w:widowControl/>
+        <w:spacing w:after="160"/>
+        <w:jc w:val="both"/>
+      </w:pPr>
+      <w:r>
+        <w:rPr>
+          <w:rFonts w:ascii="Times New Roman" w:hAnsi="Times New Roman"/>
+          <w:strike/>
+          <w:color w:val="C00000"/>
+          <w:sz w:val="24"/>
+          <w:szCs w:val="24"/>
+        </w:rPr>
+        <w:t xml:space="preserve">[MANAGER NAME], Manager</w:t>
       </w:r>
     </w:p>
     <w:p>
@@ -7692,48 +7692,12 @@
       <w:r>
         <w:rPr>
           <w:rFonts w:ascii="Times New Roman" w:hAnsi="Times New Roman"/>
-          <w:sz w:val="24"/>
-          <w:szCs w:val="24"/>
-        </w:rPr>
-        <w:t xml:space="preserve">Adopted effective [DATE] by the Company, acting through </w:t>
-      </w:r>
-      <w:r>
-        <w:rPr>
-          <w:rFonts w:ascii="Times New Roman" w:hAnsi="Times New Roman"/>
-          <w:color w:val="0645AD"/>
-          <w:u w:val="single"/>
-          <w:sz w:val="24"/>
-          <w:szCs w:val="24"/>
-        </w:rPr>
-        <w:t xml:space="preserve">a Majority in Interest of </w:t>
-      </w:r>
-      <w:r>
-        <w:rPr>
-          <w:rFonts w:ascii="Times New Roman" w:hAnsi="Times New Roman"/>
-          <w:sz w:val="24"/>
-          <w:szCs w:val="24"/>
-        </w:rPr>
-        <w:t xml:space="preserve">its </w:t>
-      </w:r>
-      <w:r>
-        <w:rPr>
-          <w:rFonts w:ascii="Times New Roman" w:hAnsi="Times New Roman"/>
-          <w:strike/>
-          <w:color w:val="C00000"/>
-          <w:sz w:val="24"/>
-          <w:szCs w:val="24"/>
-        </w:rPr>
-        <w:t xml:space="preserve">Manager: </w:t>
-      </w:r>
-      <w:r>
-        <w:rPr>
-          <w:rFonts w:ascii="Times New Roman" w:hAnsi="Times New Roman"/>
-          <w:color w:val="0645AD"/>
-          <w:u w:val="single"/>
-          <w:sz w:val="24"/>
-          <w:szCs w:val="24"/>
-        </w:rPr>
-        <w:t xml:space="preserve">Members: </w:t>
+          <w:color w:val="0645AD"/>
+          <w:u w:val="single"/>
+          <w:sz w:val="24"/>
+          <w:szCs w:val="24"/>
+        </w:rPr>
+        <w:t xml:space="preserve">Adopted effective [DATE] by the Company, acting through a Majority in Interest of its Members:</w:t>
       </w:r>
     </w:p>
     <w:p>

--- a/docs/word/FPSLLC Redline - Manager-Managed vs Member-Managed S Corporation.docx
+++ b/docs/word/FPSLLC Redline - Manager-Managed vs Member-Managed S Corporation.docx
@@ -62,7 +62,7 @@
           <w:sz w:val="24"/>
           <w:szCs w:val="24"/>
         </w:rPr>
-        <w:t xml:space="preserve">158 paragraphs identical · 59 changed · 5 only in the first · 5 only in the second</w:t>
+        <w:t xml:space="preserve">159 paragraphs identical · 59 changed · 5 only in the first · 5 only in the second</w:t>
       </w:r>
     </w:p>
     <w:p>
@@ -7939,6 +7939,22 @@
           <w:szCs w:val="24"/>
         </w:rPr>
         <w:t xml:space="preserve">/ S Corporation), v1 draft. Statutory citations verified against Online Sunshine on August 3, 2026: ss. 605.2103, 605.2107, 605.2201, 605.2202, 605.2301, 605.2401, 605.2501, 605.2604, 605.0502, 605.0503, 605.04091, 48.062, 711.50–711.512, Fla. Stat.; 11 U.S.C. §365; In re Soderstrom, 484 B.R. 874 (M.D. Fla. 2013). </w:t>
+      </w:r>
+    </w:p>
+    <w:p>
+      <w:pPr>
+        <w:keepLines/>
+        <w:widowControl/>
+        <w:spacing w:after="160"/>
+        <w:jc w:val="both"/>
+      </w:pPr>
+      <w:r>
+        <w:rPr>
+          <w:rFonts w:ascii="Times New Roman" w:hAnsi="Times New Roman"/>
+          <w:sz w:val="24"/>
+          <w:szCs w:val="24"/>
+        </w:rPr>
+        <w:t xml:space="preserve">[TITLE] of [COMPANY NAME], LLC — generated by MyFloridaSeriesLLC · Master [EDITION]</w:t>
       </w:r>
     </w:p>
     <w:sectPr>

--- a/docs/word/FPSLLC Redline - Manager-Managed vs Member-Managed S Corporation.docx
+++ b/docs/word/FPSLLC Redline - Manager-Managed vs Member-Managed S Corporation.docx
@@ -7631,7 +7631,7 @@
           <w:sz w:val="24"/>
           <w:szCs w:val="24"/>
         </w:rPr>
-        <w:t xml:space="preserve">| Contributions to this Protected Series | By the Company: $[AMOUNT] on [DATE] [and/or described property] |</w:t>
+        <w:t xml:space="preserve">| Contributions to this Protected Series | By the Company: [CONTRIBUTION] |</w:t>
       </w:r>
     </w:p>
     <w:p>

--- a/docs/word/FPSLLC Redline - Manager-Managed vs Member-Managed S Corporation.docx
+++ b/docs/word/FPSLLC Redline - Manager-Managed vs Member-Managed S Corporation.docx
@@ -62,7 +62,7 @@
           <w:sz w:val="24"/>
           <w:szCs w:val="24"/>
         </w:rPr>
-        <w:t xml:space="preserve">159 paragraphs identical · 59 changed · 5 only in the first · 5 only in the second</w:t>
+        <w:t xml:space="preserve">159 paragraphs identical · 60 changed · 5 only in the first · 5 only in the second</w:t>
       </w:r>
     </w:p>
     <w:p>
@@ -4909,7 +4909,295 @@
           <w:sz w:val="24"/>
           <w:szCs w:val="24"/>
         </w:rPr>
-        <w:t xml:space="preserve">[ ] Alternative A — Noncompetition. Before the dissolution of the Company, the Manager shall not compete with the Company or with any Protected Series in the conduct of their activities and affairs. This Section does not prohibit the Manager from engaging in any business or venture that does not so compete, and neither the Company, any Protected Series, nor any Member shall have any right in such a venture or its income by virtue of this Agreement.</w:t>
+        <w:t xml:space="preserve">[ ] Alternative A — Noncompetition. Before the dissolution </w:t>
+      </w:r>
+      <w:r>
+        <w:rPr>
+          <w:rFonts w:ascii="Times New Roman" w:hAnsi="Times New Roman"/>
+          <w:color w:val="0645AD"/>
+          <w:u w:val="single"/>
+          <w:sz w:val="24"/>
+          <w:szCs w:val="24"/>
+        </w:rPr>
+        <w:t xml:space="preserve">5.11 Conflict </w:t>
+      </w:r>
+      <w:r>
+        <w:rPr>
+          <w:rFonts w:ascii="Times New Roman" w:hAnsi="Times New Roman"/>
+          <w:sz w:val="24"/>
+          <w:szCs w:val="24"/>
+        </w:rPr>
+        <w:t xml:space="preserve">of </w:t>
+      </w:r>
+      <w:r>
+        <w:rPr>
+          <w:rFonts w:ascii="Times New Roman" w:hAnsi="Times New Roman"/>
+          <w:strike/>
+          <w:color w:val="C00000"/>
+          <w:sz w:val="24"/>
+          <w:szCs w:val="24"/>
+        </w:rPr>
+        <w:t xml:space="preserve">the Company, the Manager </w:t>
+      </w:r>
+      <w:r>
+        <w:rPr>
+          <w:rFonts w:ascii="Times New Roman" w:hAnsi="Times New Roman"/>
+          <w:color w:val="0645AD"/>
+          <w:u w:val="single"/>
+          <w:sz w:val="24"/>
+          <w:szCs w:val="24"/>
+        </w:rPr>
+        <w:t xml:space="preserve">Interest Transactions. No Member </w:t>
+      </w:r>
+      <w:r>
+        <w:rPr>
+          <w:rFonts w:ascii="Times New Roman" w:hAnsi="Times New Roman"/>
+          <w:sz w:val="24"/>
+          <w:szCs w:val="24"/>
+        </w:rPr>
+        <w:t xml:space="preserve">shall </w:t>
+      </w:r>
+      <w:r>
+        <w:rPr>
+          <w:rFonts w:ascii="Times New Roman" w:hAnsi="Times New Roman"/>
+          <w:strike/>
+          <w:color w:val="C00000"/>
+          <w:sz w:val="24"/>
+          <w:szCs w:val="24"/>
+        </w:rPr>
+        <w:t xml:space="preserve">not compete with </w:t>
+      </w:r>
+      <w:r>
+        <w:rPr>
+          <w:rFonts w:ascii="Times New Roman" w:hAnsi="Times New Roman"/>
+          <w:color w:val="0645AD"/>
+          <w:u w:val="single"/>
+          <w:sz w:val="24"/>
+          <w:szCs w:val="24"/>
+        </w:rPr>
+        <w:t xml:space="preserve">cause </w:t>
+      </w:r>
+      <w:r>
+        <w:rPr>
+          <w:rFonts w:ascii="Times New Roman" w:hAnsi="Times New Roman"/>
+          <w:sz w:val="24"/>
+          <w:szCs w:val="24"/>
+        </w:rPr>
+        <w:t xml:space="preserve">the Company or </w:t>
+      </w:r>
+      <w:r>
+        <w:rPr>
+          <w:rFonts w:ascii="Times New Roman" w:hAnsi="Times New Roman"/>
+          <w:strike/>
+          <w:color w:val="C00000"/>
+          <w:sz w:val="24"/>
+          <w:szCs w:val="24"/>
+        </w:rPr>
+        <w:t xml:space="preserve">with </w:t>
+      </w:r>
+      <w:r>
+        <w:rPr>
+          <w:rFonts w:ascii="Times New Roman" w:hAnsi="Times New Roman"/>
+          <w:sz w:val="24"/>
+          <w:szCs w:val="24"/>
+        </w:rPr>
+        <w:t xml:space="preserve">any Protected Series </w:t>
+      </w:r>
+      <w:r>
+        <w:rPr>
+          <w:rFonts w:ascii="Times New Roman" w:hAnsi="Times New Roman"/>
+          <w:color w:val="0645AD"/>
+          <w:u w:val="single"/>
+          <w:sz w:val="24"/>
+          <w:szCs w:val="24"/>
+        </w:rPr>
+        <w:t xml:space="preserve">to enter into a transaction </w:t>
+      </w:r>
+      <w:r>
+        <w:rPr>
+          <w:rFonts w:ascii="Times New Roman" w:hAnsi="Times New Roman"/>
+          <w:sz w:val="24"/>
+          <w:szCs w:val="24"/>
+        </w:rPr>
+        <w:t xml:space="preserve">in </w:t>
+      </w:r>
+      <w:r>
+        <w:rPr>
+          <w:rFonts w:ascii="Times New Roman" w:hAnsi="Times New Roman"/>
+          <w:color w:val="0645AD"/>
+          <w:u w:val="single"/>
+          <w:sz w:val="24"/>
+          <w:szCs w:val="24"/>
+        </w:rPr>
+        <w:t xml:space="preserve">which a Member is directly or indirectly a party, or has a direct or indirect material financial interest or other material interest (each within </w:t>
+      </w:r>
+      <w:r>
+        <w:rPr>
+          <w:rFonts w:ascii="Times New Roman" w:hAnsi="Times New Roman"/>
+          <w:sz w:val="24"/>
+          <w:szCs w:val="24"/>
+        </w:rPr>
+        <w:t xml:space="preserve">the </w:t>
+      </w:r>
+      <w:r>
+        <w:rPr>
+          <w:rFonts w:ascii="Times New Roman" w:hAnsi="Times New Roman"/>
+          <w:strike/>
+          <w:color w:val="C00000"/>
+          <w:sz w:val="24"/>
+          <w:szCs w:val="24"/>
+        </w:rPr>
+        <w:t xml:space="preserve">conduct </w:t>
+      </w:r>
+      <w:r>
+        <w:rPr>
+          <w:rFonts w:ascii="Times New Roman" w:hAnsi="Times New Roman"/>
+          <w:color w:val="0645AD"/>
+          <w:u w:val="single"/>
+          <w:sz w:val="24"/>
+          <w:szCs w:val="24"/>
+        </w:rPr>
+        <w:t xml:space="preserve">meaning </w:t>
+      </w:r>
+      <w:r>
+        <w:rPr>
+          <w:rFonts w:ascii="Times New Roman" w:hAnsi="Times New Roman"/>
+          <w:sz w:val="24"/>
+          <w:szCs w:val="24"/>
+        </w:rPr>
+        <w:t xml:space="preserve">of </w:t>
+      </w:r>
+      <w:r>
+        <w:rPr>
+          <w:rFonts w:ascii="Times New Roman" w:hAnsi="Times New Roman"/>
+          <w:strike/>
+          <w:color w:val="C00000"/>
+          <w:sz w:val="24"/>
+          <w:szCs w:val="24"/>
+        </w:rPr>
+        <w:t xml:space="preserve">their activities </w:t>
+      </w:r>
+      <w:r>
+        <w:rPr>
+          <w:rFonts w:ascii="Times New Roman" w:hAnsi="Times New Roman"/>
+          <w:color w:val="0645AD"/>
+          <w:u w:val="single"/>
+          <w:sz w:val="24"/>
+          <w:szCs w:val="24"/>
+        </w:rPr>
+        <w:t xml:space="preserve">s. 605.04092, Florida Statutes), unless the material facts of the transaction </w:t>
+      </w:r>
+      <w:r>
+        <w:rPr>
+          <w:rFonts w:ascii="Times New Roman" w:hAnsi="Times New Roman"/>
+          <w:sz w:val="24"/>
+          <w:szCs w:val="24"/>
+        </w:rPr>
+        <w:t xml:space="preserve">and </w:t>
+      </w:r>
+      <w:r>
+        <w:rPr>
+          <w:rFonts w:ascii="Times New Roman" w:hAnsi="Times New Roman"/>
+          <w:strike/>
+          <w:color w:val="C00000"/>
+          <w:sz w:val="24"/>
+          <w:szCs w:val="24"/>
+        </w:rPr>
+        <w:t xml:space="preserve">affairs. This </w:t>
+      </w:r>
+      <w:r>
+        <w:rPr>
+          <w:rFonts w:ascii="Times New Roman" w:hAnsi="Times New Roman"/>
+          <w:color w:val="0645AD"/>
+          <w:u w:val="single"/>
+          <w:sz w:val="24"/>
+          <w:szCs w:val="24"/>
+        </w:rPr>
+        <w:t xml:space="preserve">of the interest have been disclosed or are known to the Members and the transaction is authorized, approved, or ratified by a Majority in Interest of the disinterested Members. A transaction so authorized, approved, or ratified is not void or voidable because of that relationship or interest, and a person challenging it bears the burden of proving its lack of fairness, as provided in s. 605.04092(2) and (4), Florida Statutes. A loan approved under </w:t>
+      </w:r>
+      <w:r>
+        <w:rPr>
+          <w:rFonts w:ascii="Times New Roman" w:hAnsi="Times New Roman"/>
+          <w:sz w:val="24"/>
+          <w:szCs w:val="24"/>
+        </w:rPr>
+        <w:t xml:space="preserve">Section </w:t>
+      </w:r>
+      <w:r>
+        <w:rPr>
+          <w:rFonts w:ascii="Times New Roman" w:hAnsi="Times New Roman"/>
+          <w:strike/>
+          <w:color w:val="C00000"/>
+          <w:sz w:val="24"/>
+          <w:szCs w:val="24"/>
+        </w:rPr>
+        <w:t xml:space="preserve">does not prohibit the Manager from engaging in any business or venture that does not so compete, </w:t>
+      </w:r>
+      <w:r>
+        <w:rPr>
+          <w:rFonts w:ascii="Times New Roman" w:hAnsi="Times New Roman"/>
+          <w:color w:val="0645AD"/>
+          <w:u w:val="single"/>
+          <w:sz w:val="24"/>
+          <w:szCs w:val="24"/>
+        </w:rPr>
+        <w:t xml:space="preserve">5.5(g), </w:t>
+      </w:r>
+      <w:r>
+        <w:rPr>
+          <w:rFonts w:ascii="Times New Roman" w:hAnsi="Times New Roman"/>
+          <w:sz w:val="24"/>
+          <w:szCs w:val="24"/>
+        </w:rPr>
+        <w:t xml:space="preserve">and </w:t>
+      </w:r>
+      <w:r>
+        <w:rPr>
+          <w:rFonts w:ascii="Times New Roman" w:hAnsi="Times New Roman"/>
+          <w:strike/>
+          <w:color w:val="C00000"/>
+          <w:sz w:val="24"/>
+          <w:szCs w:val="24"/>
+        </w:rPr>
+        <w:t xml:space="preserve">neither the Company, any Protected Series, nor any Member shall have any right in such a venture or its income by virtue of </w:t>
+      </w:r>
+      <w:r>
+        <w:rPr>
+          <w:rFonts w:ascii="Times New Roman" w:hAnsi="Times New Roman"/>
+          <w:color w:val="0645AD"/>
+          <w:u w:val="single"/>
+          <w:sz w:val="24"/>
+          <w:szCs w:val="24"/>
+        </w:rPr>
+        <w:t xml:space="preserve">compensation approved under Section 5.10, satisfy </w:t>
+      </w:r>
+      <w:r>
+        <w:rPr>
+          <w:rFonts w:ascii="Times New Roman" w:hAnsi="Times New Roman"/>
+          <w:sz w:val="24"/>
+          <w:szCs w:val="24"/>
+        </w:rPr>
+        <w:t xml:space="preserve">this </w:t>
+      </w:r>
+      <w:r>
+        <w:rPr>
+          <w:rFonts w:ascii="Times New Roman" w:hAnsi="Times New Roman"/>
+          <w:strike/>
+          <w:color w:val="C00000"/>
+          <w:sz w:val="24"/>
+          <w:szCs w:val="24"/>
+        </w:rPr>
+        <w:t xml:space="preserve">Agreement. </w:t>
+      </w:r>
+      <w:r>
+        <w:rPr>
+          <w:rFonts w:ascii="Times New Roman" w:hAnsi="Times New Roman"/>
+          <w:color w:val="0645AD"/>
+          <w:u w:val="single"/>
+          <w:sz w:val="24"/>
+          <w:szCs w:val="24"/>
+        </w:rPr>
+        <w:t xml:space="preserve">Section. </w:t>
       </w:r>
     </w:p>
     <w:p>
@@ -4928,6 +5216,24 @@
           <w:szCs w:val="24"/>
         </w:rPr>
         <w:t xml:space="preserve">[ ] Alternative B — Competition Permitted. The Manager may engage in and possess interests in other business ventures of every kind, whether or not competitive with the activities of the Company or of any Protected Series. Engaging in such ventures does not violate this Agreement or any duty under the Act, the Manager is not obligated to offer any business opportunity to the Company, any Protected Series, or any Member, and neither the Company, any Protected Series, nor any Member shall have any right in such ventures or their income by virtue of this Agreement. (Retain the Alternative selected in Section 4.7 and delete the other.)</w:t>
+      </w:r>
+    </w:p>
+    <w:p>
+      <w:pPr>
+        <w:keepLines/>
+        <w:widowControl/>
+        <w:spacing w:after="160"/>
+        <w:jc w:val="both"/>
+      </w:pPr>
+      <w:r>
+        <w:rPr>
+          <w:rFonts w:ascii="Times New Roman" w:hAnsi="Times New Roman"/>
+          <w:strike/>
+          <w:color w:val="C00000"/>
+          <w:sz w:val="24"/>
+          <w:szCs w:val="24"/>
+        </w:rPr>
+        <w:t xml:space="preserve">5.10 Conflict of Interest Transactions. Neither the Manager nor any Member shall cause the Company or any Protected Series to enter into a transaction in which the Manager or a Member is directly or indirectly a party, or has a direct or indirect material financial interest or other material interest (each within the meaning of s. 605.04092, Florida Statutes), unless the material facts of the transaction and of the interest have been disclosed or are known to the Members and the transaction is authorized, approved, or ratified by a Majority in Interest of the disinterested Members. A transaction so authorized, approved, or ratified is not void or voidable because of that relationship or interest, and a person challenging it bears the burden of proving its lack of fairness, as provided in s. 605.04092(2) and (4), Florida Statutes. A loan approved under Section 5.4(g), and compensation approved under Section 5.7, satisfy this Section.</w:t>
       </w:r>
     </w:p>
     <w:p>

--- a/docs/word/FPSLLC Redline - Manager-Managed vs Member-Managed S Corporation.docx
+++ b/docs/word/FPSLLC Redline - Manager-Managed vs Member-Managed S Corporation.docx
@@ -62,7 +62,7 @@
           <w:sz w:val="24"/>
           <w:szCs w:val="24"/>
         </w:rPr>
-        <w:t xml:space="preserve">159 paragraphs identical · 60 changed · 5 only in the first · 5 only in the second</w:t>
+        <w:t xml:space="preserve">159 paragraphs identical · 59 changed · 5 only in the first · 5 only in the second</w:t>
       </w:r>
     </w:p>
     <w:p>
@@ -4909,295 +4909,7 @@
           <w:sz w:val="24"/>
           <w:szCs w:val="24"/>
         </w:rPr>
-        <w:t xml:space="preserve">[ ] Alternative A — Noncompetition. Before the dissolution </w:t>
-      </w:r>
-      <w:r>
-        <w:rPr>
-          <w:rFonts w:ascii="Times New Roman" w:hAnsi="Times New Roman"/>
-          <w:color w:val="0645AD"/>
-          <w:u w:val="single"/>
-          <w:sz w:val="24"/>
-          <w:szCs w:val="24"/>
-        </w:rPr>
-        <w:t xml:space="preserve">5.11 Conflict </w:t>
-      </w:r>
-      <w:r>
-        <w:rPr>
-          <w:rFonts w:ascii="Times New Roman" w:hAnsi="Times New Roman"/>
-          <w:sz w:val="24"/>
-          <w:szCs w:val="24"/>
-        </w:rPr>
-        <w:t xml:space="preserve">of </w:t>
-      </w:r>
-      <w:r>
-        <w:rPr>
-          <w:rFonts w:ascii="Times New Roman" w:hAnsi="Times New Roman"/>
-          <w:strike/>
-          <w:color w:val="C00000"/>
-          <w:sz w:val="24"/>
-          <w:szCs w:val="24"/>
-        </w:rPr>
-        <w:t xml:space="preserve">the Company, the Manager </w:t>
-      </w:r>
-      <w:r>
-        <w:rPr>
-          <w:rFonts w:ascii="Times New Roman" w:hAnsi="Times New Roman"/>
-          <w:color w:val="0645AD"/>
-          <w:u w:val="single"/>
-          <w:sz w:val="24"/>
-          <w:szCs w:val="24"/>
-        </w:rPr>
-        <w:t xml:space="preserve">Interest Transactions. No Member </w:t>
-      </w:r>
-      <w:r>
-        <w:rPr>
-          <w:rFonts w:ascii="Times New Roman" w:hAnsi="Times New Roman"/>
-          <w:sz w:val="24"/>
-          <w:szCs w:val="24"/>
-        </w:rPr>
-        <w:t xml:space="preserve">shall </w:t>
-      </w:r>
-      <w:r>
-        <w:rPr>
-          <w:rFonts w:ascii="Times New Roman" w:hAnsi="Times New Roman"/>
-          <w:strike/>
-          <w:color w:val="C00000"/>
-          <w:sz w:val="24"/>
-          <w:szCs w:val="24"/>
-        </w:rPr>
-        <w:t xml:space="preserve">not compete with </w:t>
-      </w:r>
-      <w:r>
-        <w:rPr>
-          <w:rFonts w:ascii="Times New Roman" w:hAnsi="Times New Roman"/>
-          <w:color w:val="0645AD"/>
-          <w:u w:val="single"/>
-          <w:sz w:val="24"/>
-          <w:szCs w:val="24"/>
-        </w:rPr>
-        <w:t xml:space="preserve">cause </w:t>
-      </w:r>
-      <w:r>
-        <w:rPr>
-          <w:rFonts w:ascii="Times New Roman" w:hAnsi="Times New Roman"/>
-          <w:sz w:val="24"/>
-          <w:szCs w:val="24"/>
-        </w:rPr>
-        <w:t xml:space="preserve">the Company or </w:t>
-      </w:r>
-      <w:r>
-        <w:rPr>
-          <w:rFonts w:ascii="Times New Roman" w:hAnsi="Times New Roman"/>
-          <w:strike/>
-          <w:color w:val="C00000"/>
-          <w:sz w:val="24"/>
-          <w:szCs w:val="24"/>
-        </w:rPr>
-        <w:t xml:space="preserve">with </w:t>
-      </w:r>
-      <w:r>
-        <w:rPr>
-          <w:rFonts w:ascii="Times New Roman" w:hAnsi="Times New Roman"/>
-          <w:sz w:val="24"/>
-          <w:szCs w:val="24"/>
-        </w:rPr>
-        <w:t xml:space="preserve">any Protected Series </w:t>
-      </w:r>
-      <w:r>
-        <w:rPr>
-          <w:rFonts w:ascii="Times New Roman" w:hAnsi="Times New Roman"/>
-          <w:color w:val="0645AD"/>
-          <w:u w:val="single"/>
-          <w:sz w:val="24"/>
-          <w:szCs w:val="24"/>
-        </w:rPr>
-        <w:t xml:space="preserve">to enter into a transaction </w:t>
-      </w:r>
-      <w:r>
-        <w:rPr>
-          <w:rFonts w:ascii="Times New Roman" w:hAnsi="Times New Roman"/>
-          <w:sz w:val="24"/>
-          <w:szCs w:val="24"/>
-        </w:rPr>
-        <w:t xml:space="preserve">in </w:t>
-      </w:r>
-      <w:r>
-        <w:rPr>
-          <w:rFonts w:ascii="Times New Roman" w:hAnsi="Times New Roman"/>
-          <w:color w:val="0645AD"/>
-          <w:u w:val="single"/>
-          <w:sz w:val="24"/>
-          <w:szCs w:val="24"/>
-        </w:rPr>
-        <w:t xml:space="preserve">which a Member is directly or indirectly a party, or has a direct or indirect material financial interest or other material interest (each within </w:t>
-      </w:r>
-      <w:r>
-        <w:rPr>
-          <w:rFonts w:ascii="Times New Roman" w:hAnsi="Times New Roman"/>
-          <w:sz w:val="24"/>
-          <w:szCs w:val="24"/>
-        </w:rPr>
-        <w:t xml:space="preserve">the </w:t>
-      </w:r>
-      <w:r>
-        <w:rPr>
-          <w:rFonts w:ascii="Times New Roman" w:hAnsi="Times New Roman"/>
-          <w:strike/>
-          <w:color w:val="C00000"/>
-          <w:sz w:val="24"/>
-          <w:szCs w:val="24"/>
-        </w:rPr>
-        <w:t xml:space="preserve">conduct </w:t>
-      </w:r>
-      <w:r>
-        <w:rPr>
-          <w:rFonts w:ascii="Times New Roman" w:hAnsi="Times New Roman"/>
-          <w:color w:val="0645AD"/>
-          <w:u w:val="single"/>
-          <w:sz w:val="24"/>
-          <w:szCs w:val="24"/>
-        </w:rPr>
-        <w:t xml:space="preserve">meaning </w:t>
-      </w:r>
-      <w:r>
-        <w:rPr>
-          <w:rFonts w:ascii="Times New Roman" w:hAnsi="Times New Roman"/>
-          <w:sz w:val="24"/>
-          <w:szCs w:val="24"/>
-        </w:rPr>
-        <w:t xml:space="preserve">of </w:t>
-      </w:r>
-      <w:r>
-        <w:rPr>
-          <w:rFonts w:ascii="Times New Roman" w:hAnsi="Times New Roman"/>
-          <w:strike/>
-          <w:color w:val="C00000"/>
-          <w:sz w:val="24"/>
-          <w:szCs w:val="24"/>
-        </w:rPr>
-        <w:t xml:space="preserve">their activities </w:t>
-      </w:r>
-      <w:r>
-        <w:rPr>
-          <w:rFonts w:ascii="Times New Roman" w:hAnsi="Times New Roman"/>
-          <w:color w:val="0645AD"/>
-          <w:u w:val="single"/>
-          <w:sz w:val="24"/>
-          <w:szCs w:val="24"/>
-        </w:rPr>
-        <w:t xml:space="preserve">s. 605.04092, Florida Statutes), unless the material facts of the transaction </w:t>
-      </w:r>
-      <w:r>
-        <w:rPr>
-          <w:rFonts w:ascii="Times New Roman" w:hAnsi="Times New Roman"/>
-          <w:sz w:val="24"/>
-          <w:szCs w:val="24"/>
-        </w:rPr>
-        <w:t xml:space="preserve">and </w:t>
-      </w:r>
-      <w:r>
-        <w:rPr>
-          <w:rFonts w:ascii="Times New Roman" w:hAnsi="Times New Roman"/>
-          <w:strike/>
-          <w:color w:val="C00000"/>
-          <w:sz w:val="24"/>
-          <w:szCs w:val="24"/>
-        </w:rPr>
-        <w:t xml:space="preserve">affairs. This </w:t>
-      </w:r>
-      <w:r>
-        <w:rPr>
-          <w:rFonts w:ascii="Times New Roman" w:hAnsi="Times New Roman"/>
-          <w:color w:val="0645AD"/>
-          <w:u w:val="single"/>
-          <w:sz w:val="24"/>
-          <w:szCs w:val="24"/>
-        </w:rPr>
-        <w:t xml:space="preserve">of the interest have been disclosed or are known to the Members and the transaction is authorized, approved, or ratified by a Majority in Interest of the disinterested Members. A transaction so authorized, approved, or ratified is not void or voidable because of that relationship or interest, and a person challenging it bears the burden of proving its lack of fairness, as provided in s. 605.04092(2) and (4), Florida Statutes. A loan approved under </w:t>
-      </w:r>
-      <w:r>
-        <w:rPr>
-          <w:rFonts w:ascii="Times New Roman" w:hAnsi="Times New Roman"/>
-          <w:sz w:val="24"/>
-          <w:szCs w:val="24"/>
-        </w:rPr>
-        <w:t xml:space="preserve">Section </w:t>
-      </w:r>
-      <w:r>
-        <w:rPr>
-          <w:rFonts w:ascii="Times New Roman" w:hAnsi="Times New Roman"/>
-          <w:strike/>
-          <w:color w:val="C00000"/>
-          <w:sz w:val="24"/>
-          <w:szCs w:val="24"/>
-        </w:rPr>
-        <w:t xml:space="preserve">does not prohibit the Manager from engaging in any business or venture that does not so compete, </w:t>
-      </w:r>
-      <w:r>
-        <w:rPr>
-          <w:rFonts w:ascii="Times New Roman" w:hAnsi="Times New Roman"/>
-          <w:color w:val="0645AD"/>
-          <w:u w:val="single"/>
-          <w:sz w:val="24"/>
-          <w:szCs w:val="24"/>
-        </w:rPr>
-        <w:t xml:space="preserve">5.5(g), </w:t>
-      </w:r>
-      <w:r>
-        <w:rPr>
-          <w:rFonts w:ascii="Times New Roman" w:hAnsi="Times New Roman"/>
-          <w:sz w:val="24"/>
-          <w:szCs w:val="24"/>
-        </w:rPr>
-        <w:t xml:space="preserve">and </w:t>
-      </w:r>
-      <w:r>
-        <w:rPr>
-          <w:rFonts w:ascii="Times New Roman" w:hAnsi="Times New Roman"/>
-          <w:strike/>
-          <w:color w:val="C00000"/>
-          <w:sz w:val="24"/>
-          <w:szCs w:val="24"/>
-        </w:rPr>
-        <w:t xml:space="preserve">neither the Company, any Protected Series, nor any Member shall have any right in such a venture or its income by virtue of </w:t>
-      </w:r>
-      <w:r>
-        <w:rPr>
-          <w:rFonts w:ascii="Times New Roman" w:hAnsi="Times New Roman"/>
-          <w:color w:val="0645AD"/>
-          <w:u w:val="single"/>
-          <w:sz w:val="24"/>
-          <w:szCs w:val="24"/>
-        </w:rPr>
-        <w:t xml:space="preserve">compensation approved under Section 5.10, satisfy </w:t>
-      </w:r>
-      <w:r>
-        <w:rPr>
-          <w:rFonts w:ascii="Times New Roman" w:hAnsi="Times New Roman"/>
-          <w:sz w:val="24"/>
-          <w:szCs w:val="24"/>
-        </w:rPr>
-        <w:t xml:space="preserve">this </w:t>
-      </w:r>
-      <w:r>
-        <w:rPr>
-          <w:rFonts w:ascii="Times New Roman" w:hAnsi="Times New Roman"/>
-          <w:strike/>
-          <w:color w:val="C00000"/>
-          <w:sz w:val="24"/>
-          <w:szCs w:val="24"/>
-        </w:rPr>
-        <w:t xml:space="preserve">Agreement. </w:t>
-      </w:r>
-      <w:r>
-        <w:rPr>
-          <w:rFonts w:ascii="Times New Roman" w:hAnsi="Times New Roman"/>
-          <w:color w:val="0645AD"/>
-          <w:u w:val="single"/>
-          <w:sz w:val="24"/>
-          <w:szCs w:val="24"/>
-        </w:rPr>
-        <w:t xml:space="preserve">Section. </w:t>
+        <w:t xml:space="preserve">[ ] Alternative A — Noncompetition. Before the dissolution of the Company, the Manager shall not compete with the Company or with any Protected Series in the conduct of their activities and affairs. This Section does not prohibit the Manager from engaging in any business or venture that does not so compete, and neither the Company, any Protected Series, nor any Member shall have any right in such a venture or its income by virtue of this Agreement.</w:t>
       </w:r>
     </w:p>
     <w:p>
@@ -5216,24 +4928,6 @@
           <w:szCs w:val="24"/>
         </w:rPr>
         <w:t xml:space="preserve">[ ] Alternative B — Competition Permitted. The Manager may engage in and possess interests in other business ventures of every kind, whether or not competitive with the activities of the Company or of any Protected Series. Engaging in such ventures does not violate this Agreement or any duty under the Act, the Manager is not obligated to offer any business opportunity to the Company, any Protected Series, or any Member, and neither the Company, any Protected Series, nor any Member shall have any right in such ventures or their income by virtue of this Agreement. (Retain the Alternative selected in Section 4.7 and delete the other.)</w:t>
-      </w:r>
-    </w:p>
-    <w:p>
-      <w:pPr>
-        <w:keepLines/>
-        <w:widowControl/>
-        <w:spacing w:after="160"/>
-        <w:jc w:val="both"/>
-      </w:pPr>
-      <w:r>
-        <w:rPr>
-          <w:rFonts w:ascii="Times New Roman" w:hAnsi="Times New Roman"/>
-          <w:strike/>
-          <w:color w:val="C00000"/>
-          <w:sz w:val="24"/>
-          <w:szCs w:val="24"/>
-        </w:rPr>
-        <w:t xml:space="preserve">5.10 Conflict of Interest Transactions. Neither the Manager nor any Member shall cause the Company or any Protected Series to enter into a transaction in which the Manager or a Member is directly or indirectly a party, or has a direct or indirect material financial interest or other material interest (each within the meaning of s. 605.04092, Florida Statutes), unless the material facts of the transaction and of the interest have been disclosed or are known to the Members and the transaction is authorized, approved, or ratified by a Majority in Interest of the disinterested Members. A transaction so authorized, approved, or ratified is not void or voidable because of that relationship or interest, and a person challenging it bears the burden of proving its lack of fairness, as provided in s. 605.04092(2) and (4), Florida Statutes. A loan approved under Section 5.4(g), and compensation approved under Section 5.7, satisfy this Section.</w:t>
       </w:r>
     </w:p>
     <w:p>

--- a/docs/word/FPSLLC Redline - Manager-Managed vs Member-Managed S Corporation.docx
+++ b/docs/word/FPSLLC Redline - Manager-Managed vs Member-Managed S Corporation.docx
@@ -3381,82 +3381,242 @@
           <w:sz w:val="24"/>
           <w:szCs w:val="24"/>
         </w:rPr>
-        <w:t xml:space="preserve">5.2 Management of Each Protected Series. </w:t>
-      </w:r>
-      <w:r>
-        <w:rPr>
-          <w:rFonts w:ascii="Times New Roman" w:hAnsi="Times New Roman"/>
-          <w:strike/>
-          <w:color w:val="C00000"/>
-          <w:sz w:val="24"/>
-          <w:szCs w:val="24"/>
-        </w:rPr>
-        <w:t xml:space="preserve">Each </w:t>
-      </w:r>
-      <w:r>
-        <w:rPr>
-          <w:rFonts w:ascii="Times New Roman" w:hAnsi="Times New Roman"/>
-          <w:color w:val="0645AD"/>
-          <w:u w:val="single"/>
-          <w:sz w:val="24"/>
-          <w:szCs w:val="24"/>
-        </w:rPr>
-        <w:t xml:space="preserve">Every decision with respect to a </w:t>
-      </w:r>
-      <w:r>
-        <w:rPr>
-          <w:rFonts w:ascii="Times New Roman" w:hAnsi="Times New Roman"/>
-          <w:sz w:val="24"/>
-          <w:szCs w:val="24"/>
-        </w:rPr>
-        <w:t xml:space="preserve">Protected Series is </w:t>
-      </w:r>
-      <w:r>
-        <w:rPr>
-          <w:rFonts w:ascii="Times New Roman" w:hAnsi="Times New Roman"/>
-          <w:strike/>
-          <w:color w:val="C00000"/>
-          <w:sz w:val="24"/>
-          <w:szCs w:val="24"/>
-        </w:rPr>
-        <w:t xml:space="preserve">manager-managed. The Series Exhibit for a Protected Series may name one or more Protected Series Managers of that Protected Series. If it names none, each person then serving as a Manager of the Company is a Protected Series Manager of that Protected Series. As permitted by s. 605.2107(1)(n), Florida Statutes, this Section varies s. 605.2304(2) so that the Protected Series Managers are the Manager or Managers of the Company rather than the Company itself. A Protected Series Manager has, with respect to its Protected Series, the rights, powers, and duties that a manager of a manager-managed limited liability company has under the Act, subject to this Agreement and the Series Exhibit, and may be removed and replaced with respect to that Protected Series </w:t>
-      </w:r>
-      <w:r>
-        <w:rPr>
-          <w:rFonts w:ascii="Times New Roman" w:hAnsi="Times New Roman"/>
-          <w:color w:val="0645AD"/>
-          <w:u w:val="single"/>
-          <w:sz w:val="24"/>
-          <w:szCs w:val="24"/>
-        </w:rPr>
-        <w:t xml:space="preserve">made </w:t>
-      </w:r>
-      <w:r>
-        <w:rPr>
-          <w:rFonts w:ascii="Times New Roman" w:hAnsi="Times New Roman"/>
-          <w:sz w:val="24"/>
-          <w:szCs w:val="24"/>
-        </w:rPr>
-        <w:t xml:space="preserve">by a Majority in Interest of the </w:t>
-      </w:r>
-      <w:r>
-        <w:rPr>
-          <w:rFonts w:ascii="Times New Roman" w:hAnsi="Times New Roman"/>
-          <w:color w:val="0645AD"/>
-          <w:u w:val="single"/>
-          <w:sz w:val="24"/>
-          <w:szCs w:val="24"/>
-        </w:rPr>
-        <w:t xml:space="preserve">Members, and the Administrative Member performs for each Protected Series the ministerial functions described in Section 5.8. Because no Protected Series has an Associated Member, the Company is the protected-series manager of each Protected Series under s. 605.2304(2), Florida Statutes; it acts in that capacity through the </w:t>
-      </w:r>
-      <w:r>
-        <w:rPr>
-          <w:rFonts w:ascii="Times New Roman" w:hAnsi="Times New Roman"/>
+        <w:t xml:space="preserve">5.2 Management of Each Protected Series. Each Protected Series is </w:t>
+      </w:r>
+      <w:r>
+        <w:rPr>
+          <w:rFonts w:ascii="Times New Roman" w:hAnsi="Times New Roman"/>
+          <w:strike/>
+          <w:color w:val="C00000"/>
+          <w:sz w:val="24"/>
+          <w:szCs w:val="24"/>
+        </w:rPr>
+        <w:t xml:space="preserve">manager-managed. The Series Exhibit for a Protected Series may name one or more Protected Series Managers of that Protected Series. If it names none, each person then serving as a Manager of </w:t>
+      </w:r>
+      <w:r>
+        <w:rPr>
+          <w:rFonts w:ascii="Times New Roman" w:hAnsi="Times New Roman"/>
+          <w:color w:val="0645AD"/>
+          <w:u w:val="single"/>
+          <w:sz w:val="24"/>
+          <w:szCs w:val="24"/>
+        </w:rPr>
+        <w:t xml:space="preserve">managed by </w:t>
+      </w:r>
+      <w:r>
+        <w:rPr>
+          <w:rFonts w:ascii="Times New Roman" w:hAnsi="Times New Roman"/>
+          <w:sz w:val="24"/>
+          <w:szCs w:val="24"/>
+        </w:rPr>
+        <w:t xml:space="preserve">the </w:t>
+      </w:r>
+      <w:r>
+        <w:rPr>
+          <w:rFonts w:ascii="Times New Roman" w:hAnsi="Times New Roman"/>
+          <w:strike/>
+          <w:color w:val="C00000"/>
+          <w:sz w:val="24"/>
+          <w:szCs w:val="24"/>
+        </w:rPr>
+        <w:t xml:space="preserve">Company is a Protected Series Manager of that Protected Series. </w:t>
+      </w:r>
+      <w:r>
+        <w:rPr>
+          <w:rFonts w:ascii="Times New Roman" w:hAnsi="Times New Roman"/>
+          <w:color w:val="0645AD"/>
+          <w:u w:val="single"/>
           <w:sz w:val="24"/>
           <w:szCs w:val="24"/>
         </w:rPr>
         <w:t xml:space="preserve">Members. </w:t>
       </w:r>
+      <w:r>
+        <w:rPr>
+          <w:rFonts w:ascii="Times New Roman" w:hAnsi="Times New Roman"/>
+          <w:sz w:val="24"/>
+          <w:szCs w:val="24"/>
+        </w:rPr>
+        <w:t xml:space="preserve">As permitted by s. 605.2107(1)(n), Florida Statutes, this Section varies s. 605.2304(2) so that the </w:t>
+      </w:r>
+      <w:r>
+        <w:rPr>
+          <w:rFonts w:ascii="Times New Roman" w:hAnsi="Times New Roman"/>
+          <w:strike/>
+          <w:color w:val="C00000"/>
+          <w:sz w:val="24"/>
+          <w:szCs w:val="24"/>
+        </w:rPr>
+        <w:t xml:space="preserve">Protected Series Managers are the Manager or Managers of the Company </w:t>
+      </w:r>
+      <w:r>
+        <w:rPr>
+          <w:rFonts w:ascii="Times New Roman" w:hAnsi="Times New Roman"/>
+          <w:color w:val="0645AD"/>
+          <w:u w:val="single"/>
+          <w:sz w:val="24"/>
+          <w:szCs w:val="24"/>
+        </w:rPr>
+        <w:t xml:space="preserve">Members, </w:t>
+      </w:r>
+      <w:r>
+        <w:rPr>
+          <w:rFonts w:ascii="Times New Roman" w:hAnsi="Times New Roman"/>
+          <w:sz w:val="24"/>
+          <w:szCs w:val="24"/>
+        </w:rPr>
+        <w:t xml:space="preserve">rather than the </w:t>
+      </w:r>
+      <w:r>
+        <w:rPr>
+          <w:rFonts w:ascii="Times New Roman" w:hAnsi="Times New Roman"/>
+          <w:strike/>
+          <w:color w:val="C00000"/>
+          <w:sz w:val="24"/>
+          <w:szCs w:val="24"/>
+        </w:rPr>
+        <w:t xml:space="preserve">Company itself. A </w:t>
+      </w:r>
+      <w:r>
+        <w:rPr>
+          <w:rFonts w:ascii="Times New Roman" w:hAnsi="Times New Roman"/>
+          <w:color w:val="0645AD"/>
+          <w:u w:val="single"/>
+          <w:sz w:val="24"/>
+          <w:szCs w:val="24"/>
+        </w:rPr>
+        <w:t xml:space="preserve">Company, are the protected-series managers of each </w:t>
+      </w:r>
+      <w:r>
+        <w:rPr>
+          <w:rFonts w:ascii="Times New Roman" w:hAnsi="Times New Roman"/>
+          <w:sz w:val="24"/>
+          <w:szCs w:val="24"/>
+        </w:rPr>
+        <w:t xml:space="preserve">Protected </w:t>
+      </w:r>
+      <w:r>
+        <w:rPr>
+          <w:rFonts w:ascii="Times New Roman" w:hAnsi="Times New Roman"/>
+          <w:strike/>
+          <w:color w:val="C00000"/>
+          <w:sz w:val="24"/>
+          <w:szCs w:val="24"/>
+        </w:rPr>
+        <w:t xml:space="preserve">Series Manager has, </w:t>
+      </w:r>
+      <w:r>
+        <w:rPr>
+          <w:rFonts w:ascii="Times New Roman" w:hAnsi="Times New Roman"/>
+          <w:color w:val="0645AD"/>
+          <w:u w:val="single"/>
+          <w:sz w:val="24"/>
+          <w:szCs w:val="24"/>
+        </w:rPr>
+        <w:t xml:space="preserve">Series. Every decision </w:t>
+      </w:r>
+      <w:r>
+        <w:rPr>
+          <w:rFonts w:ascii="Times New Roman" w:hAnsi="Times New Roman"/>
+          <w:sz w:val="24"/>
+          <w:szCs w:val="24"/>
+        </w:rPr>
+        <w:t xml:space="preserve">with respect to </w:t>
+      </w:r>
+      <w:r>
+        <w:rPr>
+          <w:rFonts w:ascii="Times New Roman" w:hAnsi="Times New Roman"/>
+          <w:strike/>
+          <w:color w:val="C00000"/>
+          <w:sz w:val="24"/>
+          <w:szCs w:val="24"/>
+        </w:rPr>
+        <w:t xml:space="preserve">its </w:t>
+      </w:r>
+      <w:r>
+        <w:rPr>
+          <w:rFonts w:ascii="Times New Roman" w:hAnsi="Times New Roman"/>
+          <w:color w:val="0645AD"/>
+          <w:u w:val="single"/>
+          <w:sz w:val="24"/>
+          <w:szCs w:val="24"/>
+        </w:rPr>
+        <w:t xml:space="preserve">a Protected Series is made by a Majority in Interest of the Members as provided in Section 5.3, and the Administrative Member performs for each Protected Series the ministerial functions described in Section 5.8. The Members have, with respect to each </w:t>
+      </w:r>
+      <w:r>
+        <w:rPr>
+          <w:rFonts w:ascii="Times New Roman" w:hAnsi="Times New Roman"/>
+          <w:sz w:val="24"/>
+          <w:szCs w:val="24"/>
+        </w:rPr>
+        <w:t xml:space="preserve">Protected Series, the rights, powers, and duties </w:t>
+      </w:r>
+      <w:r>
+        <w:rPr>
+          <w:rFonts w:ascii="Times New Roman" w:hAnsi="Times New Roman"/>
+          <w:strike/>
+          <w:color w:val="C00000"/>
+          <w:sz w:val="24"/>
+          <w:szCs w:val="24"/>
+        </w:rPr>
+        <w:t xml:space="preserve">that a manager </w:t>
+      </w:r>
+      <w:r>
+        <w:rPr>
+          <w:rFonts w:ascii="Times New Roman" w:hAnsi="Times New Roman"/>
+          <w:sz w:val="24"/>
+          <w:szCs w:val="24"/>
+        </w:rPr>
+        <w:t xml:space="preserve">of </w:t>
+      </w:r>
+      <w:r>
+        <w:rPr>
+          <w:rFonts w:ascii="Times New Roman" w:hAnsi="Times New Roman"/>
+          <w:strike/>
+          <w:color w:val="C00000"/>
+          <w:sz w:val="24"/>
+          <w:szCs w:val="24"/>
+        </w:rPr>
+        <w:t xml:space="preserve">a manager-managed limited liability company has </w:t>
+      </w:r>
+      <w:r>
+        <w:rPr>
+          <w:rFonts w:ascii="Times New Roman" w:hAnsi="Times New Roman"/>
+          <w:color w:val="0645AD"/>
+          <w:u w:val="single"/>
+          <w:sz w:val="24"/>
+          <w:szCs w:val="24"/>
+        </w:rPr>
+        <w:t xml:space="preserve">protected-series managers </w:t>
+      </w:r>
+      <w:r>
+        <w:rPr>
+          <w:rFonts w:ascii="Times New Roman" w:hAnsi="Times New Roman"/>
+          <w:sz w:val="24"/>
+          <w:szCs w:val="24"/>
+        </w:rPr>
+        <w:t xml:space="preserve">under the Act, subject to this Agreement and the Series </w:t>
+      </w:r>
+      <w:r>
+        <w:rPr>
+          <w:rFonts w:ascii="Times New Roman" w:hAnsi="Times New Roman"/>
+          <w:strike/>
+          <w:color w:val="C00000"/>
+          <w:sz w:val="24"/>
+          <w:szCs w:val="24"/>
+        </w:rPr>
+        <w:t xml:space="preserve">Exhibit, and may be removed and replaced with respect to that Protected Series by a Majority in Interest of the Members. </w:t>
+      </w:r>
+      <w:r>
+        <w:rPr>
+          <w:rFonts w:ascii="Times New Roman" w:hAnsi="Times New Roman"/>
+          <w:color w:val="0645AD"/>
+          <w:u w:val="single"/>
+          <w:sz w:val="24"/>
+          <w:szCs w:val="24"/>
+        </w:rPr>
+        <w:t xml:space="preserve">Exhibit. </w:t>
+      </w:r>
     </w:p>
     <w:p>
       <w:pPr>
@@ -7579,7 +7739,7 @@
           <w:sz w:val="24"/>
           <w:szCs w:val="24"/>
         </w:rPr>
-        <w:t xml:space="preserve">The Company, </w:t>
+        <w:t xml:space="preserve">The Members, </w:t>
       </w:r>
       <w:r>
         <w:rPr>
@@ -7607,7 +7767,7 @@
           <w:sz w:val="24"/>
           <w:szCs w:val="24"/>
         </w:rPr>
-        <w:t xml:space="preserve">protected-series manager (s. 605.2304(2), Fla. Stat.), acting through a Majority in Interest of the Members </w:t>
+        <w:t xml:space="preserve">protected-series managers (s. 605.2304, Fla. Stat., as varied by Section 5.2 of the Agreement), acting by a Majority in Interest </w:t>
       </w:r>
       <w:r>
         <w:rPr>
